--- a/01-电源电路/02-开关电源/全桥/全桥DC-DC电路/全桥DC-DC电路.docx
+++ b/01-电源电路/02-开关电源/全桥/全桥DC-DC电路/全桥DC-DC电路.docx
@@ -3362,6 +3362,20 @@
     </w:p>
     <w:bookmarkEnd w:id="26"/>
     <w:bookmarkEnd w:id="27"/>
+    <w:p>
+      <w:pPr>
+        <w:spacing w:before="360"/>
+        <w:jc w:val="center"/>
+      </w:pPr>
+      <w:r>
+        <w:rPr>
+          <w:rFonts w:ascii="Times New Roman" w:hAnsi="Times New Roman"/>
+          <w:color w:val="555555"/>
+          <w:sz w:val="21"/>
+        </w:rPr>
+        <w:t>材料收集者：杜文杰</w:t>
+      </w:r>
+    </w:p>
     <w:sectPr>
       <w:headerReference r:id="rId9" w:type="default"/>
       <w:footerReference r:id="rId10" w:type="default"/>

--- a/01-电源电路/02-开关电源/全桥/全桥DC-DC电路/全桥DC-DC电路.docx
+++ b/01-电源电路/02-开关电源/全桥/全桥DC-DC电路/全桥DC-DC电路.docx
@@ -1,6 +1,6 @@
 
 <file path=word/document.xml><?xml version="1.0" encoding="utf-8"?>
-<w:document xmlns:w="http://schemas.openxmlformats.org/wordprocessingml/2006/main" xmlns:m="http://schemas.openxmlformats.org/officeDocument/2006/math" xmlns:r="http://schemas.openxmlformats.org/officeDocument/2006/relationships" xmlns:o="urn:schemas-microsoft-com:office:office" xmlns:v="urn:schemas-microsoft-com:vml" xmlns:w10="urn:schemas-microsoft-com:office:word" xmlns:a="http://schemas.openxmlformats.org/drawingml/2006/main" xmlns:pic="http://schemas.openxmlformats.org/drawingml/2006/picture" xmlns:wp="http://schemas.openxmlformats.org/drawingml/2006/wordprocessingDrawing">
+<w:document xmlns:m="http://schemas.openxmlformats.org/officeDocument/2006/math" xmlns:r="http://schemas.openxmlformats.org/officeDocument/2006/relationships" xmlns:w="http://schemas.openxmlformats.org/wordprocessingml/2006/main" xmlns:o="urn:schemas-microsoft-com:office:office" xmlns:v="urn:schemas-microsoft-com:vml" xmlns:w10="urn:schemas-microsoft-com:office:word" xmlns:a="http://schemas.openxmlformats.org/drawingml/2006/main" xmlns:pic="http://schemas.openxmlformats.org/drawingml/2006/picture" xmlns:wp="http://schemas.openxmlformats.org/drawingml/2006/wordprocessingDrawing">
   <w:body>
     <w:bookmarkStart w:id="27" w:name="全桥-dc-dc-电路"/>
     <w:p>
@@ -9,16 +9,19 @@
       </w:pPr>
       <w:r>
         <w:rPr>
-          <w:rFonts w:hint="eastAsia"/>
+          <w:rFonts w:hint="eastAsia" w:eastAsia="黑体"/>
         </w:rPr>
         <w:t xml:space="preserve">全桥</w:t>
       </w:r>
       <w:r>
+        <w:rPr>
+          <w:rFonts w:eastAsia="黑体"/>
+        </w:rPr>
         <w:t xml:space="preserve"> DC-DC </w:t>
       </w:r>
       <w:r>
         <w:rPr>
-          <w:rFonts w:hint="eastAsia"/>
+          <w:rFonts w:hint="eastAsia" w:eastAsia="黑体"/>
         </w:rPr>
         <w:t xml:space="preserve">电路</w:t>
       </w:r>
@@ -30,7 +33,7 @@
       </w:pPr>
       <w:r>
         <w:rPr>
-          <w:rFonts w:hint="eastAsia"/>
+          <w:rFonts w:hint="eastAsia" w:eastAsia="黑体"/>
         </w:rPr>
         <w:t xml:space="preserve">拓扑描述</w:t>
       </w:r>
@@ -41,16 +44,19 @@
       </w:pPr>
       <w:r>
         <w:rPr>
-          <w:rFonts w:hint="eastAsia"/>
+          <w:rFonts w:hint="eastAsia" w:eastAsia="黑体"/>
         </w:rPr>
         <w:t xml:space="preserve">由</w:t>
       </w:r>
       <w:r>
+        <w:rPr>
+          <w:rFonts w:eastAsia="黑体"/>
+        </w:rPr>
         <w:t xml:space="preserve"> </w:t>
       </w:r>
       <w:r>
         <w:rPr>
-          <w:rFonts w:hint="eastAsia"/>
+          <w:rFonts w:hint="eastAsia" w:eastAsia="黑体"/>
           <w:b/>
           <w:bCs/>
         </w:rPr>
@@ -58,6 +64,7 @@
       </w:r>
       <w:r>
         <w:rPr>
+          <w:rFonts w:eastAsia="黑体"/>
           <w:b/>
           <w:bCs/>
         </w:rPr>
@@ -79,6 +86,7 @@
       </m:oMath>
       <w:r>
         <w:rPr>
+          <w:rFonts w:eastAsia="黑体"/>
           <w:b/>
           <w:bCs/>
         </w:rPr>
@@ -100,22 +108,25 @@
       </m:oMath>
       <w:r>
         <w:rPr>
-          <w:rFonts w:hint="eastAsia"/>
+          <w:rFonts w:hint="eastAsia" w:eastAsia="黑体"/>
         </w:rPr>
         <w:t xml:space="preserve">（通常为</w:t>
       </w:r>
       <w:r>
+        <w:rPr>
+          <w:rFonts w:eastAsia="黑体"/>
+        </w:rPr>
         <w:t xml:space="preserve"> </w:t>
       </w:r>
       <w:r>
         <w:rPr>
-          <w:rFonts w:hint="eastAsia"/>
+          <w:rFonts w:hint="eastAsia" w:eastAsia="黑体"/>
         </w:rPr>
         <w:t xml:space="preserve">MOSFET）、</w:t>
       </w:r>
       <w:r>
         <w:rPr>
-          <w:rFonts w:hint="eastAsia"/>
+          <w:rFonts w:hint="eastAsia" w:eastAsia="黑体"/>
           <w:b/>
           <w:bCs/>
         </w:rPr>
@@ -123,6 +134,7 @@
       </w:r>
       <w:r>
         <w:rPr>
+          <w:rFonts w:eastAsia="黑体"/>
           <w:b/>
           <w:bCs/>
         </w:rPr>
@@ -134,11 +146,14 @@
         </m:r>
       </m:oMath>
       <w:r>
+        <w:rPr>
+          <w:rFonts w:eastAsia="黑体"/>
+        </w:rPr>
         <w:t xml:space="preserve">、</w:t>
       </w:r>
       <w:r>
         <w:rPr>
-          <w:rFonts w:hint="eastAsia"/>
+          <w:rFonts w:hint="eastAsia" w:eastAsia="黑体"/>
           <w:b/>
           <w:bCs/>
         </w:rPr>
@@ -146,6 +161,7 @@
       </w:r>
       <w:r>
         <w:rPr>
+          <w:rFonts w:eastAsia="黑体"/>
           <w:b/>
           <w:bCs/>
         </w:rPr>
@@ -169,20 +185,26 @@
         </m:sSub>
       </m:oMath>
       <w:r>
+        <w:rPr>
+          <w:rFonts w:eastAsia="黑体"/>
+        </w:rPr>
         <w:t xml:space="preserve"> </w:t>
       </w:r>
       <w:r>
         <w:rPr>
-          <w:rFonts w:hint="eastAsia"/>
+          <w:rFonts w:hint="eastAsia" w:eastAsia="黑体"/>
         </w:rPr>
         <w:t xml:space="preserve">与</w:t>
       </w:r>
       <w:r>
+        <w:rPr>
+          <w:rFonts w:eastAsia="黑体"/>
+        </w:rPr>
         <w:t xml:space="preserve"> </w:t>
       </w:r>
       <w:r>
         <w:rPr>
-          <w:rFonts w:hint="eastAsia"/>
+          <w:rFonts w:hint="eastAsia" w:eastAsia="黑体"/>
           <w:b/>
           <w:bCs/>
         </w:rPr>
@@ -190,6 +212,7 @@
       </w:r>
       <w:r>
         <w:rPr>
+          <w:rFonts w:eastAsia="黑体"/>
           <w:b/>
           <w:bCs/>
         </w:rPr>
@@ -197,24 +220,27 @@
       </w:r>
       <w:r>
         <w:rPr>
-          <w:rFonts w:hint="eastAsia"/>
+          <w:rFonts w:hint="eastAsia" w:eastAsia="黑体"/>
           <w:b/>
           <w:bCs/>
         </w:rPr>
         <w:t xml:space="preserve">LC（或倍流）滤波电路</w:t>
       </w:r>
       <w:r>
+        <w:rPr>
+          <w:rFonts w:eastAsia="黑体"/>
+        </w:rPr>
         <w:t xml:space="preserve"> </w:t>
       </w:r>
       <w:r>
         <w:rPr>
-          <w:rFonts w:hint="eastAsia"/>
+          <w:rFonts w:hint="eastAsia" w:eastAsia="黑体"/>
         </w:rPr>
         <w:t xml:space="preserve">组成。电路关键节点：</w:t>
       </w:r>
       <w:r>
         <w:rPr>
-          <w:rFonts w:hint="eastAsia"/>
+          <w:rFonts w:hint="eastAsia" w:eastAsia="黑体"/>
           <w:b/>
           <w:bCs/>
         </w:rPr>
@@ -222,6 +248,7 @@
       </w:r>
       <w:r>
         <w:rPr>
+          <w:rFonts w:eastAsia="黑体"/>
           <w:b/>
           <w:bCs/>
         </w:rPr>
@@ -229,7 +256,7 @@
       </w:r>
       <w:r>
         <w:rPr>
-          <w:rFonts w:hint="eastAsia"/>
+          <w:rFonts w:hint="eastAsia" w:eastAsia="黑体"/>
           <w:b/>
           <w:bCs/>
         </w:rPr>
@@ -237,6 +264,7 @@
       </w:r>
       <w:r>
         <w:rPr>
+          <w:rFonts w:eastAsia="黑体"/>
           <w:b/>
           <w:bCs/>
         </w:rPr>
@@ -267,11 +295,14 @@
       </m:oMath>
       <w:r>
         <w:rPr>
-          <w:rFonts w:hint="eastAsia"/>
+          <w:rFonts w:hint="eastAsia" w:eastAsia="黑体"/>
         </w:rPr>
         <w:t xml:space="preserve">（输入母线电容</w:t>
       </w:r>
       <w:r>
+        <w:rPr>
+          <w:rFonts w:eastAsia="黑体"/>
+        </w:rPr>
         <w:t xml:space="preserve"> </w:t>
       </w:r>
       <m:oMath>
@@ -292,11 +323,14 @@
         </m:sSub>
       </m:oMath>
       <w:r>
+        <w:rPr>
+          <w:rFonts w:eastAsia="黑体"/>
+        </w:rPr>
         <w:t xml:space="preserve"> </w:t>
       </w:r>
       <w:r>
         <w:rPr>
-          <w:rFonts w:hint="eastAsia"/>
+          <w:rFonts w:hint="eastAsia" w:eastAsia="黑体"/>
         </w:rPr>
         <w:t xml:space="preserve">一端、</w:t>
       </w:r>
@@ -315,15 +349,21 @@
         </m:sSub>
       </m:oMath>
       <w:r>
+        <w:rPr>
+          <w:rFonts w:eastAsia="黑体"/>
+        </w:rPr>
         <w:t xml:space="preserve"> </w:t>
       </w:r>
       <w:r>
         <w:rPr>
-          <w:rFonts w:hint="eastAsia"/>
+          <w:rFonts w:hint="eastAsia" w:eastAsia="黑体"/>
         </w:rPr>
         <w:t xml:space="preserve">与</w:t>
       </w:r>
       <w:r>
+        <w:rPr>
+          <w:rFonts w:eastAsia="黑体"/>
+        </w:rPr>
         <w:t xml:space="preserve"> </w:t>
       </w:r>
       <m:oMath>
@@ -341,17 +381,20 @@
         </m:sSub>
       </m:oMath>
       <w:r>
+        <w:rPr>
+          <w:rFonts w:eastAsia="黑体"/>
+        </w:rPr>
         <w:t xml:space="preserve"> </w:t>
       </w:r>
       <w:r>
         <w:rPr>
-          <w:rFonts w:hint="eastAsia"/>
+          <w:rFonts w:hint="eastAsia" w:eastAsia="黑体"/>
         </w:rPr>
         <w:t xml:space="preserve">的漏极相连）；</w:t>
       </w:r>
       <w:r>
         <w:rPr>
-          <w:rFonts w:hint="eastAsia"/>
+          <w:rFonts w:hint="eastAsia" w:eastAsia="黑体"/>
           <w:b/>
           <w:bCs/>
         </w:rPr>
@@ -359,6 +402,7 @@
       </w:r>
       <w:r>
         <w:rPr>
+          <w:rFonts w:eastAsia="黑体"/>
           <w:b/>
           <w:bCs/>
         </w:rPr>
@@ -366,7 +410,7 @@
       </w:r>
       <w:r>
         <w:rPr>
-          <w:rFonts w:hint="eastAsia"/>
+          <w:rFonts w:hint="eastAsia" w:eastAsia="黑体"/>
           <w:b/>
           <w:bCs/>
         </w:rPr>
@@ -374,6 +418,7 @@
       </w:r>
       <w:r>
         <w:rPr>
+          <w:rFonts w:eastAsia="黑体"/>
           <w:b/>
           <w:bCs/>
         </w:rPr>
@@ -381,7 +426,7 @@
       </w:r>
       <w:r>
         <w:rPr>
-          <w:rFonts w:hint="eastAsia"/>
+          <w:rFonts w:hint="eastAsia" w:eastAsia="黑体"/>
         </w:rPr>
         <w:t xml:space="preserve">（</w:t>
       </w:r>
@@ -400,11 +445,14 @@
         </m:sSub>
       </m:oMath>
       <w:r>
+        <w:rPr>
+          <w:rFonts w:eastAsia="黑体"/>
+        </w:rPr>
         <w:t xml:space="preserve"> </w:t>
       </w:r>
       <w:r>
         <w:rPr>
-          <w:rFonts w:hint="eastAsia"/>
+          <w:rFonts w:hint="eastAsia" w:eastAsia="黑体"/>
         </w:rPr>
         <w:t xml:space="preserve">源极、</w:t>
       </w:r>
@@ -423,17 +471,20 @@
         </m:sSub>
       </m:oMath>
       <w:r>
+        <w:rPr>
+          <w:rFonts w:eastAsia="黑体"/>
+        </w:rPr>
         <w:t xml:space="preserve"> </w:t>
       </w:r>
       <w:r>
         <w:rPr>
-          <w:rFonts w:hint="eastAsia"/>
+          <w:rFonts w:hint="eastAsia" w:eastAsia="黑体"/>
         </w:rPr>
         <w:t xml:space="preserve">漏极、变压器初级一端相连）；</w:t>
       </w:r>
       <w:r>
         <w:rPr>
-          <w:rFonts w:hint="eastAsia"/>
+          <w:rFonts w:hint="eastAsia" w:eastAsia="黑体"/>
           <w:b/>
           <w:bCs/>
         </w:rPr>
@@ -441,6 +492,7 @@
       </w:r>
       <w:r>
         <w:rPr>
+          <w:rFonts w:eastAsia="黑体"/>
           <w:b/>
           <w:bCs/>
         </w:rPr>
@@ -448,7 +500,7 @@
       </w:r>
       <w:r>
         <w:rPr>
-          <w:rFonts w:hint="eastAsia"/>
+          <w:rFonts w:hint="eastAsia" w:eastAsia="黑体"/>
           <w:b/>
           <w:bCs/>
         </w:rPr>
@@ -456,6 +508,7 @@
       </w:r>
       <w:r>
         <w:rPr>
+          <w:rFonts w:eastAsia="黑体"/>
           <w:b/>
           <w:bCs/>
         </w:rPr>
@@ -463,7 +516,7 @@
       </w:r>
       <w:r>
         <w:rPr>
-          <w:rFonts w:hint="eastAsia"/>
+          <w:rFonts w:hint="eastAsia" w:eastAsia="黑体"/>
         </w:rPr>
         <w:t xml:space="preserve">（</w:t>
       </w:r>
@@ -482,11 +535,14 @@
         </m:sSub>
       </m:oMath>
       <w:r>
+        <w:rPr>
+          <w:rFonts w:eastAsia="黑体"/>
+        </w:rPr>
         <w:t xml:space="preserve"> </w:t>
       </w:r>
       <w:r>
         <w:rPr>
-          <w:rFonts w:hint="eastAsia"/>
+          <w:rFonts w:hint="eastAsia" w:eastAsia="黑体"/>
         </w:rPr>
         <w:t xml:space="preserve">源极、</w:t>
       </w:r>
@@ -505,17 +561,20 @@
         </m:sSub>
       </m:oMath>
       <w:r>
+        <w:rPr>
+          <w:rFonts w:eastAsia="黑体"/>
+        </w:rPr>
         <w:t xml:space="preserve"> </w:t>
       </w:r>
       <w:r>
         <w:rPr>
-          <w:rFonts w:hint="eastAsia"/>
+          <w:rFonts w:hint="eastAsia" w:eastAsia="黑体"/>
         </w:rPr>
         <w:t xml:space="preserve">漏极、变压器初级另一端相连）；</w:t>
       </w:r>
       <w:r>
         <w:rPr>
-          <w:rFonts w:hint="eastAsia"/>
+          <w:rFonts w:hint="eastAsia" w:eastAsia="黑体"/>
           <w:b/>
           <w:bCs/>
         </w:rPr>
@@ -523,6 +582,7 @@
       </w:r>
       <w:r>
         <w:rPr>
+          <w:rFonts w:eastAsia="黑体"/>
           <w:b/>
           <w:bCs/>
         </w:rPr>
@@ -530,7 +590,7 @@
       </w:r>
       <w:r>
         <w:rPr>
-          <w:rFonts w:hint="eastAsia"/>
+          <w:rFonts w:hint="eastAsia" w:eastAsia="黑体"/>
           <w:b/>
           <w:bCs/>
         </w:rPr>
@@ -538,6 +598,7 @@
       </w:r>
       <w:r>
         <w:rPr>
+          <w:rFonts w:eastAsia="黑体"/>
           <w:b/>
           <w:bCs/>
         </w:rPr>
@@ -545,7 +606,7 @@
       </w:r>
       <w:r>
         <w:rPr>
-          <w:rFonts w:hint="eastAsia"/>
+          <w:rFonts w:hint="eastAsia" w:eastAsia="黑体"/>
         </w:rPr>
         <w:t xml:space="preserve">（</w:t>
       </w:r>
@@ -567,11 +628,14 @@
         </m:sSub>
       </m:oMath>
       <w:r>
+        <w:rPr>
+          <w:rFonts w:eastAsia="黑体"/>
+        </w:rPr>
         <w:t xml:space="preserve"> </w:t>
       </w:r>
       <w:r>
         <w:rPr>
-          <w:rFonts w:hint="eastAsia"/>
+          <w:rFonts w:hint="eastAsia" w:eastAsia="黑体"/>
         </w:rPr>
         <w:t xml:space="preserve">另一端、</w:t>
       </w:r>
@@ -590,15 +654,21 @@
         </m:sSub>
       </m:oMath>
       <w:r>
+        <w:rPr>
+          <w:rFonts w:eastAsia="黑体"/>
+        </w:rPr>
         <w:t xml:space="preserve"> </w:t>
       </w:r>
       <w:r>
         <w:rPr>
-          <w:rFonts w:hint="eastAsia"/>
+          <w:rFonts w:hint="eastAsia" w:eastAsia="黑体"/>
         </w:rPr>
         <w:t xml:space="preserve">与</w:t>
       </w:r>
       <w:r>
+        <w:rPr>
+          <w:rFonts w:eastAsia="黑体"/>
+        </w:rPr>
         <w:t xml:space="preserve"> </w:t>
       </w:r>
       <m:oMath>
@@ -616,17 +686,20 @@
         </m:sSub>
       </m:oMath>
       <w:r>
+        <w:rPr>
+          <w:rFonts w:eastAsia="黑体"/>
+        </w:rPr>
         <w:t xml:space="preserve"> </w:t>
       </w:r>
       <w:r>
         <w:rPr>
-          <w:rFonts w:hint="eastAsia"/>
+          <w:rFonts w:hint="eastAsia" w:eastAsia="黑体"/>
         </w:rPr>
         <w:t xml:space="preserve">的源极相连）；</w:t>
       </w:r>
       <w:r>
         <w:rPr>
-          <w:rFonts w:hint="eastAsia"/>
+          <w:rFonts w:hint="eastAsia" w:eastAsia="黑体"/>
           <w:b/>
           <w:bCs/>
         </w:rPr>
@@ -634,6 +707,7 @@
       </w:r>
       <w:r>
         <w:rPr>
+          <w:rFonts w:eastAsia="黑体"/>
           <w:b/>
           <w:bCs/>
         </w:rPr>
@@ -641,7 +715,7 @@
       </w:r>
       <w:r>
         <w:rPr>
-          <w:rFonts w:hint="eastAsia"/>
+          <w:rFonts w:hint="eastAsia" w:eastAsia="黑体"/>
           <w:b/>
           <w:bCs/>
         </w:rPr>
@@ -649,6 +723,7 @@
       </w:r>
       <w:r>
         <w:rPr>
+          <w:rFonts w:eastAsia="黑体"/>
           <w:b/>
           <w:bCs/>
         </w:rPr>
@@ -676,7 +751,7 @@
       </m:oMath>
       <w:r>
         <w:rPr>
-          <w:rFonts w:hint="eastAsia"/>
+          <w:rFonts w:hint="eastAsia" w:eastAsia="黑体"/>
         </w:rPr>
         <w:t xml:space="preserve">（副边整流滤波后的正端）。</w:t>
       </w:r>
@@ -685,7 +760,7 @@
       <w:pPr/>
       <w:r>
         <w:rPr>
-          <w:rFonts w:hint="eastAsia"/>
+          <w:rFonts w:hint="eastAsia" w:eastAsia="黑体"/>
         </w:rPr>
         <w:t xml:space="preserve">各元件管脚连接：</w:t>
       </w:r>
@@ -704,15 +779,21 @@
         </m:sSub>
       </m:oMath>
       <w:r>
+        <w:rPr>
+          <w:rFonts w:eastAsia="黑体"/>
+        </w:rPr>
         <w:t xml:space="preserve"> </w:t>
       </w:r>
       <w:r>
         <w:rPr>
-          <w:rFonts w:hint="eastAsia"/>
+          <w:rFonts w:hint="eastAsia" w:eastAsia="黑体"/>
         </w:rPr>
         <w:t xml:space="preserve">漏极接</w:t>
       </w:r>
       <w:r>
+        <w:rPr>
+          <w:rFonts w:eastAsia="黑体"/>
+        </w:rPr>
         <w:t xml:space="preserve"> </w:t>
       </w:r>
       <m:oMath>
@@ -740,16 +821,19 @@
       </m:oMath>
       <w:r>
         <w:rPr>
-          <w:rFonts w:hint="eastAsia"/>
+          <w:rFonts w:hint="eastAsia" w:eastAsia="黑体"/>
         </w:rPr>
         <w:t xml:space="preserve">、源极接开关节点</w:t>
       </w:r>
       <w:r>
+        <w:rPr>
+          <w:rFonts w:eastAsia="黑体"/>
+        </w:rPr>
         <w:t xml:space="preserve"> </w:t>
       </w:r>
       <w:r>
         <w:rPr>
-          <w:rFonts w:hint="eastAsia"/>
+          <w:rFonts w:hint="eastAsia" w:eastAsia="黑体"/>
         </w:rPr>
         <w:t xml:space="preserve">A、栅极接驱动；</w:t>
       </w:r>
@@ -768,20 +852,26 @@
         </m:sSub>
       </m:oMath>
       <w:r>
+        <w:rPr>
+          <w:rFonts w:eastAsia="黑体"/>
+        </w:rPr>
         <w:t xml:space="preserve"> </w:t>
       </w:r>
       <w:r>
         <w:rPr>
-          <w:rFonts w:hint="eastAsia"/>
+          <w:rFonts w:hint="eastAsia" w:eastAsia="黑体"/>
         </w:rPr>
         <w:t xml:space="preserve">漏极接开关节点</w:t>
       </w:r>
       <w:r>
+        <w:rPr>
+          <w:rFonts w:eastAsia="黑体"/>
+        </w:rPr>
         <w:t xml:space="preserve"> </w:t>
       </w:r>
       <w:r>
         <w:rPr>
-          <w:rFonts w:hint="eastAsia"/>
+          <w:rFonts w:hint="eastAsia" w:eastAsia="黑体"/>
         </w:rPr>
         <w:t xml:space="preserve">A、源极接地、栅极接驱动；</w:t>
       </w:r>
@@ -800,15 +890,21 @@
         </m:sSub>
       </m:oMath>
       <w:r>
+        <w:rPr>
+          <w:rFonts w:eastAsia="黑体"/>
+        </w:rPr>
         <w:t xml:space="preserve"> </w:t>
       </w:r>
       <w:r>
         <w:rPr>
-          <w:rFonts w:hint="eastAsia"/>
+          <w:rFonts w:hint="eastAsia" w:eastAsia="黑体"/>
         </w:rPr>
         <w:t xml:space="preserve">漏极接</w:t>
       </w:r>
       <w:r>
+        <w:rPr>
+          <w:rFonts w:eastAsia="黑体"/>
+        </w:rPr>
         <w:t xml:space="preserve"> </w:t>
       </w:r>
       <m:oMath>
@@ -836,16 +932,19 @@
       </m:oMath>
       <w:r>
         <w:rPr>
-          <w:rFonts w:hint="eastAsia"/>
+          <w:rFonts w:hint="eastAsia" w:eastAsia="黑体"/>
         </w:rPr>
         <w:t xml:space="preserve">、源极接开关节点</w:t>
       </w:r>
       <w:r>
+        <w:rPr>
+          <w:rFonts w:eastAsia="黑体"/>
+        </w:rPr>
         <w:t xml:space="preserve"> </w:t>
       </w:r>
       <w:r>
         <w:rPr>
-          <w:rFonts w:hint="eastAsia"/>
+          <w:rFonts w:hint="eastAsia" w:eastAsia="黑体"/>
         </w:rPr>
         <w:t xml:space="preserve">B、栅极接驱动；</w:t>
       </w:r>
@@ -864,26 +963,32 @@
         </m:sSub>
       </m:oMath>
       <w:r>
+        <w:rPr>
+          <w:rFonts w:eastAsia="黑体"/>
+        </w:rPr>
         <w:t xml:space="preserve"> </w:t>
       </w:r>
       <w:r>
         <w:rPr>
-          <w:rFonts w:hint="eastAsia"/>
+          <w:rFonts w:hint="eastAsia" w:eastAsia="黑体"/>
         </w:rPr>
         <w:t xml:space="preserve">漏极接开关节点</w:t>
       </w:r>
       <w:r>
+        <w:rPr>
+          <w:rFonts w:eastAsia="黑体"/>
+        </w:rPr>
         <w:t xml:space="preserve"> </w:t>
       </w:r>
       <w:r>
         <w:rPr>
-          <w:rFonts w:hint="eastAsia"/>
+          <w:rFonts w:hint="eastAsia" w:eastAsia="黑体"/>
         </w:rPr>
         <w:t xml:space="preserve">B、源极接地、栅极接驱动；</w:t>
       </w:r>
       <w:r>
         <w:rPr>
-          <w:rFonts w:hint="eastAsia"/>
+          <w:rFonts w:hint="eastAsia" w:eastAsia="黑体"/>
           <w:b/>
           <w:bCs/>
         </w:rPr>
@@ -891,6 +996,7 @@
       </w:r>
       <w:r>
         <w:rPr>
+          <w:rFonts w:eastAsia="黑体"/>
           <w:b/>
           <w:bCs/>
         </w:rPr>
@@ -902,29 +1008,38 @@
         </m:r>
       </m:oMath>
       <w:r>
+        <w:rPr>
+          <w:rFonts w:eastAsia="黑体"/>
+        </w:rPr>
         <w:t xml:space="preserve"> </w:t>
       </w:r>
       <w:r>
         <w:rPr>
-          <w:rFonts w:hint="eastAsia"/>
+          <w:rFonts w:hint="eastAsia" w:eastAsia="黑体"/>
         </w:rPr>
         <w:t xml:space="preserve">初级两端分别接开关节点</w:t>
       </w:r>
       <w:r>
+        <w:rPr>
+          <w:rFonts w:eastAsia="黑体"/>
+        </w:rPr>
         <w:t xml:space="preserve"> A </w:t>
       </w:r>
       <w:r>
         <w:rPr>
-          <w:rFonts w:hint="eastAsia"/>
+          <w:rFonts w:hint="eastAsia" w:eastAsia="黑体"/>
         </w:rPr>
         <w:t xml:space="preserve">与开关节点</w:t>
       </w:r>
       <w:r>
+        <w:rPr>
+          <w:rFonts w:eastAsia="黑体"/>
+        </w:rPr>
         <w:t xml:space="preserve"> </w:t>
       </w:r>
       <w:r>
         <w:rPr>
-          <w:rFonts w:hint="eastAsia"/>
+          <w:rFonts w:hint="eastAsia" w:eastAsia="黑体"/>
         </w:rPr>
         <w:t xml:space="preserve">B，次级接副边整流；</w:t>
       </w:r>
@@ -946,15 +1061,21 @@
         </m:sSub>
       </m:oMath>
       <w:r>
+        <w:rPr>
+          <w:rFonts w:eastAsia="黑体"/>
+        </w:rPr>
         <w:t xml:space="preserve"> </w:t>
       </w:r>
       <w:r>
         <w:rPr>
-          <w:rFonts w:hint="eastAsia"/>
+          <w:rFonts w:hint="eastAsia" w:eastAsia="黑体"/>
         </w:rPr>
         <w:t xml:space="preserve">一端接</w:t>
       </w:r>
       <w:r>
+        <w:rPr>
+          <w:rFonts w:eastAsia="黑体"/>
+        </w:rPr>
         <w:t xml:space="preserve"> </w:t>
       </w:r>
       <m:oMath>
@@ -982,11 +1103,14 @@
       </m:oMath>
       <w:r>
         <w:rPr>
-          <w:rFonts w:hint="eastAsia"/>
+          <w:rFonts w:hint="eastAsia" w:eastAsia="黑体"/>
         </w:rPr>
         <w:t xml:space="preserve">、另一端接地；副边整流管（全波或倍流整流）与滤波电感</w:t>
       </w:r>
       <w:r>
+        <w:rPr>
+          <w:rFonts w:eastAsia="黑体"/>
+        </w:rPr>
         <w:t xml:space="preserve"> </w:t>
       </w:r>
       <m:oMath>
@@ -1005,11 +1129,14 @@
       </m:oMath>
       <w:r>
         <w:rPr>
-          <w:rFonts w:hint="eastAsia"/>
+          <w:rFonts w:hint="eastAsia" w:eastAsia="黑体"/>
         </w:rPr>
         <w:t xml:space="preserve">、滤波电容</w:t>
       </w:r>
       <w:r>
+        <w:rPr>
+          <w:rFonts w:eastAsia="黑体"/>
+        </w:rPr>
         <w:t xml:space="preserve"> </w:t>
       </w:r>
       <m:oMath>
@@ -1027,15 +1154,21 @@
         </m:sSub>
       </m:oMath>
       <w:r>
+        <w:rPr>
+          <w:rFonts w:eastAsia="黑体"/>
+        </w:rPr>
         <w:t xml:space="preserve"> </w:t>
       </w:r>
       <w:r>
         <w:rPr>
-          <w:rFonts w:hint="eastAsia"/>
+          <w:rFonts w:hint="eastAsia" w:eastAsia="黑体"/>
         </w:rPr>
         <w:t xml:space="preserve">构成整流滤波，其输出端接输出正端、另一端接地，负载跨接</w:t>
       </w:r>
       <w:r>
+        <w:rPr>
+          <w:rFonts w:eastAsia="黑体"/>
+        </w:rPr>
         <w:t xml:space="preserve"> </w:t>
       </w:r>
       <m:oMath>
@@ -1059,11 +1192,14 @@
         </m:sSub>
       </m:oMath>
       <w:r>
+        <w:rPr>
+          <w:rFonts w:eastAsia="黑体"/>
+        </w:rPr>
         <w:t xml:space="preserve"> </w:t>
       </w:r>
       <w:r>
         <w:rPr>
-          <w:rFonts w:hint="eastAsia"/>
+          <w:rFonts w:hint="eastAsia" w:eastAsia="黑体"/>
         </w:rPr>
         <w:t xml:space="preserve">与地。</w:t>
       </w:r>
@@ -1072,7 +1208,7 @@
       <w:pPr/>
       <w:r>
         <w:rPr>
-          <w:rFonts w:hint="eastAsia"/>
+          <w:rFonts w:hint="eastAsia" w:eastAsia="黑体"/>
         </w:rPr>
         <w:t xml:space="preserve">由此构成对角开关（</w:t>
       </w:r>
@@ -1109,15 +1245,21 @@
         </m:sSub>
       </m:oMath>
       <w:r>
+        <w:rPr>
+          <w:rFonts w:eastAsia="黑体"/>
+        </w:rPr>
         <w:t xml:space="preserve"> </w:t>
       </w:r>
       <w:r>
         <w:rPr>
-          <w:rFonts w:hint="eastAsia"/>
+          <w:rFonts w:hint="eastAsia" w:eastAsia="黑体"/>
         </w:rPr>
         <w:t xml:space="preserve">与</w:t>
       </w:r>
       <w:r>
+        <w:rPr>
+          <w:rFonts w:eastAsia="黑体"/>
+        </w:rPr>
         <w:t xml:space="preserve"> </w:t>
       </w:r>
       <m:oMath>
@@ -1154,20 +1296,26 @@
       </m:oMath>
       <w:r>
         <w:rPr>
-          <w:rFonts w:hint="eastAsia"/>
+          <w:rFonts w:hint="eastAsia" w:eastAsia="黑体"/>
         </w:rPr>
         <w:t xml:space="preserve">）交替导通、给变压器原边施加正负双向方波、副边再整流滤波的隔离型全桥</w:t>
       </w:r>
       <w:r>
+        <w:rPr>
+          <w:rFonts w:eastAsia="黑体"/>
+        </w:rPr>
         <w:t xml:space="preserve"> DC-DC </w:t>
       </w:r>
       <w:r>
         <w:rPr>
-          <w:rFonts w:hint="eastAsia"/>
+          <w:rFonts w:hint="eastAsia" w:eastAsia="黑体"/>
         </w:rPr>
         <w:t xml:space="preserve">组态，输出为</w:t>
       </w:r>
       <w:r>
+        <w:rPr>
+          <w:rFonts w:eastAsia="黑体"/>
+        </w:rPr>
         <w:t xml:space="preserve"> </w:t>
       </w:r>
       <m:oMath>
@@ -1252,7 +1400,7 @@
       </m:oMath>
       <w:r>
         <w:rPr>
-          <w:rFonts w:hint="eastAsia"/>
+          <w:rFonts w:hint="eastAsia" w:eastAsia="黑体"/>
         </w:rPr>
         <w:t xml:space="preserve">，用作中大功率隔离式降压/升压变换。</w:t>
       </w:r>
@@ -1265,7 +1413,7 @@
       </w:pPr>
       <w:r>
         <w:rPr>
-          <w:rFonts w:hint="eastAsia"/>
+          <w:rFonts w:hint="eastAsia" w:eastAsia="黑体"/>
         </w:rPr>
         <w:t xml:space="preserve">工作原理</w:t>
       </w:r>
@@ -1276,34 +1424,43 @@
       </w:pPr>
       <w:r>
         <w:rPr>
-          <w:rFonts w:hint="eastAsia"/>
+          <w:rFonts w:hint="eastAsia" w:eastAsia="黑体"/>
         </w:rPr>
         <w:t xml:space="preserve">对角开关对（Q1/Q4</w:t>
       </w:r>
       <w:r>
+        <w:rPr>
+          <w:rFonts w:eastAsia="黑体"/>
+        </w:rPr>
         <w:t xml:space="preserve"> </w:t>
       </w:r>
       <w:r>
         <w:rPr>
-          <w:rFonts w:hint="eastAsia"/>
+          <w:rFonts w:hint="eastAsia" w:eastAsia="黑体"/>
         </w:rPr>
         <w:t xml:space="preserve">与</w:t>
       </w:r>
       <w:r>
+        <w:rPr>
+          <w:rFonts w:eastAsia="黑体"/>
+        </w:rPr>
         <w:t xml:space="preserve"> </w:t>
       </w:r>
       <w:r>
         <w:rPr>
-          <w:rFonts w:hint="eastAsia"/>
+          <w:rFonts w:hint="eastAsia" w:eastAsia="黑体"/>
         </w:rPr>
         <w:t xml:space="preserve">Q2/Q3）轮流导通，给变压器原边施加交变方波，能量经变压器耦合到副边后再整流滤波成直流。通过调节占空比</w:t>
       </w:r>
       <w:r>
+        <w:rPr>
+          <w:rFonts w:eastAsia="黑体"/>
+        </w:rPr>
         <w:t xml:space="preserve"> D </w:t>
       </w:r>
       <w:r>
         <w:rPr>
-          <w:rFonts w:hint="eastAsia"/>
+          <w:rFonts w:hint="eastAsia" w:eastAsia="黑体"/>
         </w:rPr>
         <w:t xml:space="preserve">或移相角，控制输出电压。</w:t>
       </w:r>
@@ -1316,7 +1473,7 @@
       </w:pPr>
       <w:r>
         <w:rPr>
-          <w:rFonts w:hint="eastAsia"/>
+          <w:rFonts w:hint="eastAsia" w:eastAsia="黑体"/>
         </w:rPr>
         <w:t xml:space="preserve">关键计算公式</w:t>
       </w:r>
@@ -1330,20 +1487,26 @@
       </w:pPr>
       <w:r>
         <w:rPr>
-          <w:rFonts w:hint="eastAsia"/>
+          <w:rFonts w:hint="eastAsia" w:eastAsia="黑体"/>
         </w:rPr>
         <w:t xml:space="preserve">理想电压传输比（全桥</w:t>
       </w:r>
       <w:r>
+        <w:rPr>
+          <w:rFonts w:eastAsia="黑体"/>
+        </w:rPr>
         <w:t xml:space="preserve"> Buck </w:t>
       </w:r>
       <w:r>
         <w:rPr>
-          <w:rFonts w:hint="eastAsia"/>
+          <w:rFonts w:hint="eastAsia" w:eastAsia="黑体"/>
         </w:rPr>
         <w:t xml:space="preserve">型，两对角各导通</w:t>
       </w:r>
       <w:r>
+        <w:rPr>
+          <w:rFonts w:eastAsia="黑体"/>
+        </w:rPr>
         <w:t xml:space="preserve"> </w:t>
       </w:r>
       <m:oMath>
@@ -1356,7 +1519,7 @@
       </m:oMath>
       <w:r>
         <w:rPr>
-          <w:rFonts w:hint="eastAsia"/>
+          <w:rFonts w:hint="eastAsia" w:eastAsia="黑体"/>
         </w:rPr>
         <w:t xml:space="preserve">）：</w:t>
       </w:r>
@@ -1467,7 +1630,7 @@
       </w:pPr>
       <w:r>
         <w:rPr>
-          <w:rFonts w:hint="eastAsia"/>
+          <w:rFonts w:hint="eastAsia" w:eastAsia="黑体"/>
         </w:rPr>
         <w:t xml:space="preserve">占空比限制（避免桥臂直通，需留死区）：</w:t>
       </w:r>
@@ -1506,7 +1669,7 @@
       </w:pPr>
       <w:r>
         <w:rPr>
-          <w:rFonts w:hint="eastAsia"/>
+          <w:rFonts w:hint="eastAsia" w:eastAsia="黑体"/>
         </w:rPr>
         <w:t xml:space="preserve">变压器原边电压幅值：</w:t>
       </w:r>
@@ -1566,7 +1729,7 @@
       </w:pPr>
       <w:r>
         <w:rPr>
-          <w:rFonts w:hint="eastAsia"/>
+          <w:rFonts w:hint="eastAsia" w:eastAsia="黑体"/>
         </w:rPr>
         <w:t xml:space="preserve">原边电流有效值（近似）：</w:t>
       </w:r>
@@ -1688,7 +1851,7 @@
       </w:pPr>
       <w:r>
         <w:rPr>
-          <w:rFonts w:hint="eastAsia"/>
+          <w:rFonts w:hint="eastAsia" w:eastAsia="黑体"/>
         </w:rPr>
         <w:t xml:space="preserve">输出电感纹波电流（输出为续流电感时）：</w:t>
       </w:r>
@@ -1833,7 +1996,7 @@
             </w:pPr>
             <w:r>
               <w:rPr>
-                <w:rFonts w:hint="eastAsia"/>
+                <w:rFonts w:hint="eastAsia" w:eastAsia="黑体"/>
               </w:rPr>
               <w:t xml:space="preserve">符号</w:t>
             </w:r>
@@ -1847,7 +2010,7 @@
             </w:pPr>
             <w:r>
               <w:rPr>
-                <w:rFonts w:hint="eastAsia"/>
+                <w:rFonts w:hint="eastAsia" w:eastAsia="黑体"/>
               </w:rPr>
               <w:t xml:space="preserve">含义</w:t>
             </w:r>
@@ -1861,7 +2024,7 @@
             </w:pPr>
             <w:r>
               <w:rPr>
-                <w:rFonts w:hint="eastAsia"/>
+                <w:rFonts w:hint="eastAsia" w:eastAsia="黑体"/>
               </w:rPr>
               <w:t xml:space="preserve">单位</w:t>
             </w:r>
@@ -1893,6 +2056,9 @@
               </m:sSub>
             </m:oMath>
             <w:r>
+              <w:rPr>
+                <w:rFonts w:eastAsia="黑体"/>
+              </w:rPr>
               <w:t xml:space="preserve">、</w:t>
             </w:r>
             <m:oMath>
@@ -1919,7 +2085,7 @@
             </w:pPr>
             <w:r>
               <w:rPr>
-                <w:rFonts w:hint="eastAsia"/>
+                <w:rFonts w:hint="eastAsia" w:eastAsia="黑体"/>
               </w:rPr>
               <w:t xml:space="preserve">输入、输出电压</w:t>
             </w:r>
@@ -1932,6 +2098,9 @@
               <w:pStyle w:val="Compact"/>
             </w:pPr>
             <w:r>
+              <w:rPr>
+                <w:rFonts w:eastAsia="黑体"/>
+              </w:rPr>
               <w:t xml:space="preserve">V</w:t>
             </w:r>
           </w:p>
@@ -1950,6 +2119,9 @@
               </m:r>
             </m:oMath>
             <w:r>
+              <w:rPr>
+                <w:rFonts w:eastAsia="黑体"/>
+              </w:rPr>
               <w:t xml:space="preserve">​</w:t>
             </w:r>
           </w:p>
@@ -1962,7 +2134,7 @@
             </w:pPr>
             <w:r>
               <w:rPr>
-                <w:rFonts w:hint="eastAsia"/>
+                <w:rFonts w:hint="eastAsia" w:eastAsia="黑体"/>
               </w:rPr>
               <w:t xml:space="preserve">每个对角开关对的导通占空比</w:t>
             </w:r>
@@ -1975,6 +2147,9 @@
               <w:pStyle w:val="Compact"/>
             </w:pPr>
             <w:r>
+              <w:rPr>
+                <w:rFonts w:eastAsia="黑体"/>
+              </w:rPr>
               <w:t xml:space="preserve">—</w:t>
             </w:r>
           </w:p>
@@ -2002,6 +2177,9 @@
               </m:sSub>
             </m:oMath>
             <w:r>
+              <w:rPr>
+                <w:rFonts w:eastAsia="黑体"/>
+              </w:rPr>
               <w:t xml:space="preserve">、</w:t>
             </w:r>
             <m:oMath>
@@ -2028,7 +2206,7 @@
             </w:pPr>
             <w:r>
               <w:rPr>
-                <w:rFonts w:hint="eastAsia"/>
+                <w:rFonts w:hint="eastAsia" w:eastAsia="黑体"/>
               </w:rPr>
               <w:t xml:space="preserve">变压器原、副边匝数</w:t>
             </w:r>
@@ -2041,6 +2219,9 @@
               <w:pStyle w:val="Compact"/>
             </w:pPr>
             <w:r>
+              <w:rPr>
+                <w:rFonts w:eastAsia="黑体"/>
+              </w:rPr>
               <w:t xml:space="preserve">—</w:t>
             </w:r>
           </w:p>
@@ -2068,6 +2249,9 @@
               </m:sSub>
             </m:oMath>
             <w:r>
+              <w:rPr>
+                <w:rFonts w:eastAsia="黑体"/>
+              </w:rPr>
               <w:t xml:space="preserve">​</w:t>
             </w:r>
           </w:p>
@@ -2080,7 +2264,7 @@
             </w:pPr>
             <w:r>
               <w:rPr>
-                <w:rFonts w:hint="eastAsia"/>
+                <w:rFonts w:hint="eastAsia" w:eastAsia="黑体"/>
               </w:rPr>
               <w:t xml:space="preserve">开关频率</w:t>
             </w:r>
@@ -2093,6 +2277,9 @@
               <w:pStyle w:val="Compact"/>
             </w:pPr>
             <w:r>
+              <w:rPr>
+                <w:rFonts w:eastAsia="黑体"/>
+              </w:rPr>
               <w:t xml:space="preserve">Hz</w:t>
             </w:r>
           </w:p>
@@ -2120,6 +2307,9 @@
               </m:sSub>
             </m:oMath>
             <w:r>
+              <w:rPr>
+                <w:rFonts w:eastAsia="黑体"/>
+              </w:rPr>
               <w:t xml:space="preserve">​</w:t>
             </w:r>
           </w:p>
@@ -2132,7 +2322,7 @@
             </w:pPr>
             <w:r>
               <w:rPr>
-                <w:rFonts w:hint="eastAsia"/>
+                <w:rFonts w:hint="eastAsia" w:eastAsia="黑体"/>
               </w:rPr>
               <w:t xml:space="preserve">输出滤波电感</w:t>
             </w:r>
@@ -2145,6 +2335,9 @@
               <w:pStyle w:val="Compact"/>
             </w:pPr>
             <w:r>
+              <w:rPr>
+                <w:rFonts w:eastAsia="黑体"/>
+              </w:rPr>
               <w:t xml:space="preserve">H</w:t>
             </w:r>
           </w:p>
@@ -2172,6 +2365,9 @@
               </m:sSub>
             </m:oMath>
             <w:r>
+              <w:rPr>
+                <w:rFonts w:eastAsia="黑体"/>
+              </w:rPr>
               <w:t xml:space="preserve">​</w:t>
             </w:r>
           </w:p>
@@ -2184,7 +2380,7 @@
             </w:pPr>
             <w:r>
               <w:rPr>
-                <w:rFonts w:hint="eastAsia"/>
+                <w:rFonts w:hint="eastAsia" w:eastAsia="黑体"/>
               </w:rPr>
               <w:t xml:space="preserve">输出功率</w:t>
             </w:r>
@@ -2197,6 +2393,9 @@
               <w:pStyle w:val="Compact"/>
             </w:pPr>
             <w:r>
+              <w:rPr>
+                <w:rFonts w:eastAsia="黑体"/>
+              </w:rPr>
               <w:t xml:space="preserve">W</w:t>
             </w:r>
           </w:p>
@@ -2211,7 +2410,7 @@
       </w:pPr>
       <w:r>
         <w:rPr>
-          <w:rFonts w:hint="eastAsia"/>
+          <w:rFonts w:hint="eastAsia" w:eastAsia="黑体"/>
         </w:rPr>
         <w:t xml:space="preserve">元件调整影响</w:t>
       </w:r>
@@ -2226,7 +2425,7 @@
       </w:pPr>
       <w:r>
         <w:rPr>
-          <w:rFonts w:hint="eastAsia"/>
+          <w:rFonts w:hint="eastAsia" w:eastAsia="黑体"/>
           <w:b/>
           <w:bCs/>
         </w:rPr>
@@ -2234,6 +2433,7 @@
       </w:r>
       <w:r>
         <w:rPr>
+          <w:rFonts w:eastAsia="黑体"/>
           <w:b/>
           <w:bCs/>
         </w:rPr>
@@ -2273,6 +2473,7 @@
       </m:oMath>
       <w:r>
         <w:rPr>
+          <w:rFonts w:eastAsia="黑体"/>
           <w:b/>
           <w:bCs/>
         </w:rPr>
@@ -2280,20 +2481,27 @@
       </w:r>
       <w:r>
         <w:rPr>
+          <w:rFonts w:eastAsia="黑体"/>
           <w:b/>
           <w:bCs/>
         </w:rPr>
         <w:t xml:space="preserve">↑</w:t>
       </w:r>
       <w:r>
+        <w:rPr>
+          <w:rFonts w:eastAsia="黑体"/>
+        </w:rPr>
         <w:t xml:space="preserve"> </w:t>
       </w:r>
       <w:r>
+        <w:rPr>
+          <w:rFonts w:eastAsia="黑体"/>
+        </w:rPr>
         <w:t xml:space="preserve">→ </w:t>
       </w:r>
       <w:r>
         <w:rPr>
-          <w:rFonts w:hint="eastAsia"/>
+          <w:rFonts w:hint="eastAsia" w:eastAsia="黑体"/>
         </w:rPr>
         <w:t xml:space="preserve">输出电压降低（</w:t>
       </w:r>
@@ -2349,7 +2557,7 @@
       </m:oMath>
       <w:r>
         <w:rPr>
-          <w:rFonts w:hint="eastAsia"/>
+          <w:rFonts w:hint="eastAsia" w:eastAsia="黑体"/>
         </w:rPr>
         <w:t xml:space="preserve">）。</w:t>
       </w:r>
@@ -2364,7 +2572,7 @@
       </w:pPr>
       <w:r>
         <w:rPr>
-          <w:rFonts w:hint="eastAsia"/>
+          <w:rFonts w:hint="eastAsia" w:eastAsia="黑体"/>
           <w:b/>
           <w:bCs/>
         </w:rPr>
@@ -2372,6 +2580,7 @@
       </w:r>
       <w:r>
         <w:rPr>
+          <w:rFonts w:eastAsia="黑体"/>
           <w:b/>
           <w:bCs/>
         </w:rPr>
@@ -2384,6 +2593,7 @@
       </m:oMath>
       <w:r>
         <w:rPr>
+          <w:rFonts w:eastAsia="黑体"/>
           <w:b/>
           <w:bCs/>
         </w:rPr>
@@ -2391,29 +2601,39 @@
       </w:r>
       <w:r>
         <w:rPr>
+          <w:rFonts w:eastAsia="黑体"/>
           <w:b/>
           <w:bCs/>
         </w:rPr>
         <w:t xml:space="preserve">↑</w:t>
       </w:r>
       <w:r>
+        <w:rPr>
+          <w:rFonts w:eastAsia="黑体"/>
+        </w:rPr>
         <w:t xml:space="preserve"> </w:t>
       </w:r>
       <w:r>
+        <w:rPr>
+          <w:rFonts w:eastAsia="黑体"/>
+        </w:rPr>
         <w:t xml:space="preserve">→ </w:t>
       </w:r>
       <w:r>
         <w:rPr>
-          <w:rFonts w:hint="eastAsia"/>
+          <w:rFonts w:hint="eastAsia" w:eastAsia="黑体"/>
         </w:rPr>
         <w:t xml:space="preserve">输出电压升高，传递功率增大，但越接近</w:t>
       </w:r>
       <w:r>
+        <w:rPr>
+          <w:rFonts w:eastAsia="黑体"/>
+        </w:rPr>
         <w:t xml:space="preserve"> 0.5 </w:t>
       </w:r>
       <w:r>
         <w:rPr>
-          <w:rFonts w:hint="eastAsia"/>
+          <w:rFonts w:hint="eastAsia" w:eastAsia="黑体"/>
         </w:rPr>
         <w:t xml:space="preserve">越易直通。</w:t>
       </w:r>
@@ -2428,7 +2648,7 @@
       </w:pPr>
       <w:r>
         <w:rPr>
-          <w:rFonts w:hint="eastAsia"/>
+          <w:rFonts w:hint="eastAsia" w:eastAsia="黑体"/>
           <w:b/>
           <w:bCs/>
         </w:rPr>
@@ -2436,6 +2656,7 @@
       </w:r>
       <w:r>
         <w:rPr>
+          <w:rFonts w:eastAsia="黑体"/>
           <w:b/>
           <w:bCs/>
         </w:rPr>
@@ -2457,6 +2678,7 @@
       </m:oMath>
       <w:r>
         <w:rPr>
+          <w:rFonts w:eastAsia="黑体"/>
           <w:b/>
           <w:bCs/>
         </w:rPr>
@@ -2464,20 +2686,27 @@
       </w:r>
       <w:r>
         <w:rPr>
+          <w:rFonts w:eastAsia="黑体"/>
           <w:b/>
           <w:bCs/>
         </w:rPr>
         <w:t xml:space="preserve">↑</w:t>
       </w:r>
       <w:r>
+        <w:rPr>
+          <w:rFonts w:eastAsia="黑体"/>
+        </w:rPr>
         <w:t xml:space="preserve"> </w:t>
       </w:r>
       <w:r>
+        <w:rPr>
+          <w:rFonts w:eastAsia="黑体"/>
+        </w:rPr>
         <w:t xml:space="preserve">→ </w:t>
       </w:r>
       <w:r>
         <w:rPr>
-          <w:rFonts w:hint="eastAsia"/>
+          <w:rFonts w:hint="eastAsia" w:eastAsia="黑体"/>
         </w:rPr>
         <w:t xml:space="preserve">变压器、电感体积减小，但开关损耗增加。</w:t>
       </w:r>
@@ -2492,7 +2721,7 @@
       </w:pPr>
       <w:r>
         <w:rPr>
-          <w:rFonts w:hint="eastAsia"/>
+          <w:rFonts w:hint="eastAsia" w:eastAsia="黑体"/>
           <w:b/>
           <w:bCs/>
         </w:rPr>
@@ -2500,6 +2729,7 @@
       </w:r>
       <w:r>
         <w:rPr>
+          <w:rFonts w:eastAsia="黑体"/>
           <w:b/>
           <w:bCs/>
         </w:rPr>
@@ -2521,6 +2751,7 @@
       </m:oMath>
       <w:r>
         <w:rPr>
+          <w:rFonts w:eastAsia="黑体"/>
           <w:b/>
           <w:bCs/>
         </w:rPr>
@@ -2528,20 +2759,27 @@
       </w:r>
       <w:r>
         <w:rPr>
+          <w:rFonts w:eastAsia="黑体"/>
           <w:b/>
           <w:bCs/>
         </w:rPr>
         <w:t xml:space="preserve">↑</w:t>
       </w:r>
       <w:r>
+        <w:rPr>
+          <w:rFonts w:eastAsia="黑体"/>
+        </w:rPr>
         <w:t xml:space="preserve"> </w:t>
       </w:r>
       <w:r>
+        <w:rPr>
+          <w:rFonts w:eastAsia="黑体"/>
+        </w:rPr>
         <w:t xml:space="preserve">→ </w:t>
       </w:r>
       <w:r>
         <w:rPr>
-          <w:rFonts w:hint="eastAsia"/>
+          <w:rFonts w:hint="eastAsia" w:eastAsia="黑体"/>
         </w:rPr>
         <w:t xml:space="preserve">输出电流纹波减小，动态响应变慢。</w:t>
       </w:r>
@@ -2556,7 +2794,7 @@
       </w:pPr>
       <w:r>
         <w:rPr>
-          <w:rFonts w:hint="eastAsia"/>
+          <w:rFonts w:hint="eastAsia" w:eastAsia="黑体"/>
           <w:b/>
           <w:bCs/>
         </w:rPr>
@@ -2564,20 +2802,27 @@
       </w:r>
       <w:r>
         <w:rPr>
+          <w:rFonts w:eastAsia="黑体"/>
           <w:b/>
           <w:bCs/>
         </w:rPr>
         <w:t xml:space="preserve"> ↑</w:t>
       </w:r>
       <w:r>
+        <w:rPr>
+          <w:rFonts w:eastAsia="黑体"/>
+        </w:rPr>
         <w:t xml:space="preserve"> </w:t>
       </w:r>
       <w:r>
+        <w:rPr>
+          <w:rFonts w:eastAsia="黑体"/>
+        </w:rPr>
         <w:t xml:space="preserve">→ </w:t>
       </w:r>
       <w:r>
         <w:rPr>
-          <w:rFonts w:hint="eastAsia"/>
+          <w:rFonts w:hint="eastAsia" w:eastAsia="黑体"/>
         </w:rPr>
         <w:t xml:space="preserve">关断电压尖峰增大，需加强钳位或软开关。</w:t>
       </w:r>
@@ -2590,7 +2835,7 @@
       </w:pPr>
       <w:r>
         <w:rPr>
-          <w:rFonts w:hint="eastAsia"/>
+          <w:rFonts w:hint="eastAsia" w:eastAsia="黑体"/>
         </w:rPr>
         <w:t xml:space="preserve">典型参数示例</w:t>
       </w:r>
@@ -2605,11 +2850,14 @@
       </w:pPr>
       <w:r>
         <w:rPr>
-          <w:rFonts w:hint="eastAsia"/>
+          <w:rFonts w:hint="eastAsia" w:eastAsia="黑体"/>
         </w:rPr>
         <w:t xml:space="preserve">取</w:t>
       </w:r>
       <w:r>
+        <w:rPr>
+          <w:rFonts w:eastAsia="黑体"/>
+        </w:rPr>
         <w:t xml:space="preserve"> </w:t>
       </w:r>
       <m:oMath>
@@ -2650,11 +2898,14 @@
       </m:oMath>
       <w:r>
         <w:rPr>
-          <w:rFonts w:hint="eastAsia"/>
+          <w:rFonts w:hint="eastAsia" w:eastAsia="黑体"/>
         </w:rPr>
         <w:t xml:space="preserve">、匝比</w:t>
       </w:r>
       <w:r>
+        <w:rPr>
+          <w:rFonts w:eastAsia="黑体"/>
+        </w:rPr>
         <w:t xml:space="preserve"> </w:t>
       </w:r>
       <m:oMath>
@@ -2708,6 +2959,9 @@
         </m:r>
       </m:oMath>
       <w:r>
+        <w:rPr>
+          <w:rFonts w:eastAsia="黑体"/>
+        </w:rPr>
         <w:t xml:space="preserve">、</w:t>
       </w:r>
       <m:oMath>
@@ -2726,7 +2980,7 @@
       </m:oMath>
       <w:r>
         <w:rPr>
-          <w:rFonts w:hint="eastAsia"/>
+          <w:rFonts w:hint="eastAsia" w:eastAsia="黑体"/>
         </w:rPr>
         <w:t xml:space="preserve">：</w:t>
       </w:r>
@@ -2812,6 +3066,9 @@
         </m:r>
       </m:oMath>
       <w:r>
+        <w:rPr>
+          <w:rFonts w:eastAsia="黑体"/>
+        </w:rPr>
         <w:t xml:space="preserve">。</w:t>
       </w:r>
     </w:p>
@@ -2825,11 +3082,14 @@
       </w:pPr>
       <w:r>
         <w:rPr>
-          <w:rFonts w:hint="eastAsia"/>
+          <w:rFonts w:hint="eastAsia" w:eastAsia="黑体"/>
         </w:rPr>
         <w:t xml:space="preserve">取</w:t>
       </w:r>
       <w:r>
+        <w:rPr>
+          <w:rFonts w:eastAsia="黑体"/>
+        </w:rPr>
         <w:t xml:space="preserve"> </w:t>
       </w:r>
       <m:oMath>
@@ -2866,6 +3126,9 @@
         </m:r>
       </m:oMath>
       <w:r>
+        <w:rPr>
+          <w:rFonts w:eastAsia="黑体"/>
+        </w:rPr>
         <w:t xml:space="preserve">、</w:t>
       </w:r>
       <m:oMath>
@@ -2905,6 +3168,9 @@
         </m:r>
       </m:oMath>
       <w:r>
+        <w:rPr>
+          <w:rFonts w:eastAsia="黑体"/>
+        </w:rPr>
         <w:t xml:space="preserve">、</w:t>
       </w:r>
       <m:oMath>
@@ -2941,6 +3207,9 @@
         </m:r>
       </m:oMath>
       <w:r>
+        <w:rPr>
+          <w:rFonts w:eastAsia="黑体"/>
+        </w:rPr>
         <w:t xml:space="preserve">、</w:t>
       </w:r>
       <m:oMath>
@@ -2959,7 +3228,7 @@
       </m:oMath>
       <w:r>
         <w:rPr>
-          <w:rFonts w:hint="eastAsia"/>
+          <w:rFonts w:hint="eastAsia" w:eastAsia="黑体"/>
         </w:rPr>
         <w:t xml:space="preserve">：</w:t>
       </w:r>
@@ -3105,6 +3374,9 @@
         </m:r>
       </m:oMath>
       <w:r>
+        <w:rPr>
+          <w:rFonts w:eastAsia="黑体"/>
+        </w:rPr>
         <w:t xml:space="preserve">。</w:t>
       </w:r>
     </w:p>
@@ -3116,7 +3388,7 @@
       </w:pPr>
       <w:r>
         <w:rPr>
-          <w:rFonts w:hint="eastAsia"/>
+          <w:rFonts w:hint="eastAsia" w:eastAsia="黑体"/>
         </w:rPr>
         <w:t xml:space="preserve">常见器件型号</w:t>
       </w:r>
@@ -3131,16 +3403,19 @@
       </w:pPr>
       <w:r>
         <w:rPr>
-          <w:rFonts w:hint="eastAsia"/>
+          <w:rFonts w:hint="eastAsia" w:eastAsia="黑体"/>
         </w:rPr>
         <w:t xml:space="preserve">功率</w:t>
       </w:r>
       <w:r>
+        <w:rPr>
+          <w:rFonts w:eastAsia="黑体"/>
+        </w:rPr>
         <w:t xml:space="preserve"> </w:t>
       </w:r>
       <w:r>
         <w:rPr>
-          <w:rFonts w:hint="eastAsia"/>
+          <w:rFonts w:hint="eastAsia" w:eastAsia="黑体"/>
         </w:rPr>
         <w:t xml:space="preserve">MOSFET：IRF540N、IRFP460、IPB072N15N3、STP75NF75。</w:t>
       </w:r>
@@ -3155,7 +3430,7 @@
       </w:pPr>
       <w:r>
         <w:rPr>
-          <w:rFonts w:hint="eastAsia"/>
+          <w:rFonts w:hint="eastAsia" w:eastAsia="黑体"/>
         </w:rPr>
         <w:t xml:space="preserve">全桥控制器：TL494、SG3525、UCC3895（移相全桥）。</w:t>
       </w:r>
@@ -3170,7 +3445,7 @@
       </w:pPr>
       <w:r>
         <w:rPr>
-          <w:rFonts w:hint="eastAsia"/>
+          <w:rFonts w:hint="eastAsia" w:eastAsia="黑体"/>
         </w:rPr>
         <w:t xml:space="preserve">高压半桥驱动：IR2110、IR2113。</w:t>
       </w:r>
@@ -3183,7 +3458,7 @@
       </w:pPr>
       <w:r>
         <w:rPr>
-          <w:rFonts w:hint="eastAsia"/>
+          <w:rFonts w:hint="eastAsia" w:eastAsia="黑体"/>
         </w:rPr>
         <w:t xml:space="preserve">注意事项</w:t>
       </w:r>
@@ -3198,7 +3473,7 @@
       </w:pPr>
       <w:r>
         <w:rPr>
-          <w:rFonts w:hint="eastAsia"/>
+          <w:rFonts w:hint="eastAsia" w:eastAsia="黑体"/>
         </w:rPr>
         <w:t xml:space="preserve">必须设置死区时间防止同一桥臂上下管直通烧毁。</w:t>
       </w:r>
@@ -3213,7 +3488,7 @@
       </w:pPr>
       <w:r>
         <w:rPr>
-          <w:rFonts w:hint="eastAsia"/>
+          <w:rFonts w:hint="eastAsia" w:eastAsia="黑体"/>
         </w:rPr>
         <w:t xml:space="preserve">变压器励磁电流须复位，避免磁芯饱和。</w:t>
       </w:r>
@@ -3228,25 +3503,31 @@
       </w:pPr>
       <w:r>
         <w:rPr>
-          <w:rFonts w:hint="eastAsia"/>
+          <w:rFonts w:hint="eastAsia" w:eastAsia="黑体"/>
         </w:rPr>
         <w:t xml:space="preserve">功率管需并联</w:t>
       </w:r>
       <w:r>
+        <w:rPr>
+          <w:rFonts w:eastAsia="黑体"/>
+        </w:rPr>
         <w:t xml:space="preserve"> RCD </w:t>
       </w:r>
       <w:r>
         <w:rPr>
-          <w:rFonts w:hint="eastAsia"/>
+          <w:rFonts w:hint="eastAsia" w:eastAsia="黑体"/>
         </w:rPr>
         <w:t xml:space="preserve">或</w:t>
       </w:r>
       <w:r>
+        <w:rPr>
+          <w:rFonts w:eastAsia="黑体"/>
+        </w:rPr>
         <w:t xml:space="preserve"> TVS </w:t>
       </w:r>
       <w:r>
         <w:rPr>
-          <w:rFonts w:hint="eastAsia"/>
+          <w:rFonts w:hint="eastAsia" w:eastAsia="黑体"/>
         </w:rPr>
         <w:t xml:space="preserve">吸收漏感尖峰。</w:t>
       </w:r>
@@ -3261,11 +3542,14 @@
       </w:pPr>
       <w:r>
         <w:rPr>
-          <w:rFonts w:hint="eastAsia"/>
+          <w:rFonts w:hint="eastAsia" w:eastAsia="黑体"/>
         </w:rPr>
         <w:t xml:space="preserve">大功率场合需用移相软开关降低开关损耗与</w:t>
       </w:r>
       <w:r>
+        <w:rPr>
+          <w:rFonts w:eastAsia="黑体"/>
+        </w:rPr>
         <w:t xml:space="preserve"> EMI。</w:t>
       </w:r>
     </w:p>
@@ -3277,7 +3561,7 @@
       </w:pPr>
       <w:r>
         <w:rPr>
-          <w:rFonts w:hint="eastAsia"/>
+          <w:rFonts w:hint="eastAsia" w:eastAsia="黑体"/>
         </w:rPr>
         <w:t xml:space="preserve">参考资料</w:t>
       </w:r>
@@ -3291,20 +3575,26 @@
         </w:numPr>
       </w:pPr>
       <w:r>
+        <w:rPr>
+          <w:rFonts w:eastAsia="黑体"/>
+        </w:rPr>
         <w:t xml:space="preserve">Wikipedia: Full-bridge </w:t>
       </w:r>
       <w:r>
         <w:rPr>
-          <w:rFonts w:hint="eastAsia"/>
+          <w:rFonts w:hint="eastAsia" w:eastAsia="黑体"/>
         </w:rPr>
         <w:t xml:space="preserve">converter（Switched-mode</w:t>
       </w:r>
       <w:r>
+        <w:rPr>
+          <w:rFonts w:eastAsia="黑体"/>
+        </w:rPr>
         <w:t xml:space="preserve"> power </w:t>
       </w:r>
       <w:r>
         <w:rPr>
-          <w:rFonts w:hint="eastAsia"/>
+          <w:rFonts w:hint="eastAsia" w:eastAsia="黑体"/>
         </w:rPr>
         <w:t xml:space="preserve">supply）。</w:t>
       </w:r>
@@ -3318,20 +3608,26 @@
         </w:numPr>
       </w:pPr>
       <w:r>
+        <w:rPr>
+          <w:rFonts w:eastAsia="黑体"/>
+        </w:rPr>
         <w:t xml:space="preserve">TI </w:t>
       </w:r>
       <w:r>
         <w:rPr>
-          <w:rFonts w:hint="eastAsia"/>
+          <w:rFonts w:hint="eastAsia" w:eastAsia="黑体"/>
         </w:rPr>
         <w:t xml:space="preserve">产品页：UCC28950</w:t>
       </w:r>
       <w:r>
+        <w:rPr>
+          <w:rFonts w:eastAsia="黑体"/>
+        </w:rPr>
         <w:t xml:space="preserve"> </w:t>
       </w:r>
       <w:r>
         <w:rPr>
-          <w:rFonts w:hint="eastAsia"/>
+          <w:rFonts w:hint="eastAsia" w:eastAsia="黑体"/>
         </w:rPr>
         <w:t xml:space="preserve">移相全桥控制器。</w:t>
       </w:r>
@@ -3346,16 +3642,19 @@
       </w:pPr>
       <w:r>
         <w:rPr>
-          <w:rFonts w:hint="eastAsia"/>
+          <w:rFonts w:hint="eastAsia" w:eastAsia="黑体"/>
         </w:rPr>
         <w:t xml:space="preserve">《开关电源设计》（Abraham</w:t>
       </w:r>
       <w:r>
+        <w:rPr>
+          <w:rFonts w:eastAsia="黑体"/>
+        </w:rPr>
         <w:t xml:space="preserve"> I. </w:t>
       </w:r>
       <w:r>
         <w:rPr>
-          <w:rFonts w:hint="eastAsia"/>
+          <w:rFonts w:hint="eastAsia" w:eastAsia="黑体"/>
         </w:rPr>
         <w:t xml:space="preserve">Pressman）。</w:t>
       </w:r>
@@ -3369,11 +3668,11 @@
       </w:pPr>
       <w:r>
         <w:rPr>
-          <w:rFonts w:ascii="Times New Roman" w:hAnsi="Times New Roman"/>
+          <w:rFonts w:ascii="Times New Roman" w:hAnsi="Times New Roman" w:eastAsia="黑体"/>
           <w:color w:val="555555"/>
           <w:sz w:val="21"/>
         </w:rPr>
-        <w:t>材料收集者：杜文杰</w:t>
+        <w:t>材料收集者：杜文杰，WX手机：19519196569，QQ:3478827729</w:t>
       </w:r>
     </w:p>
     <w:sectPr>
@@ -3393,7 +3692,7 @@
 </file>
 
 <file path=word/footer1.xml><?xml version="1.0" encoding="utf-8"?>
-<w:ftr xmlns:m="http://schemas.openxmlformats.org/officeDocument/2006/math" xmlns:mc="http://schemas.openxmlformats.org/markup-compatibility/2006" xmlns:mo="http://schemas.microsoft.com/office/mac/office/2008/main" xmlns:mv="urn:schemas-microsoft-com:mac:vml" xmlns:o="urn:schemas-microsoft-com:office:office" xmlns:r="http://schemas.openxmlformats.org/officeDocument/2006/relationships" xmlns:v="urn:schemas-microsoft-com:vml" xmlns:w10="urn:schemas-microsoft-com:office:word" xmlns:w14="http://schemas.microsoft.com/office/word/2010/wordml" xmlns:w="http://schemas.openxmlformats.org/wordprocessingml/2006/main" xmlns:wne="http://schemas.microsoft.com/office/word/2006/wordml" xmlns:wp14="http://schemas.microsoft.com/office/word/2010/wordprocessingDrawing" xmlns:wp="http://schemas.openxmlformats.org/drawingml/2006/wordprocessingDrawing" xmlns:wpc="http://schemas.microsoft.com/office/word/2010/wordprocessingCanvas" xmlns:wpg="http://schemas.microsoft.com/office/word/2010/wordprocessingGroup" xmlns:wpi="http://schemas.microsoft.com/office/word/2010/wordprocessingInk" xmlns:wps="http://schemas.microsoft.com/office/word/2010/wordprocessingShape" mc:Ignorable="w14 wp14">
+<w:ftr xmlns:mc="http://schemas.openxmlformats.org/markup-compatibility/2006" xmlns:w="http://schemas.openxmlformats.org/wordprocessingml/2006/main" xmlns:m="http://schemas.openxmlformats.org/officeDocument/2006/math" xmlns:mo="http://schemas.microsoft.com/office/mac/office/2008/main" xmlns:mv="urn:schemas-microsoft-com:mac:vml" xmlns:o="urn:schemas-microsoft-com:office:office" xmlns:r="http://schemas.openxmlformats.org/officeDocument/2006/relationships" xmlns:v="urn:schemas-microsoft-com:vml" xmlns:w10="urn:schemas-microsoft-com:office:word" xmlns:w14="http://schemas.microsoft.com/office/word/2010/wordml" xmlns:wne="http://schemas.microsoft.com/office/word/2006/wordml" xmlns:wp14="http://schemas.microsoft.com/office/word/2010/wordprocessingDrawing" xmlns:wp="http://schemas.openxmlformats.org/drawingml/2006/wordprocessingDrawing" xmlns:wpc="http://schemas.microsoft.com/office/word/2010/wordprocessingCanvas" xmlns:wpg="http://schemas.microsoft.com/office/word/2010/wordprocessingGroup" xmlns:wpi="http://schemas.microsoft.com/office/word/2010/wordprocessingInk" xmlns:wps="http://schemas.microsoft.com/office/word/2010/wordprocessingShape" mc:Ignorable="w14 wp14">
   <w:p>
     <w:pPr>
       <w:pStyle w:val="Footer"/>
@@ -3401,12 +3700,14 @@
     </w:pPr>
     <w:r>
       <w:rPr>
+        <w:rFonts w:eastAsia="黑体"/>
         <w:sz w:val="18"/>
       </w:rPr>
       <w:t xml:space="preserve">第 </w:t>
     </w:r>
     <w:r>
       <w:rPr>
+        <w:rFonts w:eastAsia="黑体"/>
         <w:sz w:val="18"/>
       </w:rPr>
       <w:fldChar w:fldCharType="begin"/>
@@ -3415,6 +3716,7 @@
     </w:r>
     <w:r>
       <w:rPr>
+        <w:rFonts w:eastAsia="黑体"/>
         <w:sz w:val="18"/>
       </w:rPr>
       <w:t xml:space="preserve"> 页</w:t>
@@ -3428,6 +3730,9 @@
   <w:footnote w:type="continuationSeparator" w:id="0">
     <w:p>
       <w:r>
+        <w:rPr>
+          <w:rFonts w:eastAsia="黑体"/>
+        </w:rPr>
         <w:continuationSeparator/>
       </w:r>
     </w:p>
@@ -3435,6 +3740,9 @@
   <w:footnote w:type="separator" w:id="-1">
     <w:p>
       <w:r>
+        <w:rPr>
+          <w:rFonts w:eastAsia="黑体"/>
+        </w:rPr>
         <w:separator/>
       </w:r>
     </w:p>
@@ -3443,7 +3751,7 @@
 </file>
 
 <file path=word/header1.xml><?xml version="1.0" encoding="utf-8"?>
-<w:hdr xmlns:m="http://schemas.openxmlformats.org/officeDocument/2006/math" xmlns:mc="http://schemas.openxmlformats.org/markup-compatibility/2006" xmlns:mo="http://schemas.microsoft.com/office/mac/office/2008/main" xmlns:mv="urn:schemas-microsoft-com:mac:vml" xmlns:o="urn:schemas-microsoft-com:office:office" xmlns:r="http://schemas.openxmlformats.org/officeDocument/2006/relationships" xmlns:v="urn:schemas-microsoft-com:vml" xmlns:w10="urn:schemas-microsoft-com:office:word" xmlns:w14="http://schemas.microsoft.com/office/word/2010/wordml" xmlns:w="http://schemas.openxmlformats.org/wordprocessingml/2006/main" xmlns:wne="http://schemas.microsoft.com/office/word/2006/wordml" xmlns:wp14="http://schemas.microsoft.com/office/word/2010/wordprocessingDrawing" xmlns:wp="http://schemas.openxmlformats.org/drawingml/2006/wordprocessingDrawing" xmlns:wpc="http://schemas.microsoft.com/office/word/2010/wordprocessingCanvas" xmlns:wpg="http://schemas.microsoft.com/office/word/2010/wordprocessingGroup" xmlns:wpi="http://schemas.microsoft.com/office/word/2010/wordprocessingInk" xmlns:wps="http://schemas.microsoft.com/office/word/2010/wordprocessingShape" mc:Ignorable="w14 wp14">
+<w:hdr xmlns:mc="http://schemas.openxmlformats.org/markup-compatibility/2006" xmlns:w="http://schemas.openxmlformats.org/wordprocessingml/2006/main" xmlns:m="http://schemas.openxmlformats.org/officeDocument/2006/math" xmlns:mo="http://schemas.microsoft.com/office/mac/office/2008/main" xmlns:mv="urn:schemas-microsoft-com:mac:vml" xmlns:o="urn:schemas-microsoft-com:office:office" xmlns:r="http://schemas.openxmlformats.org/officeDocument/2006/relationships" xmlns:v="urn:schemas-microsoft-com:vml" xmlns:w10="urn:schemas-microsoft-com:office:word" xmlns:w14="http://schemas.microsoft.com/office/word/2010/wordml" xmlns:wne="http://schemas.microsoft.com/office/word/2006/wordml" xmlns:wp14="http://schemas.microsoft.com/office/word/2010/wordprocessingDrawing" xmlns:wp="http://schemas.openxmlformats.org/drawingml/2006/wordprocessingDrawing" xmlns:wpc="http://schemas.microsoft.com/office/word/2010/wordprocessingCanvas" xmlns:wpg="http://schemas.microsoft.com/office/word/2010/wordprocessingGroup" xmlns:wpi="http://schemas.microsoft.com/office/word/2010/wordprocessingInk" xmlns:wps="http://schemas.microsoft.com/office/word/2010/wordprocessingShape" mc:Ignorable="w14 wp14">
   <w:p>
     <w:pPr>
       <w:pStyle w:val="Header"/>
@@ -3451,7 +3759,7 @@
     </w:pPr>
     <w:r>
       <w:rPr>
-        <w:rFonts w:ascii="Times New Roman" w:hAnsi="Times New Roman"/>
+        <w:rFonts w:ascii="Times New Roman" w:hAnsi="Times New Roman" w:eastAsia="黑体"/>
         <w:sz w:val="18"/>
         <w:rFonts w:eastAsia="黑体"/>
         <w:rFonts w:eastAsia="黑体"/>
@@ -3463,7 +3771,7 @@
 </file>
 
 <file path=word/numbering.xml><?xml version="1.0" encoding="utf-8"?>
-<w:numbering xmlns:m="http://schemas.openxmlformats.org/officeDocument/2006/math" xmlns:mc="http://schemas.openxmlformats.org/markup-compatibility/2006" xmlns:mo="http://schemas.microsoft.com/office/mac/office/2008/main" xmlns:mv="urn:schemas-microsoft-com:mac:vml" xmlns:o="urn:schemas-microsoft-com:office:office" xmlns:r="http://schemas.openxmlformats.org/officeDocument/2006/relationships" xmlns:v="urn:schemas-microsoft-com:vml" xmlns:w="http://schemas.openxmlformats.org/wordprocessingml/2006/main" xmlns:w10="urn:schemas-microsoft-com:office:word" xmlns:w14="http://schemas.microsoft.com/office/word/2010/wordml" xmlns:wne="http://schemas.microsoft.com/office/word/2006/wordml" xmlns:wp="http://schemas.openxmlformats.org/drawingml/2006/wordprocessingDrawing" xmlns:wp14="http://schemas.microsoft.com/office/word/2010/wordprocessingDrawing" xmlns:wpc="http://schemas.microsoft.com/office/word/2010/wordprocessingCanvas" xmlns:wpg="http://schemas.microsoft.com/office/word/2010/wordprocessingGroup" xmlns:wpi="http://schemas.microsoft.com/office/word/2010/wordprocessingInk" xmlns:wps="http://schemas.microsoft.com/office/word/2010/wordprocessingShape" mc:Ignorable="w14 wp14">
+<w:numbering xmlns:mc="http://schemas.openxmlformats.org/markup-compatibility/2006" xmlns:w="http://schemas.openxmlformats.org/wordprocessingml/2006/main" xmlns:m="http://schemas.openxmlformats.org/officeDocument/2006/math" xmlns:mo="http://schemas.microsoft.com/office/mac/office/2008/main" xmlns:mv="urn:schemas-microsoft-com:mac:vml" xmlns:o="urn:schemas-microsoft-com:office:office" xmlns:r="http://schemas.openxmlformats.org/officeDocument/2006/relationships" xmlns:v="urn:schemas-microsoft-com:vml" xmlns:w10="urn:schemas-microsoft-com:office:word" xmlns:w14="http://schemas.microsoft.com/office/word/2010/wordml" xmlns:wne="http://schemas.microsoft.com/office/word/2006/wordml" xmlns:wp="http://schemas.openxmlformats.org/drawingml/2006/wordprocessingDrawing" xmlns:wp14="http://schemas.microsoft.com/office/word/2010/wordprocessingDrawing" xmlns:wpc="http://schemas.microsoft.com/office/word/2010/wordprocessingCanvas" xmlns:wpg="http://schemas.microsoft.com/office/word/2010/wordprocessingGroup" xmlns:wpi="http://schemas.microsoft.com/office/word/2010/wordprocessingInk" xmlns:wps="http://schemas.microsoft.com/office/word/2010/wordprocessingShape" mc:Ignorable="w14 wp14">
   <w:abstractNum w:abstractNumId="0">
     <w:nsid w:val="FFFFFF7C"/>
     <w:multiLevelType w:val="singleLevel"/>
@@ -3550,7 +3858,7 @@
         <w:ind w:hanging="360" w:left="1440"/>
       </w:pPr>
       <w:rPr>
-        <w:rFonts w:ascii="Symbol" w:hAnsi="Symbol" w:hint="default"/>
+        <w:rFonts w:ascii="Symbol" w:hAnsi="Symbol" w:hint="default" w:eastAsia="黑体"/>
       </w:rPr>
     </w:lvl>
   </w:abstractNum>
@@ -3571,7 +3879,7 @@
         <w:ind w:hanging="360" w:left="1080"/>
       </w:pPr>
       <w:rPr>
-        <w:rFonts w:ascii="Symbol" w:hAnsi="Symbol" w:hint="default"/>
+        <w:rFonts w:ascii="Symbol" w:hAnsi="Symbol" w:hint="default" w:eastAsia="黑体"/>
       </w:rPr>
     </w:lvl>
   </w:abstractNum>
@@ -3592,7 +3900,7 @@
         <w:ind w:hanging="360" w:left="720"/>
       </w:pPr>
       <w:rPr>
-        <w:rFonts w:ascii="Symbol" w:hAnsi="Symbol" w:hint="default"/>
+        <w:rFonts w:ascii="Symbol" w:hAnsi="Symbol" w:hint="default" w:eastAsia="黑体"/>
       </w:rPr>
     </w:lvl>
   </w:abstractNum>
@@ -3631,7 +3939,7 @@
         <w:ind w:hanging="360" w:left="360"/>
       </w:pPr>
       <w:rPr>
-        <w:rFonts w:ascii="Symbol" w:hAnsi="Symbol" w:hint="default"/>
+        <w:rFonts w:ascii="Symbol" w:hAnsi="Symbol" w:hint="default" w:eastAsia="黑体"/>
       </w:rPr>
     </w:lvl>
   </w:abstractNum>
@@ -3722,7 +4030,7 @@
         <w:ind w:left="720" w:hanging="360"/>
       </w:pPr>
       <w:rPr>
-        <w:rFonts w:ascii="Symbol" w:hAnsi="Symbol" w:cs="Symbol" w:hint="default"/>
+        <w:rFonts w:ascii="Symbol" w:hAnsi="Symbol" w:cs="Symbol" w:hint="default" w:eastAsia="黑体"/>
       </w:rPr>
     </w:lvl>
     <w:lvl w:ilvl="1">
@@ -3733,7 +4041,7 @@
         <w:ind w:left="1440" w:hanging="360"/>
       </w:pPr>
       <w:rPr>
-        <w:rFonts w:ascii="Courier New" w:hAnsi="Courier New" w:cs="Courier New" w:hint="default"/>
+        <w:rFonts w:ascii="Courier New" w:hAnsi="Courier New" w:cs="Courier New" w:hint="default" w:eastAsia="黑体"/>
       </w:rPr>
     </w:lvl>
     <w:lvl w:ilvl="2">
@@ -3744,7 +4052,7 @@
         <w:ind w:left="2160" w:hanging="360"/>
       </w:pPr>
       <w:rPr>
-        <w:rFonts w:ascii="Wingdings" w:hAnsi="Wingdings" w:cs="Wingdings" w:hint="default"/>
+        <w:rFonts w:ascii="Wingdings" w:hAnsi="Wingdings" w:cs="Wingdings" w:hint="default" w:eastAsia="黑体"/>
       </w:rPr>
     </w:lvl>
     <w:lvl w:ilvl="3">
@@ -3755,7 +4063,7 @@
         <w:ind w:left="2880" w:hanging="360"/>
       </w:pPr>
       <w:rPr>
-        <w:rFonts w:ascii="Symbol" w:hAnsi="Symbol" w:cs="Symbol" w:hint="default"/>
+        <w:rFonts w:ascii="Symbol" w:hAnsi="Symbol" w:cs="Symbol" w:hint="default" w:eastAsia="黑体"/>
       </w:rPr>
     </w:lvl>
     <w:lvl w:ilvl="4">
@@ -3766,7 +4074,7 @@
         <w:ind w:left="3600" w:hanging="360"/>
       </w:pPr>
       <w:rPr>
-        <w:rFonts w:ascii="Courier New" w:hAnsi="Courier New" w:cs="Courier New" w:hint="default"/>
+        <w:rFonts w:ascii="Courier New" w:hAnsi="Courier New" w:cs="Courier New" w:hint="default" w:eastAsia="黑体"/>
       </w:rPr>
     </w:lvl>
     <w:lvl w:ilvl="5">
@@ -3777,7 +4085,7 @@
         <w:ind w:left="4320" w:hanging="360"/>
       </w:pPr>
       <w:rPr>
-        <w:rFonts w:ascii="Wingdings" w:hAnsi="Wingdings" w:cs="Wingdings" w:hint="default"/>
+        <w:rFonts w:ascii="Wingdings" w:hAnsi="Wingdings" w:cs="Wingdings" w:hint="default" w:eastAsia="黑体"/>
       </w:rPr>
     </w:lvl>
     <w:lvl w:ilvl="6">
@@ -3788,7 +4096,7 @@
         <w:ind w:left="5040" w:hanging="360"/>
       </w:pPr>
       <w:rPr>
-        <w:rFonts w:ascii="Symbol" w:hAnsi="Symbol" w:cs="Symbol" w:hint="default"/>
+        <w:rFonts w:ascii="Symbol" w:hAnsi="Symbol" w:cs="Symbol" w:hint="default" w:eastAsia="黑体"/>
       </w:rPr>
     </w:lvl>
     <w:lvl w:ilvl="7">
@@ -3799,7 +4107,7 @@
         <w:ind w:left="5760" w:hanging="360"/>
       </w:pPr>
       <w:rPr>
-        <w:rFonts w:ascii="Courier New" w:hAnsi="Courier New" w:cs="Courier New" w:hint="default"/>
+        <w:rFonts w:ascii="Courier New" w:hAnsi="Courier New" w:cs="Courier New" w:hint="default" w:eastAsia="黑体"/>
       </w:rPr>
     </w:lvl>
     <w:lvl w:ilvl="8">
@@ -3810,7 +4118,7 @@
         <w:ind w:left="6480" w:hanging="360"/>
       </w:pPr>
       <w:rPr>
-        <w:rFonts w:ascii="Wingdings" w:hAnsi="Wingdings" w:cs="Wingdings" w:hint="default"/>
+        <w:rFonts w:ascii="Wingdings" w:hAnsi="Wingdings" w:cs="Wingdings" w:hint="default" w:eastAsia="黑体"/>
       </w:rPr>
     </w:lvl>
   </w:abstractNum>
@@ -3866,11 +4174,11 @@
 </file>
 
 <file path=word/styles.xml><?xml version="1.0" encoding="utf-8"?>
-<w:styles xmlns:mc="http://schemas.openxmlformats.org/markup-compatibility/2006" xmlns:r="http://schemas.openxmlformats.org/officeDocument/2006/relationships" xmlns:w="http://schemas.openxmlformats.org/wordprocessingml/2006/main" xmlns:w14="http://schemas.microsoft.com/office/word/2010/wordml" mc:Ignorable="w14">
+<w:styles xmlns:mc="http://schemas.openxmlformats.org/markup-compatibility/2006" xmlns:w="http://schemas.openxmlformats.org/wordprocessingml/2006/main" xmlns:r="http://schemas.openxmlformats.org/officeDocument/2006/relationships" xmlns:w14="http://schemas.microsoft.com/office/word/2010/wordml" mc:Ignorable="w14">
   <w:docDefaults>
     <w:rPrDefault>
       <w:rPr>
-        <w:rFonts w:asciiTheme="minorHAnsi" w:cstheme="minorBidi" w:eastAsiaTheme="minorEastAsia" w:hAnsiTheme="minorHAnsi"/>
+        <w:rFonts w:asciiTheme="minorHAnsi" w:cstheme="minorBidi" w:hAnsiTheme="minorHAnsi" w:eastAsia="黑体"/>
         <w:sz w:val="22"/>
         <w:szCs w:val="22"/>
         <w:lang w:bidi="ar-SA" w:eastAsia="en-US" w:val="en-US"/>
@@ -4092,7 +4400,7 @@
       <w:outlineLvl w:val="0"/>
     </w:pPr>
     <w:rPr>
-      <w:rFonts w:ascii="Times New Roman" w:asciiTheme="majorHAnsi" w:cstheme="majorBidi" w:eastAsia="黑体" w:eastAsiaTheme="majorEastAsia" w:hAnsi="Times New Roman" w:hAnsiTheme="majorHAnsi"/>
+      <w:rFonts w:ascii="Times New Roman" w:asciiTheme="majorHAnsi" w:cstheme="majorBidi" w:eastAsia="黑体" w:hAnsi="Times New Roman" w:hAnsiTheme="majorHAnsi"/>
       <w:b/>
       <w:bCs/>
       <w:color w:val="1F3864"/>
@@ -4116,7 +4424,7 @@
       <w:outlineLvl w:val="1"/>
     </w:pPr>
     <w:rPr>
-      <w:rFonts w:ascii="Times New Roman" w:asciiTheme="majorHAnsi" w:cstheme="majorBidi" w:eastAsia="黑体" w:eastAsiaTheme="majorEastAsia" w:hAnsi="Times New Roman" w:hAnsiTheme="majorHAnsi"/>
+      <w:rFonts w:ascii="Times New Roman" w:asciiTheme="majorHAnsi" w:cstheme="majorBidi" w:eastAsia="黑体" w:hAnsi="Times New Roman" w:hAnsiTheme="majorHAnsi"/>
       <w:b/>
       <w:bCs/>
       <w:color w:val="2E4E7E"/>
@@ -4140,7 +4448,7 @@
       <w:outlineLvl w:val="2"/>
     </w:pPr>
     <w:rPr>
-      <w:rFonts w:ascii="Times New Roman" w:asciiTheme="majorHAnsi" w:cstheme="majorBidi" w:eastAsia="黑体" w:eastAsiaTheme="majorEastAsia" w:hAnsi="Times New Roman" w:hAnsiTheme="majorHAnsi"/>
+      <w:rFonts w:ascii="Times New Roman" w:asciiTheme="majorHAnsi" w:cstheme="majorBidi" w:eastAsia="黑体" w:hAnsi="Times New Roman" w:hAnsiTheme="majorHAnsi"/>
       <w:b/>
       <w:bCs/>
       <w:color w:val="2E4E7E"/>
@@ -4164,7 +4472,7 @@
       <w:outlineLvl w:val="3"/>
     </w:pPr>
     <w:rPr>
-      <w:rFonts w:ascii="Times New Roman" w:asciiTheme="majorHAnsi" w:cstheme="majorBidi" w:eastAsia="黑体" w:eastAsiaTheme="majorEastAsia" w:hAnsi="Times New Roman" w:hAnsiTheme="majorHAnsi"/>
+      <w:rFonts w:ascii="Times New Roman" w:asciiTheme="majorHAnsi" w:cstheme="majorBidi" w:eastAsia="黑体" w:hAnsi="Times New Roman" w:hAnsiTheme="majorHAnsi"/>
       <w:b/>
       <w:bCs/>
       <w:i/>
@@ -4190,7 +4498,7 @@
       <w:outlineLvl w:val="4"/>
     </w:pPr>
     <w:rPr>
-      <w:rFonts w:ascii="Times New Roman" w:asciiTheme="majorHAnsi" w:cstheme="majorBidi" w:eastAsia="黑体" w:eastAsiaTheme="majorEastAsia" w:hAnsi="Times New Roman" w:hAnsiTheme="majorHAnsi"/>
+      <w:rFonts w:ascii="Times New Roman" w:asciiTheme="majorHAnsi" w:cstheme="majorBidi" w:eastAsia="黑体" w:hAnsi="Times New Roman" w:hAnsiTheme="majorHAnsi"/>
       <w:b/>
       <w:color w:val="333333"/>
       <w:sz w:val="22"/>
@@ -4213,7 +4521,7 @@
       <w:outlineLvl w:val="5"/>
     </w:pPr>
     <w:rPr>
-      <w:rFonts w:asciiTheme="majorHAnsi" w:cstheme="majorBidi" w:eastAsiaTheme="majorEastAsia" w:hAnsiTheme="majorHAnsi"/>
+      <w:rFonts w:asciiTheme="majorHAnsi" w:cstheme="majorBidi" w:hAnsiTheme="majorHAnsi" w:eastAsia="黑体"/>
       <w:i/>
       <w:iCs/>
       <w:color w:themeColor="accent1" w:themeShade="7F" w:val="243F60"/>
@@ -4236,7 +4544,7 @@
       <w:outlineLvl w:val="6"/>
     </w:pPr>
     <w:rPr>
-      <w:rFonts w:asciiTheme="majorHAnsi" w:cstheme="majorBidi" w:eastAsiaTheme="majorEastAsia" w:hAnsiTheme="majorHAnsi"/>
+      <w:rFonts w:asciiTheme="majorHAnsi" w:cstheme="majorBidi" w:hAnsiTheme="majorHAnsi" w:eastAsia="黑体"/>
       <w:i/>
       <w:iCs/>
       <w:color w:themeColor="text1" w:themeTint="BF" w:val="404040"/>
@@ -4259,7 +4567,7 @@
       <w:outlineLvl w:val="7"/>
     </w:pPr>
     <w:rPr>
-      <w:rFonts w:asciiTheme="majorHAnsi" w:cstheme="majorBidi" w:eastAsiaTheme="majorEastAsia" w:hAnsiTheme="majorHAnsi"/>
+      <w:rFonts w:asciiTheme="majorHAnsi" w:cstheme="majorBidi" w:hAnsiTheme="majorHAnsi" w:eastAsia="黑体"/>
       <w:color w:themeColor="accent1" w:val="4F81BD"/>
       <w:sz w:val="20"/>
       <w:szCs w:val="20"/>
@@ -4282,7 +4590,7 @@
       <w:outlineLvl w:val="8"/>
     </w:pPr>
     <w:rPr>
-      <w:rFonts w:asciiTheme="majorHAnsi" w:cstheme="majorBidi" w:eastAsiaTheme="majorEastAsia" w:hAnsiTheme="majorHAnsi"/>
+      <w:rFonts w:asciiTheme="majorHAnsi" w:cstheme="majorBidi" w:hAnsiTheme="majorHAnsi" w:eastAsia="黑体"/>
       <w:i/>
       <w:iCs/>
       <w:color w:themeColor="text1" w:themeTint="BF" w:val="404040"/>
@@ -4333,7 +4641,7 @@
     <w:uiPriority w:val="9"/>
     <w:rsid w:val="00FC693F"/>
     <w:rPr>
-      <w:rFonts w:asciiTheme="majorHAnsi" w:cstheme="majorBidi" w:eastAsiaTheme="majorEastAsia" w:hAnsiTheme="majorHAnsi"/>
+      <w:rFonts w:asciiTheme="majorHAnsi" w:cstheme="majorBidi" w:hAnsiTheme="majorHAnsi" w:eastAsia="黑体"/>
       <w:b/>
       <w:bCs/>
       <w:color w:themeColor="accent1" w:themeShade="BF" w:val="365F91"/>
@@ -4348,7 +4656,7 @@
     <w:uiPriority w:val="9"/>
     <w:rsid w:val="00FC693F"/>
     <w:rPr>
-      <w:rFonts w:asciiTheme="majorHAnsi" w:cstheme="majorBidi" w:eastAsiaTheme="majorEastAsia" w:hAnsiTheme="majorHAnsi"/>
+      <w:rFonts w:asciiTheme="majorHAnsi" w:cstheme="majorBidi" w:hAnsiTheme="majorHAnsi" w:eastAsia="黑体"/>
       <w:b/>
       <w:bCs/>
       <w:color w:themeColor="accent1" w:val="4F81BD"/>
@@ -4363,7 +4671,7 @@
     <w:uiPriority w:val="9"/>
     <w:rsid w:val="00FC693F"/>
     <w:rPr>
-      <w:rFonts w:asciiTheme="majorHAnsi" w:cstheme="majorBidi" w:eastAsiaTheme="majorEastAsia" w:hAnsiTheme="majorHAnsi"/>
+      <w:rFonts w:asciiTheme="majorHAnsi" w:cstheme="majorBidi" w:hAnsiTheme="majorHAnsi" w:eastAsia="黑体"/>
       <w:b/>
       <w:bCs/>
       <w:color w:themeColor="accent1" w:val="4F81BD"/>
@@ -4386,7 +4694,7 @@
       <w:contextualSpacing/>
     </w:pPr>
     <w:rPr>
-      <w:rFonts w:ascii="Times New Roman" w:asciiTheme="majorHAnsi" w:cstheme="majorBidi" w:eastAsia="黑体" w:eastAsiaTheme="majorEastAsia" w:hAnsi="Times New Roman" w:hAnsiTheme="majorHAnsi"/>
+      <w:rFonts w:ascii="Times New Roman" w:asciiTheme="majorHAnsi" w:cstheme="majorBidi" w:eastAsia="黑体" w:hAnsi="Times New Roman" w:hAnsiTheme="majorHAnsi"/>
       <w:b/>
       <w:color w:val="1F3864"/>
       <w:spacing w:val="5"/>
@@ -4402,7 +4710,7 @@
     <w:uiPriority w:val="10"/>
     <w:rsid w:val="00FC693F"/>
     <w:rPr>
-      <w:rFonts w:asciiTheme="majorHAnsi" w:cstheme="majorBidi" w:eastAsiaTheme="majorEastAsia" w:hAnsiTheme="majorHAnsi"/>
+      <w:rFonts w:asciiTheme="majorHAnsi" w:cstheme="majorBidi" w:hAnsiTheme="majorHAnsi" w:eastAsia="黑体"/>
       <w:color w:themeColor="text2" w:themeShade="BF" w:val="17365D"/>
       <w:spacing w:val="5"/>
       <w:kern w:val="28"/>
@@ -4424,7 +4732,7 @@
       </w:numPr>
     </w:pPr>
     <w:rPr>
-      <w:rFonts w:asciiTheme="majorHAnsi" w:cstheme="majorBidi" w:eastAsiaTheme="majorEastAsia" w:hAnsiTheme="majorHAnsi"/>
+      <w:rFonts w:asciiTheme="majorHAnsi" w:cstheme="majorBidi" w:hAnsiTheme="majorHAnsi" w:eastAsia="黑体"/>
       <w:i/>
       <w:iCs/>
       <w:color w:themeColor="accent1" w:val="4F81BD"/>
@@ -4440,7 +4748,7 @@
     <w:uiPriority w:val="11"/>
     <w:rsid w:val="00FC693F"/>
     <w:rPr>
-      <w:rFonts w:asciiTheme="majorHAnsi" w:cstheme="majorBidi" w:eastAsiaTheme="majorEastAsia" w:hAnsiTheme="majorHAnsi"/>
+      <w:rFonts w:asciiTheme="majorHAnsi" w:cstheme="majorBidi" w:hAnsiTheme="majorHAnsi" w:eastAsia="黑体"/>
       <w:i/>
       <w:iCs/>
       <w:color w:themeColor="accent1" w:val="4F81BD"/>
@@ -4507,6 +4815,7 @@
       <w:spacing w:after="120"/>
     </w:pPr>
     <w:rPr>
+      <w:rFonts w:eastAsia="黑体"/>
       <w:sz w:val="16"/>
       <w:szCs w:val="16"/>
     </w:rPr>
@@ -4518,6 +4827,7 @@
     <w:uiPriority w:val="99"/>
     <w:rsid w:val="00AA1D8D"/>
     <w:rPr>
+      <w:rFonts w:eastAsia="黑体"/>
       <w:sz w:val="16"/>
       <w:szCs w:val="16"/>
     </w:rPr>
@@ -4687,7 +4997,7 @@
       </w:tabs>
     </w:pPr>
     <w:rPr>
-      <w:rFonts w:ascii="Courier" w:hAnsi="Courier"/>
+      <w:rFonts w:ascii="Courier" w:hAnsi="Courier" w:eastAsia="黑体"/>
       <w:sz w:val="20"/>
       <w:szCs w:val="20"/>
     </w:rPr>
@@ -4699,7 +5009,7 @@
     <w:uiPriority w:val="99"/>
     <w:rsid w:val="0029639D"/>
     <w:rPr>
-      <w:rFonts w:ascii="Courier" w:hAnsi="Courier"/>
+      <w:rFonts w:ascii="Courier" w:hAnsi="Courier" w:eastAsia="黑体"/>
       <w:sz w:val="20"/>
       <w:szCs w:val="20"/>
     </w:rPr>
@@ -4735,6 +5045,7 @@
     <w:uiPriority w:val="29"/>
     <w:rsid w:val="00FC693F"/>
     <w:rPr>
+      <w:rFonts w:eastAsia="黑体"/>
       <w:i/>
       <w:iCs/>
       <w:color w:themeColor="text1" w:val="000000"/>
@@ -4748,7 +5059,7 @@
     <w:semiHidden/>
     <w:rsid w:val="00FC693F"/>
     <w:rPr>
-      <w:rFonts w:asciiTheme="majorHAnsi" w:cstheme="majorBidi" w:eastAsiaTheme="majorEastAsia" w:hAnsiTheme="majorHAnsi"/>
+      <w:rFonts w:asciiTheme="majorHAnsi" w:cstheme="majorBidi" w:hAnsiTheme="majorHAnsi" w:eastAsia="黑体"/>
       <w:b/>
       <w:bCs/>
       <w:i/>
@@ -4764,7 +5075,7 @@
     <w:semiHidden/>
     <w:rsid w:val="00FC693F"/>
     <w:rPr>
-      <w:rFonts w:asciiTheme="majorHAnsi" w:cstheme="majorBidi" w:eastAsiaTheme="majorEastAsia" w:hAnsiTheme="majorHAnsi"/>
+      <w:rFonts w:asciiTheme="majorHAnsi" w:cstheme="majorBidi" w:hAnsiTheme="majorHAnsi" w:eastAsia="黑体"/>
       <w:color w:themeColor="accent1" w:themeShade="7F" w:val="243F60"/>
     </w:rPr>
   </w:style>
@@ -4776,7 +5087,7 @@
     <w:semiHidden/>
     <w:rsid w:val="00FC693F"/>
     <w:rPr>
-      <w:rFonts w:asciiTheme="majorHAnsi" w:cstheme="majorBidi" w:eastAsiaTheme="majorEastAsia" w:hAnsiTheme="majorHAnsi"/>
+      <w:rFonts w:asciiTheme="majorHAnsi" w:cstheme="majorBidi" w:hAnsiTheme="majorHAnsi" w:eastAsia="黑体"/>
       <w:i/>
       <w:iCs/>
       <w:color w:themeColor="accent1" w:themeShade="7F" w:val="243F60"/>
@@ -4790,7 +5101,7 @@
     <w:semiHidden/>
     <w:rsid w:val="00FC693F"/>
     <w:rPr>
-      <w:rFonts w:asciiTheme="majorHAnsi" w:cstheme="majorBidi" w:eastAsiaTheme="majorEastAsia" w:hAnsiTheme="majorHAnsi"/>
+      <w:rFonts w:asciiTheme="majorHAnsi" w:cstheme="majorBidi" w:hAnsiTheme="majorHAnsi" w:eastAsia="黑体"/>
       <w:i/>
       <w:iCs/>
       <w:color w:themeColor="text1" w:themeTint="BF" w:val="404040"/>
@@ -4804,7 +5115,7 @@
     <w:semiHidden/>
     <w:rsid w:val="00FC693F"/>
     <w:rPr>
-      <w:rFonts w:asciiTheme="majorHAnsi" w:cstheme="majorBidi" w:eastAsiaTheme="majorEastAsia" w:hAnsiTheme="majorHAnsi"/>
+      <w:rFonts w:asciiTheme="majorHAnsi" w:cstheme="majorBidi" w:hAnsiTheme="majorHAnsi" w:eastAsia="黑体"/>
       <w:color w:themeColor="accent1" w:val="4F81BD"/>
       <w:sz w:val="20"/>
       <w:szCs w:val="20"/>
@@ -4818,7 +5129,7 @@
     <w:semiHidden/>
     <w:rsid w:val="00FC693F"/>
     <w:rPr>
-      <w:rFonts w:asciiTheme="majorHAnsi" w:cstheme="majorBidi" w:eastAsiaTheme="majorEastAsia" w:hAnsiTheme="majorHAnsi"/>
+      <w:rFonts w:asciiTheme="majorHAnsi" w:cstheme="majorBidi" w:hAnsiTheme="majorHAnsi" w:eastAsia="黑体"/>
       <w:i/>
       <w:iCs/>
       <w:color w:themeColor="text1" w:themeTint="BF" w:val="404040"/>
@@ -4839,6 +5150,7 @@
       <w:spacing w:line="240" w:lineRule="auto"/>
     </w:pPr>
     <w:rPr>
+      <w:rFonts w:eastAsia="黑体"/>
       <w:b/>
       <w:bCs/>
       <w:color w:themeColor="accent1" w:val="4F81BD"/>
@@ -4853,6 +5165,7 @@
     <w:qFormat/>
     <w:rsid w:val="00FC693F"/>
     <w:rPr>
+      <w:rFonts w:eastAsia="黑体"/>
       <w:b/>
       <w:bCs/>
     </w:rPr>
@@ -4864,6 +5177,7 @@
     <w:qFormat/>
     <w:rsid w:val="00FC693F"/>
     <w:rPr>
+      <w:rFonts w:eastAsia="黑体"/>
       <w:i/>
       <w:iCs/>
     </w:rPr>
@@ -4884,6 +5198,7 @@
       <w:ind w:left="936" w:right="936"/>
     </w:pPr>
     <w:rPr>
+      <w:rFonts w:eastAsia="黑体"/>
       <w:b/>
       <w:bCs/>
       <w:i/>
@@ -4898,6 +5213,7 @@
     <w:uiPriority w:val="30"/>
     <w:rsid w:val="00FC693F"/>
     <w:rPr>
+      <w:rFonts w:eastAsia="黑体"/>
       <w:b/>
       <w:bCs/>
       <w:i/>
@@ -4912,6 +5228,7 @@
     <w:qFormat/>
     <w:rsid w:val="00FC693F"/>
     <w:rPr>
+      <w:rFonts w:eastAsia="黑体"/>
       <w:i/>
       <w:iCs/>
       <w:color w:themeColor="text1" w:themeTint="7F" w:val="808080"/>
@@ -4924,6 +5241,7 @@
     <w:qFormat/>
     <w:rsid w:val="00FC693F"/>
     <w:rPr>
+      <w:rFonts w:eastAsia="黑体"/>
       <w:b/>
       <w:bCs/>
       <w:i/>
@@ -4938,6 +5256,7 @@
     <w:qFormat/>
     <w:rsid w:val="00FC693F"/>
     <w:rPr>
+      <w:rFonts w:eastAsia="黑体"/>
       <w:smallCaps/>
       <w:color w:themeColor="accent2" w:val="C0504D"/>
       <w:u w:val="single"/>
@@ -4950,6 +5269,7 @@
     <w:qFormat/>
     <w:rsid w:val="00FC693F"/>
     <w:rPr>
+      <w:rFonts w:eastAsia="黑体"/>
       <w:b/>
       <w:bCs/>
       <w:smallCaps/>
@@ -4965,6 +5285,7 @@
     <w:qFormat/>
     <w:rsid w:val="00FC693F"/>
     <w:rPr>
+      <w:rFonts w:eastAsia="黑体"/>
       <w:b/>
       <w:bCs/>
       <w:smallCaps/>
@@ -5019,6 +5340,7 @@
       <w:spacing w:after="0" w:line="240" w:lineRule="auto"/>
     </w:pPr>
     <w:rPr>
+      <w:rFonts w:eastAsia="黑体"/>
       <w:color w:themeColor="text1" w:themeShade="BF" w:val="000000"/>
     </w:rPr>
     <w:tblPr>
@@ -5041,6 +5363,7 @@
         <w:spacing w:after="0" w:before="0" w:line="240" w:lineRule="auto"/>
       </w:pPr>
       <w:rPr>
+        <w:rFonts w:eastAsia="黑体"/>
         <w:b/>
         <w:bCs/>
       </w:rPr>
@@ -5061,6 +5384,7 @@
         <w:spacing w:after="0" w:before="0" w:line="240" w:lineRule="auto"/>
       </w:pPr>
       <w:rPr>
+        <w:rFonts w:eastAsia="黑体"/>
         <w:b/>
         <w:bCs/>
       </w:rPr>
@@ -5078,12 +5402,14 @@
     </w:tblStylePr>
     <w:tblStylePr w:type="firstCol">
       <w:rPr>
+        <w:rFonts w:eastAsia="黑体"/>
         <w:b/>
         <w:bCs/>
       </w:rPr>
     </w:tblStylePr>
     <w:tblStylePr w:type="lastCol">
       <w:rPr>
+        <w:rFonts w:eastAsia="黑体"/>
         <w:b/>
         <w:bCs/>
       </w:rPr>
@@ -5122,6 +5448,7 @@
       <w:spacing w:after="0" w:line="240" w:lineRule="auto"/>
     </w:pPr>
     <w:rPr>
+      <w:rFonts w:eastAsia="黑体"/>
       <w:color w:themeColor="accent1" w:themeShade="BF" w:val="365F91"/>
     </w:rPr>
     <w:tblPr>
@@ -5144,6 +5471,7 @@
         <w:spacing w:after="0" w:before="0" w:line="240" w:lineRule="auto"/>
       </w:pPr>
       <w:rPr>
+        <w:rFonts w:eastAsia="黑体"/>
         <w:b/>
         <w:bCs/>
       </w:rPr>
@@ -5164,6 +5492,7 @@
         <w:spacing w:after="0" w:before="0" w:line="240" w:lineRule="auto"/>
       </w:pPr>
       <w:rPr>
+        <w:rFonts w:eastAsia="黑体"/>
         <w:b/>
         <w:bCs/>
       </w:rPr>
@@ -5181,12 +5510,14 @@
     </w:tblStylePr>
     <w:tblStylePr w:type="firstCol">
       <w:rPr>
+        <w:rFonts w:eastAsia="黑体"/>
         <w:b/>
         <w:bCs/>
       </w:rPr>
     </w:tblStylePr>
     <w:tblStylePr w:type="lastCol">
       <w:rPr>
+        <w:rFonts w:eastAsia="黑体"/>
         <w:b/>
         <w:bCs/>
       </w:rPr>
@@ -5225,6 +5556,7 @@
       <w:spacing w:after="0" w:line="240" w:lineRule="auto"/>
     </w:pPr>
     <w:rPr>
+      <w:rFonts w:eastAsia="黑体"/>
       <w:color w:themeColor="accent2" w:themeShade="BF" w:val="943634"/>
     </w:rPr>
     <w:tblPr>
@@ -5247,6 +5579,7 @@
         <w:spacing w:after="0" w:before="0" w:line="240" w:lineRule="auto"/>
       </w:pPr>
       <w:rPr>
+        <w:rFonts w:eastAsia="黑体"/>
         <w:b/>
         <w:bCs/>
       </w:rPr>
@@ -5267,6 +5600,7 @@
         <w:spacing w:after="0" w:before="0" w:line="240" w:lineRule="auto"/>
       </w:pPr>
       <w:rPr>
+        <w:rFonts w:eastAsia="黑体"/>
         <w:b/>
         <w:bCs/>
       </w:rPr>
@@ -5284,12 +5618,14 @@
     </w:tblStylePr>
     <w:tblStylePr w:type="firstCol">
       <w:rPr>
+        <w:rFonts w:eastAsia="黑体"/>
         <w:b/>
         <w:bCs/>
       </w:rPr>
     </w:tblStylePr>
     <w:tblStylePr w:type="lastCol">
       <w:rPr>
+        <w:rFonts w:eastAsia="黑体"/>
         <w:b/>
         <w:bCs/>
       </w:rPr>
@@ -5328,6 +5664,7 @@
       <w:spacing w:after="0" w:line="240" w:lineRule="auto"/>
     </w:pPr>
     <w:rPr>
+      <w:rFonts w:eastAsia="黑体"/>
       <w:color w:themeColor="accent3" w:themeShade="BF" w:val="76923C"/>
     </w:rPr>
     <w:tblPr>
@@ -5350,6 +5687,7 @@
         <w:spacing w:after="0" w:before="0" w:line="240" w:lineRule="auto"/>
       </w:pPr>
       <w:rPr>
+        <w:rFonts w:eastAsia="黑体"/>
         <w:b/>
         <w:bCs/>
       </w:rPr>
@@ -5370,6 +5708,7 @@
         <w:spacing w:after="0" w:before="0" w:line="240" w:lineRule="auto"/>
       </w:pPr>
       <w:rPr>
+        <w:rFonts w:eastAsia="黑体"/>
         <w:b/>
         <w:bCs/>
       </w:rPr>
@@ -5387,12 +5726,14 @@
     </w:tblStylePr>
     <w:tblStylePr w:type="firstCol">
       <w:rPr>
+        <w:rFonts w:eastAsia="黑体"/>
         <w:b/>
         <w:bCs/>
       </w:rPr>
     </w:tblStylePr>
     <w:tblStylePr w:type="lastCol">
       <w:rPr>
+        <w:rFonts w:eastAsia="黑体"/>
         <w:b/>
         <w:bCs/>
       </w:rPr>
@@ -5431,6 +5772,7 @@
       <w:spacing w:after="0" w:line="240" w:lineRule="auto"/>
     </w:pPr>
     <w:rPr>
+      <w:rFonts w:eastAsia="黑体"/>
       <w:color w:themeColor="accent4" w:themeShade="BF" w:val="5F497A"/>
     </w:rPr>
     <w:tblPr>
@@ -5453,6 +5795,7 @@
         <w:spacing w:after="0" w:before="0" w:line="240" w:lineRule="auto"/>
       </w:pPr>
       <w:rPr>
+        <w:rFonts w:eastAsia="黑体"/>
         <w:b/>
         <w:bCs/>
       </w:rPr>
@@ -5473,6 +5816,7 @@
         <w:spacing w:after="0" w:before="0" w:line="240" w:lineRule="auto"/>
       </w:pPr>
       <w:rPr>
+        <w:rFonts w:eastAsia="黑体"/>
         <w:b/>
         <w:bCs/>
       </w:rPr>
@@ -5490,12 +5834,14 @@
     </w:tblStylePr>
     <w:tblStylePr w:type="firstCol">
       <w:rPr>
+        <w:rFonts w:eastAsia="黑体"/>
         <w:b/>
         <w:bCs/>
       </w:rPr>
     </w:tblStylePr>
     <w:tblStylePr w:type="lastCol">
       <w:rPr>
+        <w:rFonts w:eastAsia="黑体"/>
         <w:b/>
         <w:bCs/>
       </w:rPr>
@@ -5534,6 +5880,7 @@
       <w:spacing w:after="0" w:line="240" w:lineRule="auto"/>
     </w:pPr>
     <w:rPr>
+      <w:rFonts w:eastAsia="黑体"/>
       <w:color w:themeColor="accent5" w:themeShade="BF" w:val="31849B"/>
     </w:rPr>
     <w:tblPr>
@@ -5556,6 +5903,7 @@
         <w:spacing w:after="0" w:before="0" w:line="240" w:lineRule="auto"/>
       </w:pPr>
       <w:rPr>
+        <w:rFonts w:eastAsia="黑体"/>
         <w:b/>
         <w:bCs/>
       </w:rPr>
@@ -5576,6 +5924,7 @@
         <w:spacing w:after="0" w:before="0" w:line="240" w:lineRule="auto"/>
       </w:pPr>
       <w:rPr>
+        <w:rFonts w:eastAsia="黑体"/>
         <w:b/>
         <w:bCs/>
       </w:rPr>
@@ -5593,12 +5942,14 @@
     </w:tblStylePr>
     <w:tblStylePr w:type="firstCol">
       <w:rPr>
+        <w:rFonts w:eastAsia="黑体"/>
         <w:b/>
         <w:bCs/>
       </w:rPr>
     </w:tblStylePr>
     <w:tblStylePr w:type="lastCol">
       <w:rPr>
+        <w:rFonts w:eastAsia="黑体"/>
         <w:b/>
         <w:bCs/>
       </w:rPr>
@@ -5637,6 +5988,7 @@
       <w:spacing w:after="0" w:line="240" w:lineRule="auto"/>
     </w:pPr>
     <w:rPr>
+      <w:rFonts w:eastAsia="黑体"/>
       <w:color w:themeColor="accent6" w:themeShade="BF" w:val="E36C0A"/>
     </w:rPr>
     <w:tblPr>
@@ -5659,6 +6011,7 @@
         <w:spacing w:after="0" w:before="0" w:line="240" w:lineRule="auto"/>
       </w:pPr>
       <w:rPr>
+        <w:rFonts w:eastAsia="黑体"/>
         <w:b/>
         <w:bCs/>
       </w:rPr>
@@ -5679,6 +6032,7 @@
         <w:spacing w:after="0" w:before="0" w:line="240" w:lineRule="auto"/>
       </w:pPr>
       <w:rPr>
+        <w:rFonts w:eastAsia="黑体"/>
         <w:b/>
         <w:bCs/>
       </w:rPr>
@@ -5696,12 +6050,14 @@
     </w:tblStylePr>
     <w:tblStylePr w:type="firstCol">
       <w:rPr>
+        <w:rFonts w:eastAsia="黑体"/>
         <w:b/>
         <w:bCs/>
       </w:rPr>
     </w:tblStylePr>
     <w:tblStylePr w:type="lastCol">
       <w:rPr>
+        <w:rFonts w:eastAsia="黑体"/>
         <w:b/>
         <w:bCs/>
       </w:rPr>
@@ -5761,6 +6117,7 @@
         <w:spacing w:after="0" w:before="0" w:line="240" w:lineRule="auto"/>
       </w:pPr>
       <w:rPr>
+        <w:rFonts w:eastAsia="黑体"/>
         <w:b/>
         <w:bCs/>
         <w:color w:themeColor="background1" w:val="FFFFFF"/>
@@ -5775,6 +6132,7 @@
         <w:spacing w:after="0" w:before="0" w:line="240" w:lineRule="auto"/>
       </w:pPr>
       <w:rPr>
+        <w:rFonts w:eastAsia="黑体"/>
         <w:b/>
         <w:bCs/>
       </w:rPr>
@@ -5790,12 +6148,14 @@
     </w:tblStylePr>
     <w:tblStylePr w:type="firstCol">
       <w:rPr>
+        <w:rFonts w:eastAsia="黑体"/>
         <w:b/>
         <w:bCs/>
       </w:rPr>
     </w:tblStylePr>
     <w:tblStylePr w:type="lastCol">
       <w:rPr>
+        <w:rFonts w:eastAsia="黑体"/>
         <w:b/>
         <w:bCs/>
       </w:rPr>
@@ -5853,6 +6213,7 @@
         <w:spacing w:after="0" w:before="0" w:line="240" w:lineRule="auto"/>
       </w:pPr>
       <w:rPr>
+        <w:rFonts w:eastAsia="黑体"/>
         <w:b/>
         <w:bCs/>
         <w:color w:themeColor="background1" w:val="FFFFFF"/>
@@ -5867,6 +6228,7 @@
         <w:spacing w:after="0" w:before="0" w:line="240" w:lineRule="auto"/>
       </w:pPr>
       <w:rPr>
+        <w:rFonts w:eastAsia="黑体"/>
         <w:b/>
         <w:bCs/>
       </w:rPr>
@@ -5882,12 +6244,14 @@
     </w:tblStylePr>
     <w:tblStylePr w:type="firstCol">
       <w:rPr>
+        <w:rFonts w:eastAsia="黑体"/>
         <w:b/>
         <w:bCs/>
       </w:rPr>
     </w:tblStylePr>
     <w:tblStylePr w:type="lastCol">
       <w:rPr>
+        <w:rFonts w:eastAsia="黑体"/>
         <w:b/>
         <w:bCs/>
       </w:rPr>
@@ -5945,6 +6309,7 @@
         <w:spacing w:after="0" w:before="0" w:line="240" w:lineRule="auto"/>
       </w:pPr>
       <w:rPr>
+        <w:rFonts w:eastAsia="黑体"/>
         <w:b/>
         <w:bCs/>
         <w:color w:themeColor="background1" w:val="FFFFFF"/>
@@ -5959,6 +6324,7 @@
         <w:spacing w:after="0" w:before="0" w:line="240" w:lineRule="auto"/>
       </w:pPr>
       <w:rPr>
+        <w:rFonts w:eastAsia="黑体"/>
         <w:b/>
         <w:bCs/>
       </w:rPr>
@@ -5974,12 +6340,14 @@
     </w:tblStylePr>
     <w:tblStylePr w:type="firstCol">
       <w:rPr>
+        <w:rFonts w:eastAsia="黑体"/>
         <w:b/>
         <w:bCs/>
       </w:rPr>
     </w:tblStylePr>
     <w:tblStylePr w:type="lastCol">
       <w:rPr>
+        <w:rFonts w:eastAsia="黑体"/>
         <w:b/>
         <w:bCs/>
       </w:rPr>
@@ -6037,6 +6405,7 @@
         <w:spacing w:after="0" w:before="0" w:line="240" w:lineRule="auto"/>
       </w:pPr>
       <w:rPr>
+        <w:rFonts w:eastAsia="黑体"/>
         <w:b/>
         <w:bCs/>
         <w:color w:themeColor="background1" w:val="FFFFFF"/>
@@ -6051,6 +6420,7 @@
         <w:spacing w:after="0" w:before="0" w:line="240" w:lineRule="auto"/>
       </w:pPr>
       <w:rPr>
+        <w:rFonts w:eastAsia="黑体"/>
         <w:b/>
         <w:bCs/>
       </w:rPr>
@@ -6066,12 +6436,14 @@
     </w:tblStylePr>
     <w:tblStylePr w:type="firstCol">
       <w:rPr>
+        <w:rFonts w:eastAsia="黑体"/>
         <w:b/>
         <w:bCs/>
       </w:rPr>
     </w:tblStylePr>
     <w:tblStylePr w:type="lastCol">
       <w:rPr>
+        <w:rFonts w:eastAsia="黑体"/>
         <w:b/>
         <w:bCs/>
       </w:rPr>
@@ -6129,6 +6501,7 @@
         <w:spacing w:after="0" w:before="0" w:line="240" w:lineRule="auto"/>
       </w:pPr>
       <w:rPr>
+        <w:rFonts w:eastAsia="黑体"/>
         <w:b/>
         <w:bCs/>
         <w:color w:themeColor="background1" w:val="FFFFFF"/>
@@ -6143,6 +6516,7 @@
         <w:spacing w:after="0" w:before="0" w:line="240" w:lineRule="auto"/>
       </w:pPr>
       <w:rPr>
+        <w:rFonts w:eastAsia="黑体"/>
         <w:b/>
         <w:bCs/>
       </w:rPr>
@@ -6158,12 +6532,14 @@
     </w:tblStylePr>
     <w:tblStylePr w:type="firstCol">
       <w:rPr>
+        <w:rFonts w:eastAsia="黑体"/>
         <w:b/>
         <w:bCs/>
       </w:rPr>
     </w:tblStylePr>
     <w:tblStylePr w:type="lastCol">
       <w:rPr>
+        <w:rFonts w:eastAsia="黑体"/>
         <w:b/>
         <w:bCs/>
       </w:rPr>
@@ -6221,6 +6597,7 @@
         <w:spacing w:after="0" w:before="0" w:line="240" w:lineRule="auto"/>
       </w:pPr>
       <w:rPr>
+        <w:rFonts w:eastAsia="黑体"/>
         <w:b/>
         <w:bCs/>
         <w:color w:themeColor="background1" w:val="FFFFFF"/>
@@ -6235,6 +6612,7 @@
         <w:spacing w:after="0" w:before="0" w:line="240" w:lineRule="auto"/>
       </w:pPr>
       <w:rPr>
+        <w:rFonts w:eastAsia="黑体"/>
         <w:b/>
         <w:bCs/>
       </w:rPr>
@@ -6250,12 +6628,14 @@
     </w:tblStylePr>
     <w:tblStylePr w:type="firstCol">
       <w:rPr>
+        <w:rFonts w:eastAsia="黑体"/>
         <w:b/>
         <w:bCs/>
       </w:rPr>
     </w:tblStylePr>
     <w:tblStylePr w:type="lastCol">
       <w:rPr>
+        <w:rFonts w:eastAsia="黑体"/>
         <w:b/>
         <w:bCs/>
       </w:rPr>
@@ -6313,6 +6693,7 @@
         <w:spacing w:after="0" w:before="0" w:line="240" w:lineRule="auto"/>
       </w:pPr>
       <w:rPr>
+        <w:rFonts w:eastAsia="黑体"/>
         <w:b/>
         <w:bCs/>
         <w:color w:themeColor="background1" w:val="FFFFFF"/>
@@ -6327,6 +6708,7 @@
         <w:spacing w:after="0" w:before="0" w:line="240" w:lineRule="auto"/>
       </w:pPr>
       <w:rPr>
+        <w:rFonts w:eastAsia="黑体"/>
         <w:b/>
         <w:bCs/>
       </w:rPr>
@@ -6342,12 +6724,14 @@
     </w:tblStylePr>
     <w:tblStylePr w:type="firstCol">
       <w:rPr>
+        <w:rFonts w:eastAsia="黑体"/>
         <w:b/>
         <w:bCs/>
       </w:rPr>
     </w:tblStylePr>
     <w:tblStylePr w:type="lastCol">
       <w:rPr>
+        <w:rFonts w:eastAsia="黑体"/>
         <w:b/>
         <w:bCs/>
       </w:rPr>
@@ -6407,7 +6791,7 @@
         <w:spacing w:after="0" w:before="0" w:line="240" w:lineRule="auto"/>
       </w:pPr>
       <w:rPr>
-        <w:rFonts w:asciiTheme="majorHAnsi" w:cstheme="majorBidi" w:eastAsiaTheme="majorEastAsia" w:hAnsiTheme="majorHAnsi"/>
+        <w:rFonts w:asciiTheme="majorHAnsi" w:cstheme="majorBidi" w:hAnsiTheme="majorHAnsi" w:eastAsia="黑体"/>
         <w:b/>
         <w:bCs/>
       </w:rPr>
@@ -6428,7 +6812,7 @@
         <w:spacing w:after="0" w:before="0" w:line="240" w:lineRule="auto"/>
       </w:pPr>
       <w:rPr>
-        <w:rFonts w:asciiTheme="majorHAnsi" w:cstheme="majorBidi" w:eastAsiaTheme="majorEastAsia" w:hAnsiTheme="majorHAnsi"/>
+        <w:rFonts w:asciiTheme="majorHAnsi" w:cstheme="majorBidi" w:hAnsiTheme="majorHAnsi" w:eastAsia="黑体"/>
         <w:b/>
         <w:bCs/>
       </w:rPr>
@@ -6446,14 +6830,14 @@
     </w:tblStylePr>
     <w:tblStylePr w:type="firstCol">
       <w:rPr>
-        <w:rFonts w:asciiTheme="majorHAnsi" w:cstheme="majorBidi" w:eastAsiaTheme="majorEastAsia" w:hAnsiTheme="majorHAnsi"/>
+        <w:rFonts w:asciiTheme="majorHAnsi" w:cstheme="majorBidi" w:hAnsiTheme="majorHAnsi" w:eastAsia="黑体"/>
         <w:b/>
         <w:bCs/>
       </w:rPr>
     </w:tblStylePr>
     <w:tblStylePr w:type="lastCol">
       <w:rPr>
-        <w:rFonts w:asciiTheme="majorHAnsi" w:cstheme="majorBidi" w:eastAsiaTheme="majorEastAsia" w:hAnsiTheme="majorHAnsi"/>
+        <w:rFonts w:asciiTheme="majorHAnsi" w:cstheme="majorBidi" w:hAnsiTheme="majorHAnsi" w:eastAsia="黑体"/>
         <w:b/>
         <w:bCs/>
       </w:rPr>
@@ -6537,7 +6921,7 @@
         <w:spacing w:after="0" w:before="0" w:line="240" w:lineRule="auto"/>
       </w:pPr>
       <w:rPr>
-        <w:rFonts w:asciiTheme="majorHAnsi" w:cstheme="majorBidi" w:eastAsiaTheme="majorEastAsia" w:hAnsiTheme="majorHAnsi"/>
+        <w:rFonts w:asciiTheme="majorHAnsi" w:cstheme="majorBidi" w:hAnsiTheme="majorHAnsi" w:eastAsia="黑体"/>
         <w:b/>
         <w:bCs/>
       </w:rPr>
@@ -6558,7 +6942,7 @@
         <w:spacing w:after="0" w:before="0" w:line="240" w:lineRule="auto"/>
       </w:pPr>
       <w:rPr>
-        <w:rFonts w:asciiTheme="majorHAnsi" w:cstheme="majorBidi" w:eastAsiaTheme="majorEastAsia" w:hAnsiTheme="majorHAnsi"/>
+        <w:rFonts w:asciiTheme="majorHAnsi" w:cstheme="majorBidi" w:hAnsiTheme="majorHAnsi" w:eastAsia="黑体"/>
         <w:b/>
         <w:bCs/>
       </w:rPr>
@@ -6576,14 +6960,14 @@
     </w:tblStylePr>
     <w:tblStylePr w:type="firstCol">
       <w:rPr>
-        <w:rFonts w:asciiTheme="majorHAnsi" w:cstheme="majorBidi" w:eastAsiaTheme="majorEastAsia" w:hAnsiTheme="majorHAnsi"/>
+        <w:rFonts w:asciiTheme="majorHAnsi" w:cstheme="majorBidi" w:hAnsiTheme="majorHAnsi" w:eastAsia="黑体"/>
         <w:b/>
         <w:bCs/>
       </w:rPr>
     </w:tblStylePr>
     <w:tblStylePr w:type="lastCol">
       <w:rPr>
-        <w:rFonts w:asciiTheme="majorHAnsi" w:cstheme="majorBidi" w:eastAsiaTheme="majorEastAsia" w:hAnsiTheme="majorHAnsi"/>
+        <w:rFonts w:asciiTheme="majorHAnsi" w:cstheme="majorBidi" w:hAnsiTheme="majorHAnsi" w:eastAsia="黑体"/>
         <w:b/>
         <w:bCs/>
       </w:rPr>
@@ -6667,7 +7051,7 @@
         <w:spacing w:after="0" w:before="0" w:line="240" w:lineRule="auto"/>
       </w:pPr>
       <w:rPr>
-        <w:rFonts w:asciiTheme="majorHAnsi" w:cstheme="majorBidi" w:eastAsiaTheme="majorEastAsia" w:hAnsiTheme="majorHAnsi"/>
+        <w:rFonts w:asciiTheme="majorHAnsi" w:cstheme="majorBidi" w:hAnsiTheme="majorHAnsi" w:eastAsia="黑体"/>
         <w:b/>
         <w:bCs/>
       </w:rPr>
@@ -6688,7 +7072,7 @@
         <w:spacing w:after="0" w:before="0" w:line="240" w:lineRule="auto"/>
       </w:pPr>
       <w:rPr>
-        <w:rFonts w:asciiTheme="majorHAnsi" w:cstheme="majorBidi" w:eastAsiaTheme="majorEastAsia" w:hAnsiTheme="majorHAnsi"/>
+        <w:rFonts w:asciiTheme="majorHAnsi" w:cstheme="majorBidi" w:hAnsiTheme="majorHAnsi" w:eastAsia="黑体"/>
         <w:b/>
         <w:bCs/>
       </w:rPr>
@@ -6706,14 +7090,14 @@
     </w:tblStylePr>
     <w:tblStylePr w:type="firstCol">
       <w:rPr>
-        <w:rFonts w:asciiTheme="majorHAnsi" w:cstheme="majorBidi" w:eastAsiaTheme="majorEastAsia" w:hAnsiTheme="majorHAnsi"/>
+        <w:rFonts w:asciiTheme="majorHAnsi" w:cstheme="majorBidi" w:hAnsiTheme="majorHAnsi" w:eastAsia="黑体"/>
         <w:b/>
         <w:bCs/>
       </w:rPr>
     </w:tblStylePr>
     <w:tblStylePr w:type="lastCol">
       <w:rPr>
-        <w:rFonts w:asciiTheme="majorHAnsi" w:cstheme="majorBidi" w:eastAsiaTheme="majorEastAsia" w:hAnsiTheme="majorHAnsi"/>
+        <w:rFonts w:asciiTheme="majorHAnsi" w:cstheme="majorBidi" w:hAnsiTheme="majorHAnsi" w:eastAsia="黑体"/>
         <w:b/>
         <w:bCs/>
       </w:rPr>
@@ -6797,7 +7181,7 @@
         <w:spacing w:after="0" w:before="0" w:line="240" w:lineRule="auto"/>
       </w:pPr>
       <w:rPr>
-        <w:rFonts w:asciiTheme="majorHAnsi" w:cstheme="majorBidi" w:eastAsiaTheme="majorEastAsia" w:hAnsiTheme="majorHAnsi"/>
+        <w:rFonts w:asciiTheme="majorHAnsi" w:cstheme="majorBidi" w:hAnsiTheme="majorHAnsi" w:eastAsia="黑体"/>
         <w:b/>
         <w:bCs/>
       </w:rPr>
@@ -6818,7 +7202,7 @@
         <w:spacing w:after="0" w:before="0" w:line="240" w:lineRule="auto"/>
       </w:pPr>
       <w:rPr>
-        <w:rFonts w:asciiTheme="majorHAnsi" w:cstheme="majorBidi" w:eastAsiaTheme="majorEastAsia" w:hAnsiTheme="majorHAnsi"/>
+        <w:rFonts w:asciiTheme="majorHAnsi" w:cstheme="majorBidi" w:hAnsiTheme="majorHAnsi" w:eastAsia="黑体"/>
         <w:b/>
         <w:bCs/>
       </w:rPr>
@@ -6836,14 +7220,14 @@
     </w:tblStylePr>
     <w:tblStylePr w:type="firstCol">
       <w:rPr>
-        <w:rFonts w:asciiTheme="majorHAnsi" w:cstheme="majorBidi" w:eastAsiaTheme="majorEastAsia" w:hAnsiTheme="majorHAnsi"/>
+        <w:rFonts w:asciiTheme="majorHAnsi" w:cstheme="majorBidi" w:hAnsiTheme="majorHAnsi" w:eastAsia="黑体"/>
         <w:b/>
         <w:bCs/>
       </w:rPr>
     </w:tblStylePr>
     <w:tblStylePr w:type="lastCol">
       <w:rPr>
-        <w:rFonts w:asciiTheme="majorHAnsi" w:cstheme="majorBidi" w:eastAsiaTheme="majorEastAsia" w:hAnsiTheme="majorHAnsi"/>
+        <w:rFonts w:asciiTheme="majorHAnsi" w:cstheme="majorBidi" w:hAnsiTheme="majorHAnsi" w:eastAsia="黑体"/>
         <w:b/>
         <w:bCs/>
       </w:rPr>
@@ -6927,7 +7311,7 @@
         <w:spacing w:after="0" w:before="0" w:line="240" w:lineRule="auto"/>
       </w:pPr>
       <w:rPr>
-        <w:rFonts w:asciiTheme="majorHAnsi" w:cstheme="majorBidi" w:eastAsiaTheme="majorEastAsia" w:hAnsiTheme="majorHAnsi"/>
+        <w:rFonts w:asciiTheme="majorHAnsi" w:cstheme="majorBidi" w:hAnsiTheme="majorHAnsi" w:eastAsia="黑体"/>
         <w:b/>
         <w:bCs/>
       </w:rPr>
@@ -6948,7 +7332,7 @@
         <w:spacing w:after="0" w:before="0" w:line="240" w:lineRule="auto"/>
       </w:pPr>
       <w:rPr>
-        <w:rFonts w:asciiTheme="majorHAnsi" w:cstheme="majorBidi" w:eastAsiaTheme="majorEastAsia" w:hAnsiTheme="majorHAnsi"/>
+        <w:rFonts w:asciiTheme="majorHAnsi" w:cstheme="majorBidi" w:hAnsiTheme="majorHAnsi" w:eastAsia="黑体"/>
         <w:b/>
         <w:bCs/>
       </w:rPr>
@@ -6966,14 +7350,14 @@
     </w:tblStylePr>
     <w:tblStylePr w:type="firstCol">
       <w:rPr>
-        <w:rFonts w:asciiTheme="majorHAnsi" w:cstheme="majorBidi" w:eastAsiaTheme="majorEastAsia" w:hAnsiTheme="majorHAnsi"/>
+        <w:rFonts w:asciiTheme="majorHAnsi" w:cstheme="majorBidi" w:hAnsiTheme="majorHAnsi" w:eastAsia="黑体"/>
         <w:b/>
         <w:bCs/>
       </w:rPr>
     </w:tblStylePr>
     <w:tblStylePr w:type="lastCol">
       <w:rPr>
-        <w:rFonts w:asciiTheme="majorHAnsi" w:cstheme="majorBidi" w:eastAsiaTheme="majorEastAsia" w:hAnsiTheme="majorHAnsi"/>
+        <w:rFonts w:asciiTheme="majorHAnsi" w:cstheme="majorBidi" w:hAnsiTheme="majorHAnsi" w:eastAsia="黑体"/>
         <w:b/>
         <w:bCs/>
       </w:rPr>
@@ -7057,7 +7441,7 @@
         <w:spacing w:after="0" w:before="0" w:line="240" w:lineRule="auto"/>
       </w:pPr>
       <w:rPr>
-        <w:rFonts w:asciiTheme="majorHAnsi" w:cstheme="majorBidi" w:eastAsiaTheme="majorEastAsia" w:hAnsiTheme="majorHAnsi"/>
+        <w:rFonts w:asciiTheme="majorHAnsi" w:cstheme="majorBidi" w:hAnsiTheme="majorHAnsi" w:eastAsia="黑体"/>
         <w:b/>
         <w:bCs/>
       </w:rPr>
@@ -7078,7 +7462,7 @@
         <w:spacing w:after="0" w:before="0" w:line="240" w:lineRule="auto"/>
       </w:pPr>
       <w:rPr>
-        <w:rFonts w:asciiTheme="majorHAnsi" w:cstheme="majorBidi" w:eastAsiaTheme="majorEastAsia" w:hAnsiTheme="majorHAnsi"/>
+        <w:rFonts w:asciiTheme="majorHAnsi" w:cstheme="majorBidi" w:hAnsiTheme="majorHAnsi" w:eastAsia="黑体"/>
         <w:b/>
         <w:bCs/>
       </w:rPr>
@@ -7096,14 +7480,14 @@
     </w:tblStylePr>
     <w:tblStylePr w:type="firstCol">
       <w:rPr>
-        <w:rFonts w:asciiTheme="majorHAnsi" w:cstheme="majorBidi" w:eastAsiaTheme="majorEastAsia" w:hAnsiTheme="majorHAnsi"/>
+        <w:rFonts w:asciiTheme="majorHAnsi" w:cstheme="majorBidi" w:hAnsiTheme="majorHAnsi" w:eastAsia="黑体"/>
         <w:b/>
         <w:bCs/>
       </w:rPr>
     </w:tblStylePr>
     <w:tblStylePr w:type="lastCol">
       <w:rPr>
-        <w:rFonts w:asciiTheme="majorHAnsi" w:cstheme="majorBidi" w:eastAsiaTheme="majorEastAsia" w:hAnsiTheme="majorHAnsi"/>
+        <w:rFonts w:asciiTheme="majorHAnsi" w:cstheme="majorBidi" w:hAnsiTheme="majorHAnsi" w:eastAsia="黑体"/>
         <w:b/>
         <w:bCs/>
       </w:rPr>
@@ -7187,7 +7571,7 @@
         <w:spacing w:after="0" w:before="0" w:line="240" w:lineRule="auto"/>
       </w:pPr>
       <w:rPr>
-        <w:rFonts w:asciiTheme="majorHAnsi" w:cstheme="majorBidi" w:eastAsiaTheme="majorEastAsia" w:hAnsiTheme="majorHAnsi"/>
+        <w:rFonts w:asciiTheme="majorHAnsi" w:cstheme="majorBidi" w:hAnsiTheme="majorHAnsi" w:eastAsia="黑体"/>
         <w:b/>
         <w:bCs/>
       </w:rPr>
@@ -7208,7 +7592,7 @@
         <w:spacing w:after="0" w:before="0" w:line="240" w:lineRule="auto"/>
       </w:pPr>
       <w:rPr>
-        <w:rFonts w:asciiTheme="majorHAnsi" w:cstheme="majorBidi" w:eastAsiaTheme="majorEastAsia" w:hAnsiTheme="majorHAnsi"/>
+        <w:rFonts w:asciiTheme="majorHAnsi" w:cstheme="majorBidi" w:hAnsiTheme="majorHAnsi" w:eastAsia="黑体"/>
         <w:b/>
         <w:bCs/>
       </w:rPr>
@@ -7226,14 +7610,14 @@
     </w:tblStylePr>
     <w:tblStylePr w:type="firstCol">
       <w:rPr>
-        <w:rFonts w:asciiTheme="majorHAnsi" w:cstheme="majorBidi" w:eastAsiaTheme="majorEastAsia" w:hAnsiTheme="majorHAnsi"/>
+        <w:rFonts w:asciiTheme="majorHAnsi" w:cstheme="majorBidi" w:hAnsiTheme="majorHAnsi" w:eastAsia="黑体"/>
         <w:b/>
         <w:bCs/>
       </w:rPr>
     </w:tblStylePr>
     <w:tblStylePr w:type="lastCol">
       <w:rPr>
-        <w:rFonts w:asciiTheme="majorHAnsi" w:cstheme="majorBidi" w:eastAsiaTheme="majorEastAsia" w:hAnsiTheme="majorHAnsi"/>
+        <w:rFonts w:asciiTheme="majorHAnsi" w:cstheme="majorBidi" w:hAnsiTheme="majorHAnsi" w:eastAsia="黑体"/>
         <w:b/>
         <w:bCs/>
       </w:rPr>
@@ -7316,6 +7700,7 @@
         <w:spacing w:after="0" w:before="0" w:line="240" w:lineRule="auto"/>
       </w:pPr>
       <w:rPr>
+        <w:rFonts w:eastAsia="黑体"/>
         <w:b/>
         <w:bCs/>
         <w:color w:themeColor="background1" w:val="FFFFFF"/>
@@ -7338,6 +7723,7 @@
         <w:spacing w:after="0" w:before="0" w:line="240" w:lineRule="auto"/>
       </w:pPr>
       <w:rPr>
+        <w:rFonts w:eastAsia="黑体"/>
         <w:b/>
         <w:bCs/>
       </w:rPr>
@@ -7355,12 +7741,14 @@
     </w:tblStylePr>
     <w:tblStylePr w:type="firstCol">
       <w:rPr>
+        <w:rFonts w:eastAsia="黑体"/>
         <w:b/>
         <w:bCs/>
       </w:rPr>
     </w:tblStylePr>
     <w:tblStylePr w:type="lastCol">
       <w:rPr>
+        <w:rFonts w:eastAsia="黑体"/>
         <w:b/>
         <w:bCs/>
       </w:rPr>
@@ -7422,6 +7810,7 @@
         <w:spacing w:after="0" w:before="0" w:line="240" w:lineRule="auto"/>
       </w:pPr>
       <w:rPr>
+        <w:rFonts w:eastAsia="黑体"/>
         <w:b/>
         <w:bCs/>
         <w:color w:themeColor="background1" w:val="FFFFFF"/>
@@ -7444,6 +7833,7 @@
         <w:spacing w:after="0" w:before="0" w:line="240" w:lineRule="auto"/>
       </w:pPr>
       <w:rPr>
+        <w:rFonts w:eastAsia="黑体"/>
         <w:b/>
         <w:bCs/>
       </w:rPr>
@@ -7461,12 +7851,14 @@
     </w:tblStylePr>
     <w:tblStylePr w:type="firstCol">
       <w:rPr>
+        <w:rFonts w:eastAsia="黑体"/>
         <w:b/>
         <w:bCs/>
       </w:rPr>
     </w:tblStylePr>
     <w:tblStylePr w:type="lastCol">
       <w:rPr>
+        <w:rFonts w:eastAsia="黑体"/>
         <w:b/>
         <w:bCs/>
       </w:rPr>
@@ -7528,6 +7920,7 @@
         <w:spacing w:after="0" w:before="0" w:line="240" w:lineRule="auto"/>
       </w:pPr>
       <w:rPr>
+        <w:rFonts w:eastAsia="黑体"/>
         <w:b/>
         <w:bCs/>
         <w:color w:themeColor="background1" w:val="FFFFFF"/>
@@ -7550,6 +7943,7 @@
         <w:spacing w:after="0" w:before="0" w:line="240" w:lineRule="auto"/>
       </w:pPr>
       <w:rPr>
+        <w:rFonts w:eastAsia="黑体"/>
         <w:b/>
         <w:bCs/>
       </w:rPr>
@@ -7567,12 +7961,14 @@
     </w:tblStylePr>
     <w:tblStylePr w:type="firstCol">
       <w:rPr>
+        <w:rFonts w:eastAsia="黑体"/>
         <w:b/>
         <w:bCs/>
       </w:rPr>
     </w:tblStylePr>
     <w:tblStylePr w:type="lastCol">
       <w:rPr>
+        <w:rFonts w:eastAsia="黑体"/>
         <w:b/>
         <w:bCs/>
       </w:rPr>
@@ -7634,6 +8030,7 @@
         <w:spacing w:after="0" w:before="0" w:line="240" w:lineRule="auto"/>
       </w:pPr>
       <w:rPr>
+        <w:rFonts w:eastAsia="黑体"/>
         <w:b/>
         <w:bCs/>
         <w:color w:themeColor="background1" w:val="FFFFFF"/>
@@ -7656,6 +8053,7 @@
         <w:spacing w:after="0" w:before="0" w:line="240" w:lineRule="auto"/>
       </w:pPr>
       <w:rPr>
+        <w:rFonts w:eastAsia="黑体"/>
         <w:b/>
         <w:bCs/>
       </w:rPr>
@@ -7673,12 +8071,14 @@
     </w:tblStylePr>
     <w:tblStylePr w:type="firstCol">
       <w:rPr>
+        <w:rFonts w:eastAsia="黑体"/>
         <w:b/>
         <w:bCs/>
       </w:rPr>
     </w:tblStylePr>
     <w:tblStylePr w:type="lastCol">
       <w:rPr>
+        <w:rFonts w:eastAsia="黑体"/>
         <w:b/>
         <w:bCs/>
       </w:rPr>
@@ -7740,6 +8140,7 @@
         <w:spacing w:after="0" w:before="0" w:line="240" w:lineRule="auto"/>
       </w:pPr>
       <w:rPr>
+        <w:rFonts w:eastAsia="黑体"/>
         <w:b/>
         <w:bCs/>
         <w:color w:themeColor="background1" w:val="FFFFFF"/>
@@ -7762,6 +8163,7 @@
         <w:spacing w:after="0" w:before="0" w:line="240" w:lineRule="auto"/>
       </w:pPr>
       <w:rPr>
+        <w:rFonts w:eastAsia="黑体"/>
         <w:b/>
         <w:bCs/>
       </w:rPr>
@@ -7779,12 +8181,14 @@
     </w:tblStylePr>
     <w:tblStylePr w:type="firstCol">
       <w:rPr>
+        <w:rFonts w:eastAsia="黑体"/>
         <w:b/>
         <w:bCs/>
       </w:rPr>
     </w:tblStylePr>
     <w:tblStylePr w:type="lastCol">
       <w:rPr>
+        <w:rFonts w:eastAsia="黑体"/>
         <w:b/>
         <w:bCs/>
       </w:rPr>
@@ -7846,6 +8250,7 @@
         <w:spacing w:after="0" w:before="0" w:line="240" w:lineRule="auto"/>
       </w:pPr>
       <w:rPr>
+        <w:rFonts w:eastAsia="黑体"/>
         <w:b/>
         <w:bCs/>
         <w:color w:themeColor="background1" w:val="FFFFFF"/>
@@ -7868,6 +8273,7 @@
         <w:spacing w:after="0" w:before="0" w:line="240" w:lineRule="auto"/>
       </w:pPr>
       <w:rPr>
+        <w:rFonts w:eastAsia="黑体"/>
         <w:b/>
         <w:bCs/>
       </w:rPr>
@@ -7885,12 +8291,14 @@
     </w:tblStylePr>
     <w:tblStylePr w:type="firstCol">
       <w:rPr>
+        <w:rFonts w:eastAsia="黑体"/>
         <w:b/>
         <w:bCs/>
       </w:rPr>
     </w:tblStylePr>
     <w:tblStylePr w:type="lastCol">
       <w:rPr>
+        <w:rFonts w:eastAsia="黑体"/>
         <w:b/>
         <w:bCs/>
       </w:rPr>
@@ -7952,6 +8360,7 @@
         <w:spacing w:after="0" w:before="0" w:line="240" w:lineRule="auto"/>
       </w:pPr>
       <w:rPr>
+        <w:rFonts w:eastAsia="黑体"/>
         <w:b/>
         <w:bCs/>
         <w:color w:themeColor="background1" w:val="FFFFFF"/>
@@ -7974,6 +8383,7 @@
         <w:spacing w:after="0" w:before="0" w:line="240" w:lineRule="auto"/>
       </w:pPr>
       <w:rPr>
+        <w:rFonts w:eastAsia="黑体"/>
         <w:b/>
         <w:bCs/>
       </w:rPr>
@@ -7991,12 +8401,14 @@
     </w:tblStylePr>
     <w:tblStylePr w:type="firstCol">
       <w:rPr>
+        <w:rFonts w:eastAsia="黑体"/>
         <w:b/>
         <w:bCs/>
       </w:rPr>
     </w:tblStylePr>
     <w:tblStylePr w:type="lastCol">
       <w:rPr>
+        <w:rFonts w:eastAsia="黑体"/>
         <w:b/>
         <w:bCs/>
       </w:rPr>
@@ -8055,6 +8467,7 @@
         <w:spacing w:after="0" w:before="0" w:line="240" w:lineRule="auto"/>
       </w:pPr>
       <w:rPr>
+        <w:rFonts w:eastAsia="黑体"/>
         <w:b/>
         <w:bCs/>
         <w:color w:themeColor="background1" w:val="FFFFFF"/>
@@ -8077,6 +8490,7 @@
         <w:spacing w:after="0" w:before="0" w:line="240" w:lineRule="auto"/>
       </w:pPr>
       <w:rPr>
+        <w:rFonts w:eastAsia="黑体"/>
         <w:color w:val="auto"/>
       </w:rPr>
       <w:tblPr/>
@@ -8094,6 +8508,7 @@
     </w:tblStylePr>
     <w:tblStylePr w:type="firstCol">
       <w:rPr>
+        <w:rFonts w:eastAsia="黑体"/>
         <w:b/>
         <w:bCs/>
         <w:color w:themeColor="background1" w:val="FFFFFF"/>
@@ -8113,6 +8528,7 @@
     </w:tblStylePr>
     <w:tblStylePr w:type="lastCol">
       <w:rPr>
+        <w:rFonts w:eastAsia="黑体"/>
         <w:b/>
         <w:bCs/>
         <w:color w:themeColor="background1" w:val="FFFFFF"/>
@@ -8161,6 +8577,7 @@
     </w:tblStylePr>
     <w:tblStylePr w:type="nwCell">
       <w:rPr>
+        <w:rFonts w:eastAsia="黑体"/>
         <w:color w:themeColor="background1" w:val="FFFFFF"/>
       </w:rPr>
       <w:tblPr/>
@@ -8204,6 +8621,7 @@
         <w:spacing w:after="0" w:before="0" w:line="240" w:lineRule="auto"/>
       </w:pPr>
       <w:rPr>
+        <w:rFonts w:eastAsia="黑体"/>
         <w:b/>
         <w:bCs/>
         <w:color w:themeColor="background1" w:val="FFFFFF"/>
@@ -8226,6 +8644,7 @@
         <w:spacing w:after="0" w:before="0" w:line="240" w:lineRule="auto"/>
       </w:pPr>
       <w:rPr>
+        <w:rFonts w:eastAsia="黑体"/>
         <w:color w:val="auto"/>
       </w:rPr>
       <w:tblPr/>
@@ -8243,6 +8662,7 @@
     </w:tblStylePr>
     <w:tblStylePr w:type="firstCol">
       <w:rPr>
+        <w:rFonts w:eastAsia="黑体"/>
         <w:b/>
         <w:bCs/>
         <w:color w:themeColor="background1" w:val="FFFFFF"/>
@@ -8262,6 +8682,7 @@
     </w:tblStylePr>
     <w:tblStylePr w:type="lastCol">
       <w:rPr>
+        <w:rFonts w:eastAsia="黑体"/>
         <w:b/>
         <w:bCs/>
         <w:color w:themeColor="background1" w:val="FFFFFF"/>
@@ -8310,6 +8731,7 @@
     </w:tblStylePr>
     <w:tblStylePr w:type="nwCell">
       <w:rPr>
+        <w:rFonts w:eastAsia="黑体"/>
         <w:color w:themeColor="background1" w:val="FFFFFF"/>
       </w:rPr>
       <w:tblPr/>
@@ -8353,6 +8775,7 @@
         <w:spacing w:after="0" w:before="0" w:line="240" w:lineRule="auto"/>
       </w:pPr>
       <w:rPr>
+        <w:rFonts w:eastAsia="黑体"/>
         <w:b/>
         <w:bCs/>
         <w:color w:themeColor="background1" w:val="FFFFFF"/>
@@ -8375,6 +8798,7 @@
         <w:spacing w:after="0" w:before="0" w:line="240" w:lineRule="auto"/>
       </w:pPr>
       <w:rPr>
+        <w:rFonts w:eastAsia="黑体"/>
         <w:color w:val="auto"/>
       </w:rPr>
       <w:tblPr/>
@@ -8392,6 +8816,7 @@
     </w:tblStylePr>
     <w:tblStylePr w:type="firstCol">
       <w:rPr>
+        <w:rFonts w:eastAsia="黑体"/>
         <w:b/>
         <w:bCs/>
         <w:color w:themeColor="background1" w:val="FFFFFF"/>
@@ -8411,6 +8836,7 @@
     </w:tblStylePr>
     <w:tblStylePr w:type="lastCol">
       <w:rPr>
+        <w:rFonts w:eastAsia="黑体"/>
         <w:b/>
         <w:bCs/>
         <w:color w:themeColor="background1" w:val="FFFFFF"/>
@@ -8459,6 +8885,7 @@
     </w:tblStylePr>
     <w:tblStylePr w:type="nwCell">
       <w:rPr>
+        <w:rFonts w:eastAsia="黑体"/>
         <w:color w:themeColor="background1" w:val="FFFFFF"/>
       </w:rPr>
       <w:tblPr/>
@@ -8502,6 +8929,7 @@
         <w:spacing w:after="0" w:before="0" w:line="240" w:lineRule="auto"/>
       </w:pPr>
       <w:rPr>
+        <w:rFonts w:eastAsia="黑体"/>
         <w:b/>
         <w:bCs/>
         <w:color w:themeColor="background1" w:val="FFFFFF"/>
@@ -8524,6 +8952,7 @@
         <w:spacing w:after="0" w:before="0" w:line="240" w:lineRule="auto"/>
       </w:pPr>
       <w:rPr>
+        <w:rFonts w:eastAsia="黑体"/>
         <w:color w:val="auto"/>
       </w:rPr>
       <w:tblPr/>
@@ -8541,6 +8970,7 @@
     </w:tblStylePr>
     <w:tblStylePr w:type="firstCol">
       <w:rPr>
+        <w:rFonts w:eastAsia="黑体"/>
         <w:b/>
         <w:bCs/>
         <w:color w:themeColor="background1" w:val="FFFFFF"/>
@@ -8560,6 +8990,7 @@
     </w:tblStylePr>
     <w:tblStylePr w:type="lastCol">
       <w:rPr>
+        <w:rFonts w:eastAsia="黑体"/>
         <w:b/>
         <w:bCs/>
         <w:color w:themeColor="background1" w:val="FFFFFF"/>
@@ -8608,6 +9039,7 @@
     </w:tblStylePr>
     <w:tblStylePr w:type="nwCell">
       <w:rPr>
+        <w:rFonts w:eastAsia="黑体"/>
         <w:color w:themeColor="background1" w:val="FFFFFF"/>
       </w:rPr>
       <w:tblPr/>
@@ -8651,6 +9083,7 @@
         <w:spacing w:after="0" w:before="0" w:line="240" w:lineRule="auto"/>
       </w:pPr>
       <w:rPr>
+        <w:rFonts w:eastAsia="黑体"/>
         <w:b/>
         <w:bCs/>
         <w:color w:themeColor="background1" w:val="FFFFFF"/>
@@ -8673,6 +9106,7 @@
         <w:spacing w:after="0" w:before="0" w:line="240" w:lineRule="auto"/>
       </w:pPr>
       <w:rPr>
+        <w:rFonts w:eastAsia="黑体"/>
         <w:color w:val="auto"/>
       </w:rPr>
       <w:tblPr/>
@@ -8690,6 +9124,7 @@
     </w:tblStylePr>
     <w:tblStylePr w:type="firstCol">
       <w:rPr>
+        <w:rFonts w:eastAsia="黑体"/>
         <w:b/>
         <w:bCs/>
         <w:color w:themeColor="background1" w:val="FFFFFF"/>
@@ -8709,6 +9144,7 @@
     </w:tblStylePr>
     <w:tblStylePr w:type="lastCol">
       <w:rPr>
+        <w:rFonts w:eastAsia="黑体"/>
         <w:b/>
         <w:bCs/>
         <w:color w:themeColor="background1" w:val="FFFFFF"/>
@@ -8757,6 +9193,7 @@
     </w:tblStylePr>
     <w:tblStylePr w:type="nwCell">
       <w:rPr>
+        <w:rFonts w:eastAsia="黑体"/>
         <w:color w:themeColor="background1" w:val="FFFFFF"/>
       </w:rPr>
       <w:tblPr/>
@@ -8800,6 +9237,7 @@
         <w:spacing w:after="0" w:before="0" w:line="240" w:lineRule="auto"/>
       </w:pPr>
       <w:rPr>
+        <w:rFonts w:eastAsia="黑体"/>
         <w:b/>
         <w:bCs/>
         <w:color w:themeColor="background1" w:val="FFFFFF"/>
@@ -8822,6 +9260,7 @@
         <w:spacing w:after="0" w:before="0" w:line="240" w:lineRule="auto"/>
       </w:pPr>
       <w:rPr>
+        <w:rFonts w:eastAsia="黑体"/>
         <w:color w:val="auto"/>
       </w:rPr>
       <w:tblPr/>
@@ -8839,6 +9278,7 @@
     </w:tblStylePr>
     <w:tblStylePr w:type="firstCol">
       <w:rPr>
+        <w:rFonts w:eastAsia="黑体"/>
         <w:b/>
         <w:bCs/>
         <w:color w:themeColor="background1" w:val="FFFFFF"/>
@@ -8858,6 +9298,7 @@
     </w:tblStylePr>
     <w:tblStylePr w:type="lastCol">
       <w:rPr>
+        <w:rFonts w:eastAsia="黑体"/>
         <w:b/>
         <w:bCs/>
         <w:color w:themeColor="background1" w:val="FFFFFF"/>
@@ -8906,6 +9347,7 @@
     </w:tblStylePr>
     <w:tblStylePr w:type="nwCell">
       <w:rPr>
+        <w:rFonts w:eastAsia="黑体"/>
         <w:color w:themeColor="background1" w:val="FFFFFF"/>
       </w:rPr>
       <w:tblPr/>
@@ -8949,6 +9391,7 @@
         <w:spacing w:after="0" w:before="0" w:line="240" w:lineRule="auto"/>
       </w:pPr>
       <w:rPr>
+        <w:rFonts w:eastAsia="黑体"/>
         <w:b/>
         <w:bCs/>
         <w:color w:themeColor="background1" w:val="FFFFFF"/>
@@ -8971,6 +9414,7 @@
         <w:spacing w:after="0" w:before="0" w:line="240" w:lineRule="auto"/>
       </w:pPr>
       <w:rPr>
+        <w:rFonts w:eastAsia="黑体"/>
         <w:color w:val="auto"/>
       </w:rPr>
       <w:tblPr/>
@@ -8988,6 +9432,7 @@
     </w:tblStylePr>
     <w:tblStylePr w:type="firstCol">
       <w:rPr>
+        <w:rFonts w:eastAsia="黑体"/>
         <w:b/>
         <w:bCs/>
         <w:color w:themeColor="background1" w:val="FFFFFF"/>
@@ -9007,6 +9452,7 @@
     </w:tblStylePr>
     <w:tblStylePr w:type="lastCol">
       <w:rPr>
+        <w:rFonts w:eastAsia="黑体"/>
         <w:b/>
         <w:bCs/>
         <w:color w:themeColor="background1" w:val="FFFFFF"/>
@@ -9055,6 +9501,7 @@
     </w:tblStylePr>
     <w:tblStylePr w:type="nwCell">
       <w:rPr>
+        <w:rFonts w:eastAsia="黑体"/>
         <w:color w:themeColor="background1" w:val="FFFFFF"/>
       </w:rPr>
       <w:tblPr/>
@@ -9079,6 +9526,7 @@
       <w:spacing w:after="0" w:line="240" w:lineRule="auto"/>
     </w:pPr>
     <w:rPr>
+      <w:rFonts w:eastAsia="黑体"/>
       <w:color w:themeColor="text1" w:val="000000"/>
     </w:rPr>
     <w:tblPr>
@@ -9098,7 +9546,7 @@
     </w:tblPr>
     <w:tblStylePr w:type="firstRow">
       <w:rPr>
-        <w:rFonts w:asciiTheme="majorHAnsi" w:cstheme="majorBidi" w:eastAsiaTheme="majorEastAsia" w:hAnsiTheme="majorHAnsi"/>
+        <w:rFonts w:asciiTheme="majorHAnsi" w:cstheme="majorBidi" w:hAnsiTheme="majorHAnsi" w:eastAsia="黑体"/>
       </w:rPr>
       <w:tblPr/>
       <w:tcPr>
@@ -9110,6 +9558,7 @@
     </w:tblStylePr>
     <w:tblStylePr w:type="lastRow">
       <w:rPr>
+        <w:rFonts w:eastAsia="黑体"/>
         <w:b/>
         <w:bCs/>
         <w:color w:themeColor="text2" w:val="1F497D"/>
@@ -9124,12 +9573,14 @@
     </w:tblStylePr>
     <w:tblStylePr w:type="firstCol">
       <w:rPr>
+        <w:rFonts w:eastAsia="黑体"/>
         <w:b/>
         <w:bCs/>
       </w:rPr>
     </w:tblStylePr>
     <w:tblStylePr w:type="lastCol">
       <w:rPr>
+        <w:rFonts w:eastAsia="黑体"/>
         <w:b/>
         <w:bCs/>
       </w:rPr>
@@ -9163,6 +9614,7 @@
       <w:spacing w:after="0" w:line="240" w:lineRule="auto"/>
     </w:pPr>
     <w:rPr>
+      <w:rFonts w:eastAsia="黑体"/>
       <w:color w:themeColor="text1" w:val="000000"/>
     </w:rPr>
     <w:tblPr>
@@ -9182,7 +9634,7 @@
     </w:tblPr>
     <w:tblStylePr w:type="firstRow">
       <w:rPr>
-        <w:rFonts w:asciiTheme="majorHAnsi" w:cstheme="majorBidi" w:eastAsiaTheme="majorEastAsia" w:hAnsiTheme="majorHAnsi"/>
+        <w:rFonts w:asciiTheme="majorHAnsi" w:cstheme="majorBidi" w:hAnsiTheme="majorHAnsi" w:eastAsia="黑体"/>
       </w:rPr>
       <w:tblPr/>
       <w:tcPr>
@@ -9194,6 +9646,7 @@
     </w:tblStylePr>
     <w:tblStylePr w:type="lastRow">
       <w:rPr>
+        <w:rFonts w:eastAsia="黑体"/>
         <w:b/>
         <w:bCs/>
         <w:color w:themeColor="text2" w:val="1F497D"/>
@@ -9208,12 +9661,14 @@
     </w:tblStylePr>
     <w:tblStylePr w:type="firstCol">
       <w:rPr>
+        <w:rFonts w:eastAsia="黑体"/>
         <w:b/>
         <w:bCs/>
       </w:rPr>
     </w:tblStylePr>
     <w:tblStylePr w:type="lastCol">
       <w:rPr>
+        <w:rFonts w:eastAsia="黑体"/>
         <w:b/>
         <w:bCs/>
       </w:rPr>
@@ -9247,6 +9702,7 @@
       <w:spacing w:after="0" w:line="240" w:lineRule="auto"/>
     </w:pPr>
     <w:rPr>
+      <w:rFonts w:eastAsia="黑体"/>
       <w:color w:themeColor="text1" w:val="000000"/>
     </w:rPr>
     <w:tblPr>
@@ -9266,7 +9722,7 @@
     </w:tblPr>
     <w:tblStylePr w:type="firstRow">
       <w:rPr>
-        <w:rFonts w:asciiTheme="majorHAnsi" w:cstheme="majorBidi" w:eastAsiaTheme="majorEastAsia" w:hAnsiTheme="majorHAnsi"/>
+        <w:rFonts w:asciiTheme="majorHAnsi" w:cstheme="majorBidi" w:hAnsiTheme="majorHAnsi" w:eastAsia="黑体"/>
       </w:rPr>
       <w:tblPr/>
       <w:tcPr>
@@ -9278,6 +9734,7 @@
     </w:tblStylePr>
     <w:tblStylePr w:type="lastRow">
       <w:rPr>
+        <w:rFonts w:eastAsia="黑体"/>
         <w:b/>
         <w:bCs/>
         <w:color w:themeColor="text2" w:val="1F497D"/>
@@ -9292,12 +9749,14 @@
     </w:tblStylePr>
     <w:tblStylePr w:type="firstCol">
       <w:rPr>
+        <w:rFonts w:eastAsia="黑体"/>
         <w:b/>
         <w:bCs/>
       </w:rPr>
     </w:tblStylePr>
     <w:tblStylePr w:type="lastCol">
       <w:rPr>
+        <w:rFonts w:eastAsia="黑体"/>
         <w:b/>
         <w:bCs/>
       </w:rPr>
@@ -9331,6 +9790,7 @@
       <w:spacing w:after="0" w:line="240" w:lineRule="auto"/>
     </w:pPr>
     <w:rPr>
+      <w:rFonts w:eastAsia="黑体"/>
       <w:color w:themeColor="text1" w:val="000000"/>
     </w:rPr>
     <w:tblPr>
@@ -9350,7 +9810,7 @@
     </w:tblPr>
     <w:tblStylePr w:type="firstRow">
       <w:rPr>
-        <w:rFonts w:asciiTheme="majorHAnsi" w:cstheme="majorBidi" w:eastAsiaTheme="majorEastAsia" w:hAnsiTheme="majorHAnsi"/>
+        <w:rFonts w:asciiTheme="majorHAnsi" w:cstheme="majorBidi" w:hAnsiTheme="majorHAnsi" w:eastAsia="黑体"/>
       </w:rPr>
       <w:tblPr/>
       <w:tcPr>
@@ -9362,6 +9822,7 @@
     </w:tblStylePr>
     <w:tblStylePr w:type="lastRow">
       <w:rPr>
+        <w:rFonts w:eastAsia="黑体"/>
         <w:b/>
         <w:bCs/>
         <w:color w:themeColor="text2" w:val="1F497D"/>
@@ -9376,12 +9837,14 @@
     </w:tblStylePr>
     <w:tblStylePr w:type="firstCol">
       <w:rPr>
+        <w:rFonts w:eastAsia="黑体"/>
         <w:b/>
         <w:bCs/>
       </w:rPr>
     </w:tblStylePr>
     <w:tblStylePr w:type="lastCol">
       <w:rPr>
+        <w:rFonts w:eastAsia="黑体"/>
         <w:b/>
         <w:bCs/>
       </w:rPr>
@@ -9415,6 +9878,7 @@
       <w:spacing w:after="0" w:line="240" w:lineRule="auto"/>
     </w:pPr>
     <w:rPr>
+      <w:rFonts w:eastAsia="黑体"/>
       <w:color w:themeColor="text1" w:val="000000"/>
     </w:rPr>
     <w:tblPr>
@@ -9434,7 +9898,7 @@
     </w:tblPr>
     <w:tblStylePr w:type="firstRow">
       <w:rPr>
-        <w:rFonts w:asciiTheme="majorHAnsi" w:cstheme="majorBidi" w:eastAsiaTheme="majorEastAsia" w:hAnsiTheme="majorHAnsi"/>
+        <w:rFonts w:asciiTheme="majorHAnsi" w:cstheme="majorBidi" w:hAnsiTheme="majorHAnsi" w:eastAsia="黑体"/>
       </w:rPr>
       <w:tblPr/>
       <w:tcPr>
@@ -9446,6 +9910,7 @@
     </w:tblStylePr>
     <w:tblStylePr w:type="lastRow">
       <w:rPr>
+        <w:rFonts w:eastAsia="黑体"/>
         <w:b/>
         <w:bCs/>
         <w:color w:themeColor="text2" w:val="1F497D"/>
@@ -9460,12 +9925,14 @@
     </w:tblStylePr>
     <w:tblStylePr w:type="firstCol">
       <w:rPr>
+        <w:rFonts w:eastAsia="黑体"/>
         <w:b/>
         <w:bCs/>
       </w:rPr>
     </w:tblStylePr>
     <w:tblStylePr w:type="lastCol">
       <w:rPr>
+        <w:rFonts w:eastAsia="黑体"/>
         <w:b/>
         <w:bCs/>
       </w:rPr>
@@ -9499,6 +9966,7 @@
       <w:spacing w:after="0" w:line="240" w:lineRule="auto"/>
     </w:pPr>
     <w:rPr>
+      <w:rFonts w:eastAsia="黑体"/>
       <w:color w:themeColor="text1" w:val="000000"/>
     </w:rPr>
     <w:tblPr>
@@ -9518,7 +9986,7 @@
     </w:tblPr>
     <w:tblStylePr w:type="firstRow">
       <w:rPr>
-        <w:rFonts w:asciiTheme="majorHAnsi" w:cstheme="majorBidi" w:eastAsiaTheme="majorEastAsia" w:hAnsiTheme="majorHAnsi"/>
+        <w:rFonts w:asciiTheme="majorHAnsi" w:cstheme="majorBidi" w:hAnsiTheme="majorHAnsi" w:eastAsia="黑体"/>
       </w:rPr>
       <w:tblPr/>
       <w:tcPr>
@@ -9530,6 +9998,7 @@
     </w:tblStylePr>
     <w:tblStylePr w:type="lastRow">
       <w:rPr>
+        <w:rFonts w:eastAsia="黑体"/>
         <w:b/>
         <w:bCs/>
         <w:color w:themeColor="text2" w:val="1F497D"/>
@@ -9544,12 +10013,14 @@
     </w:tblStylePr>
     <w:tblStylePr w:type="firstCol">
       <w:rPr>
+        <w:rFonts w:eastAsia="黑体"/>
         <w:b/>
         <w:bCs/>
       </w:rPr>
     </w:tblStylePr>
     <w:tblStylePr w:type="lastCol">
       <w:rPr>
+        <w:rFonts w:eastAsia="黑体"/>
         <w:b/>
         <w:bCs/>
       </w:rPr>
@@ -9583,6 +10054,7 @@
       <w:spacing w:after="0" w:line="240" w:lineRule="auto"/>
     </w:pPr>
     <w:rPr>
+      <w:rFonts w:eastAsia="黑体"/>
       <w:color w:themeColor="text1" w:val="000000"/>
     </w:rPr>
     <w:tblPr>
@@ -9602,7 +10074,7 @@
     </w:tblPr>
     <w:tblStylePr w:type="firstRow">
       <w:rPr>
-        <w:rFonts w:asciiTheme="majorHAnsi" w:cstheme="majorBidi" w:eastAsiaTheme="majorEastAsia" w:hAnsiTheme="majorHAnsi"/>
+        <w:rFonts w:asciiTheme="majorHAnsi" w:cstheme="majorBidi" w:hAnsiTheme="majorHAnsi" w:eastAsia="黑体"/>
       </w:rPr>
       <w:tblPr/>
       <w:tcPr>
@@ -9614,6 +10086,7 @@
     </w:tblStylePr>
     <w:tblStylePr w:type="lastRow">
       <w:rPr>
+        <w:rFonts w:eastAsia="黑体"/>
         <w:b/>
         <w:bCs/>
         <w:color w:themeColor="text2" w:val="1F497D"/>
@@ -9628,12 +10101,14 @@
     </w:tblStylePr>
     <w:tblStylePr w:type="firstCol">
       <w:rPr>
+        <w:rFonts w:eastAsia="黑体"/>
         <w:b/>
         <w:bCs/>
       </w:rPr>
     </w:tblStylePr>
     <w:tblStylePr w:type="lastCol">
       <w:rPr>
+        <w:rFonts w:eastAsia="黑体"/>
         <w:b/>
         <w:bCs/>
       </w:rPr>
@@ -9667,7 +10142,7 @@
       <w:spacing w:after="0" w:line="240" w:lineRule="auto"/>
     </w:pPr>
     <w:rPr>
-      <w:rFonts w:asciiTheme="majorHAnsi" w:cstheme="majorBidi" w:eastAsiaTheme="majorEastAsia" w:hAnsiTheme="majorHAnsi"/>
+      <w:rFonts w:asciiTheme="majorHAnsi" w:cstheme="majorBidi" w:hAnsiTheme="majorHAnsi" w:eastAsia="黑体"/>
       <w:color w:themeColor="text1" w:val="000000"/>
     </w:rPr>
     <w:tblPr>
@@ -9689,6 +10164,7 @@
     </w:tblPr>
     <w:tblStylePr w:type="firstRow">
       <w:rPr>
+        <w:rFonts w:eastAsia="黑体"/>
         <w:sz w:val="24"/>
         <w:szCs w:val="24"/>
       </w:rPr>
@@ -9795,7 +10271,7 @@
       <w:spacing w:after="0" w:line="240" w:lineRule="auto"/>
     </w:pPr>
     <w:rPr>
-      <w:rFonts w:asciiTheme="majorHAnsi" w:cstheme="majorBidi" w:eastAsiaTheme="majorEastAsia" w:hAnsiTheme="majorHAnsi"/>
+      <w:rFonts w:asciiTheme="majorHAnsi" w:cstheme="majorBidi" w:hAnsiTheme="majorHAnsi" w:eastAsia="黑体"/>
       <w:color w:themeColor="text1" w:val="000000"/>
     </w:rPr>
     <w:tblPr>
@@ -9817,6 +10293,7 @@
     </w:tblPr>
     <w:tblStylePr w:type="firstRow">
       <w:rPr>
+        <w:rFonts w:eastAsia="黑体"/>
         <w:sz w:val="24"/>
         <w:szCs w:val="24"/>
       </w:rPr>
@@ -9923,7 +10400,7 @@
       <w:spacing w:after="0" w:line="240" w:lineRule="auto"/>
     </w:pPr>
     <w:rPr>
-      <w:rFonts w:asciiTheme="majorHAnsi" w:cstheme="majorBidi" w:eastAsiaTheme="majorEastAsia" w:hAnsiTheme="majorHAnsi"/>
+      <w:rFonts w:asciiTheme="majorHAnsi" w:cstheme="majorBidi" w:hAnsiTheme="majorHAnsi" w:eastAsia="黑体"/>
       <w:color w:themeColor="text1" w:val="000000"/>
     </w:rPr>
     <w:tblPr>
@@ -9945,6 +10422,7 @@
     </w:tblPr>
     <w:tblStylePr w:type="firstRow">
       <w:rPr>
+        <w:rFonts w:eastAsia="黑体"/>
         <w:sz w:val="24"/>
         <w:szCs w:val="24"/>
       </w:rPr>
@@ -10051,7 +10529,7 @@
       <w:spacing w:after="0" w:line="240" w:lineRule="auto"/>
     </w:pPr>
     <w:rPr>
-      <w:rFonts w:asciiTheme="majorHAnsi" w:cstheme="majorBidi" w:eastAsiaTheme="majorEastAsia" w:hAnsiTheme="majorHAnsi"/>
+      <w:rFonts w:asciiTheme="majorHAnsi" w:cstheme="majorBidi" w:hAnsiTheme="majorHAnsi" w:eastAsia="黑体"/>
       <w:color w:themeColor="text1" w:val="000000"/>
     </w:rPr>
     <w:tblPr>
@@ -10073,6 +10551,7 @@
     </w:tblPr>
     <w:tblStylePr w:type="firstRow">
       <w:rPr>
+        <w:rFonts w:eastAsia="黑体"/>
         <w:sz w:val="24"/>
         <w:szCs w:val="24"/>
       </w:rPr>
@@ -10179,7 +10658,7 @@
       <w:spacing w:after="0" w:line="240" w:lineRule="auto"/>
     </w:pPr>
     <w:rPr>
-      <w:rFonts w:asciiTheme="majorHAnsi" w:cstheme="majorBidi" w:eastAsiaTheme="majorEastAsia" w:hAnsiTheme="majorHAnsi"/>
+      <w:rFonts w:asciiTheme="majorHAnsi" w:cstheme="majorBidi" w:hAnsiTheme="majorHAnsi" w:eastAsia="黑体"/>
       <w:color w:themeColor="text1" w:val="000000"/>
     </w:rPr>
     <w:tblPr>
@@ -10201,6 +10680,7 @@
     </w:tblPr>
     <w:tblStylePr w:type="firstRow">
       <w:rPr>
+        <w:rFonts w:eastAsia="黑体"/>
         <w:sz w:val="24"/>
         <w:szCs w:val="24"/>
       </w:rPr>
@@ -10307,7 +10787,7 @@
       <w:spacing w:after="0" w:line="240" w:lineRule="auto"/>
     </w:pPr>
     <w:rPr>
-      <w:rFonts w:asciiTheme="majorHAnsi" w:cstheme="majorBidi" w:eastAsiaTheme="majorEastAsia" w:hAnsiTheme="majorHAnsi"/>
+      <w:rFonts w:asciiTheme="majorHAnsi" w:cstheme="majorBidi" w:hAnsiTheme="majorHAnsi" w:eastAsia="黑体"/>
       <w:color w:themeColor="text1" w:val="000000"/>
     </w:rPr>
     <w:tblPr>
@@ -10329,6 +10809,7 @@
     </w:tblPr>
     <w:tblStylePr w:type="firstRow">
       <w:rPr>
+        <w:rFonts w:eastAsia="黑体"/>
         <w:sz w:val="24"/>
         <w:szCs w:val="24"/>
       </w:rPr>
@@ -10435,7 +10916,7 @@
       <w:spacing w:after="0" w:line="240" w:lineRule="auto"/>
     </w:pPr>
     <w:rPr>
-      <w:rFonts w:asciiTheme="majorHAnsi" w:cstheme="majorBidi" w:eastAsiaTheme="majorEastAsia" w:hAnsiTheme="majorHAnsi"/>
+      <w:rFonts w:asciiTheme="majorHAnsi" w:cstheme="majorBidi" w:hAnsiTheme="majorHAnsi" w:eastAsia="黑体"/>
       <w:color w:themeColor="text1" w:val="000000"/>
     </w:rPr>
     <w:tblPr>
@@ -10457,6 +10938,7 @@
     </w:tblPr>
     <w:tblStylePr w:type="firstRow">
       <w:rPr>
+        <w:rFonts w:eastAsia="黑体"/>
         <w:sz w:val="24"/>
         <w:szCs w:val="24"/>
       </w:rPr>
@@ -10586,12 +11068,14 @@
     </w:tcPr>
     <w:tblStylePr w:type="firstRow">
       <w:rPr>
+        <w:rFonts w:eastAsia="黑体"/>
         <w:b/>
         <w:bCs/>
       </w:rPr>
     </w:tblStylePr>
     <w:tblStylePr w:type="lastRow">
       <w:rPr>
+        <w:rFonts w:eastAsia="黑体"/>
         <w:b/>
         <w:bCs/>
       </w:rPr>
@@ -10604,12 +11088,14 @@
     </w:tblStylePr>
     <w:tblStylePr w:type="firstCol">
       <w:rPr>
+        <w:rFonts w:eastAsia="黑体"/>
         <w:b/>
         <w:bCs/>
       </w:rPr>
     </w:tblStylePr>
     <w:tblStylePr w:type="lastCol">
       <w:rPr>
+        <w:rFonts w:eastAsia="黑体"/>
         <w:b/>
         <w:bCs/>
       </w:rPr>
@@ -10659,12 +11145,14 @@
     </w:tcPr>
     <w:tblStylePr w:type="firstRow">
       <w:rPr>
+        <w:rFonts w:eastAsia="黑体"/>
         <w:b/>
         <w:bCs/>
       </w:rPr>
     </w:tblStylePr>
     <w:tblStylePr w:type="lastRow">
       <w:rPr>
+        <w:rFonts w:eastAsia="黑体"/>
         <w:b/>
         <w:bCs/>
       </w:rPr>
@@ -10677,12 +11165,14 @@
     </w:tblStylePr>
     <w:tblStylePr w:type="firstCol">
       <w:rPr>
+        <w:rFonts w:eastAsia="黑体"/>
         <w:b/>
         <w:bCs/>
       </w:rPr>
     </w:tblStylePr>
     <w:tblStylePr w:type="lastCol">
       <w:rPr>
+        <w:rFonts w:eastAsia="黑体"/>
         <w:b/>
         <w:bCs/>
       </w:rPr>
@@ -10732,12 +11222,14 @@
     </w:tcPr>
     <w:tblStylePr w:type="firstRow">
       <w:rPr>
+        <w:rFonts w:eastAsia="黑体"/>
         <w:b/>
         <w:bCs/>
       </w:rPr>
     </w:tblStylePr>
     <w:tblStylePr w:type="lastRow">
       <w:rPr>
+        <w:rFonts w:eastAsia="黑体"/>
         <w:b/>
         <w:bCs/>
       </w:rPr>
@@ -10750,12 +11242,14 @@
     </w:tblStylePr>
     <w:tblStylePr w:type="firstCol">
       <w:rPr>
+        <w:rFonts w:eastAsia="黑体"/>
         <w:b/>
         <w:bCs/>
       </w:rPr>
     </w:tblStylePr>
     <w:tblStylePr w:type="lastCol">
       <w:rPr>
+        <w:rFonts w:eastAsia="黑体"/>
         <w:b/>
         <w:bCs/>
       </w:rPr>
@@ -10805,12 +11299,14 @@
     </w:tcPr>
     <w:tblStylePr w:type="firstRow">
       <w:rPr>
+        <w:rFonts w:eastAsia="黑体"/>
         <w:b/>
         <w:bCs/>
       </w:rPr>
     </w:tblStylePr>
     <w:tblStylePr w:type="lastRow">
       <w:rPr>
+        <w:rFonts w:eastAsia="黑体"/>
         <w:b/>
         <w:bCs/>
       </w:rPr>
@@ -10823,12 +11319,14 @@
     </w:tblStylePr>
     <w:tblStylePr w:type="firstCol">
       <w:rPr>
+        <w:rFonts w:eastAsia="黑体"/>
         <w:b/>
         <w:bCs/>
       </w:rPr>
     </w:tblStylePr>
     <w:tblStylePr w:type="lastCol">
       <w:rPr>
+        <w:rFonts w:eastAsia="黑体"/>
         <w:b/>
         <w:bCs/>
       </w:rPr>
@@ -10878,12 +11376,14 @@
     </w:tcPr>
     <w:tblStylePr w:type="firstRow">
       <w:rPr>
+        <w:rFonts w:eastAsia="黑体"/>
         <w:b/>
         <w:bCs/>
       </w:rPr>
     </w:tblStylePr>
     <w:tblStylePr w:type="lastRow">
       <w:rPr>
+        <w:rFonts w:eastAsia="黑体"/>
         <w:b/>
         <w:bCs/>
       </w:rPr>
@@ -10896,12 +11396,14 @@
     </w:tblStylePr>
     <w:tblStylePr w:type="firstCol">
       <w:rPr>
+        <w:rFonts w:eastAsia="黑体"/>
         <w:b/>
         <w:bCs/>
       </w:rPr>
     </w:tblStylePr>
     <w:tblStylePr w:type="lastCol">
       <w:rPr>
+        <w:rFonts w:eastAsia="黑体"/>
         <w:b/>
         <w:bCs/>
       </w:rPr>
@@ -10951,12 +11453,14 @@
     </w:tcPr>
     <w:tblStylePr w:type="firstRow">
       <w:rPr>
+        <w:rFonts w:eastAsia="黑体"/>
         <w:b/>
         <w:bCs/>
       </w:rPr>
     </w:tblStylePr>
     <w:tblStylePr w:type="lastRow">
       <w:rPr>
+        <w:rFonts w:eastAsia="黑体"/>
         <w:b/>
         <w:bCs/>
       </w:rPr>
@@ -10969,12 +11473,14 @@
     </w:tblStylePr>
     <w:tblStylePr w:type="firstCol">
       <w:rPr>
+        <w:rFonts w:eastAsia="黑体"/>
         <w:b/>
         <w:bCs/>
       </w:rPr>
     </w:tblStylePr>
     <w:tblStylePr w:type="lastCol">
       <w:rPr>
+        <w:rFonts w:eastAsia="黑体"/>
         <w:b/>
         <w:bCs/>
       </w:rPr>
@@ -11024,12 +11530,14 @@
     </w:tcPr>
     <w:tblStylePr w:type="firstRow">
       <w:rPr>
+        <w:rFonts w:eastAsia="黑体"/>
         <w:b/>
         <w:bCs/>
       </w:rPr>
     </w:tblStylePr>
     <w:tblStylePr w:type="lastRow">
       <w:rPr>
+        <w:rFonts w:eastAsia="黑体"/>
         <w:b/>
         <w:bCs/>
       </w:rPr>
@@ -11042,12 +11550,14 @@
     </w:tblStylePr>
     <w:tblStylePr w:type="firstCol">
       <w:rPr>
+        <w:rFonts w:eastAsia="黑体"/>
         <w:b/>
         <w:bCs/>
       </w:rPr>
     </w:tblStylePr>
     <w:tblStylePr w:type="lastCol">
       <w:rPr>
+        <w:rFonts w:eastAsia="黑体"/>
         <w:b/>
         <w:bCs/>
       </w:rPr>
@@ -11074,7 +11584,7 @@
       <w:spacing w:after="0" w:line="240" w:lineRule="auto"/>
     </w:pPr>
     <w:rPr>
-      <w:rFonts w:asciiTheme="majorHAnsi" w:cstheme="majorBidi" w:eastAsiaTheme="majorEastAsia" w:hAnsiTheme="majorHAnsi"/>
+      <w:rFonts w:asciiTheme="majorHAnsi" w:cstheme="majorBidi" w:hAnsiTheme="majorHAnsi" w:eastAsia="黑体"/>
       <w:color w:themeColor="text1" w:val="000000"/>
     </w:rPr>
     <w:tblPr>
@@ -11101,6 +11611,7 @@
     </w:tcPr>
     <w:tblStylePr w:type="firstRow">
       <w:rPr>
+        <w:rFonts w:eastAsia="黑体"/>
         <w:b/>
         <w:bCs/>
         <w:color w:themeColor="text1" w:val="000000"/>
@@ -11112,6 +11623,7 @@
     </w:tblStylePr>
     <w:tblStylePr w:type="lastRow">
       <w:rPr>
+        <w:rFonts w:eastAsia="黑体"/>
         <w:b/>
         <w:bCs/>
         <w:color w:themeColor="text1" w:val="000000"/>
@@ -11131,6 +11643,7 @@
     </w:tblStylePr>
     <w:tblStylePr w:type="firstCol">
       <w:rPr>
+        <w:rFonts w:eastAsia="黑体"/>
         <w:b/>
         <w:bCs/>
         <w:color w:themeColor="text1" w:val="000000"/>
@@ -11150,6 +11663,7 @@
     </w:tblStylePr>
     <w:tblStylePr w:type="lastCol">
       <w:rPr>
+        <w:rFonts w:eastAsia="黑体"/>
         <w:b w:val="0"/>
         <w:bCs w:val="0"/>
         <w:color w:themeColor="text1" w:val="000000"/>
@@ -11199,7 +11713,7 @@
       <w:spacing w:after="0" w:line="240" w:lineRule="auto"/>
     </w:pPr>
     <w:rPr>
-      <w:rFonts w:asciiTheme="majorHAnsi" w:cstheme="majorBidi" w:eastAsiaTheme="majorEastAsia" w:hAnsiTheme="majorHAnsi"/>
+      <w:rFonts w:asciiTheme="majorHAnsi" w:cstheme="majorBidi" w:hAnsiTheme="majorHAnsi" w:eastAsia="黑体"/>
       <w:color w:themeColor="text1" w:val="000000"/>
     </w:rPr>
     <w:tblPr>
@@ -11226,6 +11740,7 @@
     </w:tcPr>
     <w:tblStylePr w:type="firstRow">
       <w:rPr>
+        <w:rFonts w:eastAsia="黑体"/>
         <w:b/>
         <w:bCs/>
         <w:color w:themeColor="text1" w:val="000000"/>
@@ -11237,6 +11752,7 @@
     </w:tblStylePr>
     <w:tblStylePr w:type="lastRow">
       <w:rPr>
+        <w:rFonts w:eastAsia="黑体"/>
         <w:b/>
         <w:bCs/>
         <w:color w:themeColor="text1" w:val="000000"/>
@@ -11256,6 +11772,7 @@
     </w:tblStylePr>
     <w:tblStylePr w:type="firstCol">
       <w:rPr>
+        <w:rFonts w:eastAsia="黑体"/>
         <w:b/>
         <w:bCs/>
         <w:color w:themeColor="text1" w:val="000000"/>
@@ -11275,6 +11792,7 @@
     </w:tblStylePr>
     <w:tblStylePr w:type="lastCol">
       <w:rPr>
+        <w:rFonts w:eastAsia="黑体"/>
         <w:b w:val="0"/>
         <w:bCs w:val="0"/>
         <w:color w:themeColor="text1" w:val="000000"/>
@@ -11324,7 +11842,7 @@
       <w:spacing w:after="0" w:line="240" w:lineRule="auto"/>
     </w:pPr>
     <w:rPr>
-      <w:rFonts w:asciiTheme="majorHAnsi" w:cstheme="majorBidi" w:eastAsiaTheme="majorEastAsia" w:hAnsiTheme="majorHAnsi"/>
+      <w:rFonts w:asciiTheme="majorHAnsi" w:cstheme="majorBidi" w:hAnsiTheme="majorHAnsi" w:eastAsia="黑体"/>
       <w:color w:themeColor="text1" w:val="000000"/>
     </w:rPr>
     <w:tblPr>
@@ -11351,6 +11869,7 @@
     </w:tcPr>
     <w:tblStylePr w:type="firstRow">
       <w:rPr>
+        <w:rFonts w:eastAsia="黑体"/>
         <w:b/>
         <w:bCs/>
         <w:color w:themeColor="text1" w:val="000000"/>
@@ -11362,6 +11881,7 @@
     </w:tblStylePr>
     <w:tblStylePr w:type="lastRow">
       <w:rPr>
+        <w:rFonts w:eastAsia="黑体"/>
         <w:b/>
         <w:bCs/>
         <w:color w:themeColor="text1" w:val="000000"/>
@@ -11381,6 +11901,7 @@
     </w:tblStylePr>
     <w:tblStylePr w:type="firstCol">
       <w:rPr>
+        <w:rFonts w:eastAsia="黑体"/>
         <w:b/>
         <w:bCs/>
         <w:color w:themeColor="text1" w:val="000000"/>
@@ -11400,6 +11921,7 @@
     </w:tblStylePr>
     <w:tblStylePr w:type="lastCol">
       <w:rPr>
+        <w:rFonts w:eastAsia="黑体"/>
         <w:b w:val="0"/>
         <w:bCs w:val="0"/>
         <w:color w:themeColor="text1" w:val="000000"/>
@@ -11449,7 +11971,7 @@
       <w:spacing w:after="0" w:line="240" w:lineRule="auto"/>
     </w:pPr>
     <w:rPr>
-      <w:rFonts w:asciiTheme="majorHAnsi" w:cstheme="majorBidi" w:eastAsiaTheme="majorEastAsia" w:hAnsiTheme="majorHAnsi"/>
+      <w:rFonts w:asciiTheme="majorHAnsi" w:cstheme="majorBidi" w:hAnsiTheme="majorHAnsi" w:eastAsia="黑体"/>
       <w:color w:themeColor="text1" w:val="000000"/>
     </w:rPr>
     <w:tblPr>
@@ -11476,6 +11998,7 @@
     </w:tcPr>
     <w:tblStylePr w:type="firstRow">
       <w:rPr>
+        <w:rFonts w:eastAsia="黑体"/>
         <w:b/>
         <w:bCs/>
         <w:color w:themeColor="text1" w:val="000000"/>
@@ -11487,6 +12010,7 @@
     </w:tblStylePr>
     <w:tblStylePr w:type="lastRow">
       <w:rPr>
+        <w:rFonts w:eastAsia="黑体"/>
         <w:b/>
         <w:bCs/>
         <w:color w:themeColor="text1" w:val="000000"/>
@@ -11506,6 +12030,7 @@
     </w:tblStylePr>
     <w:tblStylePr w:type="firstCol">
       <w:rPr>
+        <w:rFonts w:eastAsia="黑体"/>
         <w:b/>
         <w:bCs/>
         <w:color w:themeColor="text1" w:val="000000"/>
@@ -11525,6 +12050,7 @@
     </w:tblStylePr>
     <w:tblStylePr w:type="lastCol">
       <w:rPr>
+        <w:rFonts w:eastAsia="黑体"/>
         <w:b w:val="0"/>
         <w:bCs w:val="0"/>
         <w:color w:themeColor="text1" w:val="000000"/>
@@ -11574,7 +12100,7 @@
       <w:spacing w:after="0" w:line="240" w:lineRule="auto"/>
     </w:pPr>
     <w:rPr>
-      <w:rFonts w:asciiTheme="majorHAnsi" w:cstheme="majorBidi" w:eastAsiaTheme="majorEastAsia" w:hAnsiTheme="majorHAnsi"/>
+      <w:rFonts w:asciiTheme="majorHAnsi" w:cstheme="majorBidi" w:hAnsiTheme="majorHAnsi" w:eastAsia="黑体"/>
       <w:color w:themeColor="text1" w:val="000000"/>
     </w:rPr>
     <w:tblPr>
@@ -11601,6 +12127,7 @@
     </w:tcPr>
     <w:tblStylePr w:type="firstRow">
       <w:rPr>
+        <w:rFonts w:eastAsia="黑体"/>
         <w:b/>
         <w:bCs/>
         <w:color w:themeColor="text1" w:val="000000"/>
@@ -11612,6 +12139,7 @@
     </w:tblStylePr>
     <w:tblStylePr w:type="lastRow">
       <w:rPr>
+        <w:rFonts w:eastAsia="黑体"/>
         <w:b/>
         <w:bCs/>
         <w:color w:themeColor="text1" w:val="000000"/>
@@ -11631,6 +12159,7 @@
     </w:tblStylePr>
     <w:tblStylePr w:type="firstCol">
       <w:rPr>
+        <w:rFonts w:eastAsia="黑体"/>
         <w:b/>
         <w:bCs/>
         <w:color w:themeColor="text1" w:val="000000"/>
@@ -11650,6 +12179,7 @@
     </w:tblStylePr>
     <w:tblStylePr w:type="lastCol">
       <w:rPr>
+        <w:rFonts w:eastAsia="黑体"/>
         <w:b w:val="0"/>
         <w:bCs w:val="0"/>
         <w:color w:themeColor="text1" w:val="000000"/>
@@ -11699,7 +12229,7 @@
       <w:spacing w:after="0" w:line="240" w:lineRule="auto"/>
     </w:pPr>
     <w:rPr>
-      <w:rFonts w:asciiTheme="majorHAnsi" w:cstheme="majorBidi" w:eastAsiaTheme="majorEastAsia" w:hAnsiTheme="majorHAnsi"/>
+      <w:rFonts w:asciiTheme="majorHAnsi" w:cstheme="majorBidi" w:hAnsiTheme="majorHAnsi" w:eastAsia="黑体"/>
       <w:color w:themeColor="text1" w:val="000000"/>
     </w:rPr>
     <w:tblPr>
@@ -11726,6 +12256,7 @@
     </w:tcPr>
     <w:tblStylePr w:type="firstRow">
       <w:rPr>
+        <w:rFonts w:eastAsia="黑体"/>
         <w:b/>
         <w:bCs/>
         <w:color w:themeColor="text1" w:val="000000"/>
@@ -11737,6 +12268,7 @@
     </w:tblStylePr>
     <w:tblStylePr w:type="lastRow">
       <w:rPr>
+        <w:rFonts w:eastAsia="黑体"/>
         <w:b/>
         <w:bCs/>
         <w:color w:themeColor="text1" w:val="000000"/>
@@ -11756,6 +12288,7 @@
     </w:tblStylePr>
     <w:tblStylePr w:type="firstCol">
       <w:rPr>
+        <w:rFonts w:eastAsia="黑体"/>
         <w:b/>
         <w:bCs/>
         <w:color w:themeColor="text1" w:val="000000"/>
@@ -11775,6 +12308,7 @@
     </w:tblStylePr>
     <w:tblStylePr w:type="lastCol">
       <w:rPr>
+        <w:rFonts w:eastAsia="黑体"/>
         <w:b w:val="0"/>
         <w:bCs w:val="0"/>
         <w:color w:themeColor="text1" w:val="000000"/>
@@ -11824,7 +12358,7 @@
       <w:spacing w:after="0" w:line="240" w:lineRule="auto"/>
     </w:pPr>
     <w:rPr>
-      <w:rFonts w:asciiTheme="majorHAnsi" w:cstheme="majorBidi" w:eastAsiaTheme="majorEastAsia" w:hAnsiTheme="majorHAnsi"/>
+      <w:rFonts w:asciiTheme="majorHAnsi" w:cstheme="majorBidi" w:hAnsiTheme="majorHAnsi" w:eastAsia="黑体"/>
       <w:color w:themeColor="text1" w:val="000000"/>
     </w:rPr>
     <w:tblPr>
@@ -11851,6 +12385,7 @@
     </w:tcPr>
     <w:tblStylePr w:type="firstRow">
       <w:rPr>
+        <w:rFonts w:eastAsia="黑体"/>
         <w:b/>
         <w:bCs/>
         <w:color w:themeColor="text1" w:val="000000"/>
@@ -11862,6 +12397,7 @@
     </w:tblStylePr>
     <w:tblStylePr w:type="lastRow">
       <w:rPr>
+        <w:rFonts w:eastAsia="黑体"/>
         <w:b/>
         <w:bCs/>
         <w:color w:themeColor="text1" w:val="000000"/>
@@ -11881,6 +12417,7 @@
     </w:tblStylePr>
     <w:tblStylePr w:type="firstCol">
       <w:rPr>
+        <w:rFonts w:eastAsia="黑体"/>
         <w:b/>
         <w:bCs/>
         <w:color w:themeColor="text1" w:val="000000"/>
@@ -11900,6 +12437,7 @@
     </w:tblStylePr>
     <w:tblStylePr w:type="lastCol">
       <w:rPr>
+        <w:rFonts w:eastAsia="黑体"/>
         <w:b w:val="0"/>
         <w:bCs w:val="0"/>
         <w:color w:themeColor="text1" w:val="000000"/>
@@ -11972,6 +12510,7 @@
     </w:tcPr>
     <w:tblStylePr w:type="firstRow">
       <w:rPr>
+        <w:rFonts w:eastAsia="黑体"/>
         <w:b/>
         <w:bCs/>
         <w:i w:val="0"/>
@@ -11993,6 +12532,7 @@
     </w:tblStylePr>
     <w:tblStylePr w:type="lastRow">
       <w:rPr>
+        <w:rFonts w:eastAsia="黑体"/>
         <w:b/>
         <w:bCs/>
         <w:i w:val="0"/>
@@ -12014,6 +12554,7 @@
     </w:tblStylePr>
     <w:tblStylePr w:type="firstCol">
       <w:rPr>
+        <w:rFonts w:eastAsia="黑体"/>
         <w:b/>
         <w:bCs/>
         <w:i w:val="0"/>
@@ -12033,6 +12574,7 @@
     </w:tblStylePr>
     <w:tblStylePr w:type="lastCol">
       <w:rPr>
+        <w:rFonts w:eastAsia="黑体"/>
         <w:b/>
         <w:bCs/>
         <w:i w:val="0"/>
@@ -12113,6 +12655,7 @@
     </w:tcPr>
     <w:tblStylePr w:type="firstRow">
       <w:rPr>
+        <w:rFonts w:eastAsia="黑体"/>
         <w:b/>
         <w:bCs/>
         <w:i w:val="0"/>
@@ -12134,6 +12677,7 @@
     </w:tblStylePr>
     <w:tblStylePr w:type="lastRow">
       <w:rPr>
+        <w:rFonts w:eastAsia="黑体"/>
         <w:b/>
         <w:bCs/>
         <w:i w:val="0"/>
@@ -12155,6 +12699,7 @@
     </w:tblStylePr>
     <w:tblStylePr w:type="firstCol">
       <w:rPr>
+        <w:rFonts w:eastAsia="黑体"/>
         <w:b/>
         <w:bCs/>
         <w:i w:val="0"/>
@@ -12174,6 +12719,7 @@
     </w:tblStylePr>
     <w:tblStylePr w:type="lastCol">
       <w:rPr>
+        <w:rFonts w:eastAsia="黑体"/>
         <w:b/>
         <w:bCs/>
         <w:i w:val="0"/>
@@ -12254,6 +12800,7 @@
     </w:tcPr>
     <w:tblStylePr w:type="firstRow">
       <w:rPr>
+        <w:rFonts w:eastAsia="黑体"/>
         <w:b/>
         <w:bCs/>
         <w:i w:val="0"/>
@@ -12275,6 +12822,7 @@
     </w:tblStylePr>
     <w:tblStylePr w:type="lastRow">
       <w:rPr>
+        <w:rFonts w:eastAsia="黑体"/>
         <w:b/>
         <w:bCs/>
         <w:i w:val="0"/>
@@ -12296,6 +12844,7 @@
     </w:tblStylePr>
     <w:tblStylePr w:type="firstCol">
       <w:rPr>
+        <w:rFonts w:eastAsia="黑体"/>
         <w:b/>
         <w:bCs/>
         <w:i w:val="0"/>
@@ -12315,6 +12864,7 @@
     </w:tblStylePr>
     <w:tblStylePr w:type="lastCol">
       <w:rPr>
+        <w:rFonts w:eastAsia="黑体"/>
         <w:b/>
         <w:bCs/>
         <w:i w:val="0"/>
@@ -12395,6 +12945,7 @@
     </w:tcPr>
     <w:tblStylePr w:type="firstRow">
       <w:rPr>
+        <w:rFonts w:eastAsia="黑体"/>
         <w:b/>
         <w:bCs/>
         <w:i w:val="0"/>
@@ -12416,6 +12967,7 @@
     </w:tblStylePr>
     <w:tblStylePr w:type="lastRow">
       <w:rPr>
+        <w:rFonts w:eastAsia="黑体"/>
         <w:b/>
         <w:bCs/>
         <w:i w:val="0"/>
@@ -12437,6 +12989,7 @@
     </w:tblStylePr>
     <w:tblStylePr w:type="firstCol">
       <w:rPr>
+        <w:rFonts w:eastAsia="黑体"/>
         <w:b/>
         <w:bCs/>
         <w:i w:val="0"/>
@@ -12456,6 +13009,7 @@
     </w:tblStylePr>
     <w:tblStylePr w:type="lastCol">
       <w:rPr>
+        <w:rFonts w:eastAsia="黑体"/>
         <w:b/>
         <w:bCs/>
         <w:i w:val="0"/>
@@ -12536,6 +13090,7 @@
     </w:tcPr>
     <w:tblStylePr w:type="firstRow">
       <w:rPr>
+        <w:rFonts w:eastAsia="黑体"/>
         <w:b/>
         <w:bCs/>
         <w:i w:val="0"/>
@@ -12557,6 +13112,7 @@
     </w:tblStylePr>
     <w:tblStylePr w:type="lastRow">
       <w:rPr>
+        <w:rFonts w:eastAsia="黑体"/>
         <w:b/>
         <w:bCs/>
         <w:i w:val="0"/>
@@ -12578,6 +13134,7 @@
     </w:tblStylePr>
     <w:tblStylePr w:type="firstCol">
       <w:rPr>
+        <w:rFonts w:eastAsia="黑体"/>
         <w:b/>
         <w:bCs/>
         <w:i w:val="0"/>
@@ -12597,6 +13154,7 @@
     </w:tblStylePr>
     <w:tblStylePr w:type="lastCol">
       <w:rPr>
+        <w:rFonts w:eastAsia="黑体"/>
         <w:b/>
         <w:bCs/>
         <w:i w:val="0"/>
@@ -12677,6 +13235,7 @@
     </w:tcPr>
     <w:tblStylePr w:type="firstRow">
       <w:rPr>
+        <w:rFonts w:eastAsia="黑体"/>
         <w:b/>
         <w:bCs/>
         <w:i w:val="0"/>
@@ -12698,6 +13257,7 @@
     </w:tblStylePr>
     <w:tblStylePr w:type="lastRow">
       <w:rPr>
+        <w:rFonts w:eastAsia="黑体"/>
         <w:b/>
         <w:bCs/>
         <w:i w:val="0"/>
@@ -12719,6 +13279,7 @@
     </w:tblStylePr>
     <w:tblStylePr w:type="firstCol">
       <w:rPr>
+        <w:rFonts w:eastAsia="黑体"/>
         <w:b/>
         <w:bCs/>
         <w:i w:val="0"/>
@@ -12738,6 +13299,7 @@
     </w:tblStylePr>
     <w:tblStylePr w:type="lastCol">
       <w:rPr>
+        <w:rFonts w:eastAsia="黑体"/>
         <w:b/>
         <w:bCs/>
         <w:i w:val="0"/>
@@ -12818,6 +13380,7 @@
     </w:tcPr>
     <w:tblStylePr w:type="firstRow">
       <w:rPr>
+        <w:rFonts w:eastAsia="黑体"/>
         <w:b/>
         <w:bCs/>
         <w:i w:val="0"/>
@@ -12839,6 +13402,7 @@
     </w:tblStylePr>
     <w:tblStylePr w:type="lastRow">
       <w:rPr>
+        <w:rFonts w:eastAsia="黑体"/>
         <w:b/>
         <w:bCs/>
         <w:i w:val="0"/>
@@ -12860,6 +13424,7 @@
     </w:tblStylePr>
     <w:tblStylePr w:type="firstCol">
       <w:rPr>
+        <w:rFonts w:eastAsia="黑体"/>
         <w:b/>
         <w:bCs/>
         <w:i w:val="0"/>
@@ -12879,6 +13444,7 @@
     </w:tblStylePr>
     <w:tblStylePr w:type="lastCol">
       <w:rPr>
+        <w:rFonts w:eastAsia="黑体"/>
         <w:b/>
         <w:bCs/>
         <w:i w:val="0"/>
@@ -12936,6 +13502,7 @@
       <w:spacing w:after="0" w:line="240" w:lineRule="auto"/>
     </w:pPr>
     <w:rPr>
+      <w:rFonts w:eastAsia="黑体"/>
       <w:color w:themeColor="background1" w:val="FFFFFF"/>
     </w:rPr>
     <w:tblPr>
@@ -12954,6 +13521,7 @@
     </w:tcPr>
     <w:tblStylePr w:type="firstRow">
       <w:rPr>
+        <w:rFonts w:eastAsia="黑体"/>
         <w:b/>
         <w:bCs/>
       </w:rPr>
@@ -13050,6 +13618,7 @@
       <w:spacing w:after="0" w:line="240" w:lineRule="auto"/>
     </w:pPr>
     <w:rPr>
+      <w:rFonts w:eastAsia="黑体"/>
       <w:color w:themeColor="background1" w:val="FFFFFF"/>
     </w:rPr>
     <w:tblPr>
@@ -13068,6 +13637,7 @@
     </w:tcPr>
     <w:tblStylePr w:type="firstRow">
       <w:rPr>
+        <w:rFonts w:eastAsia="黑体"/>
         <w:b/>
         <w:bCs/>
       </w:rPr>
@@ -13164,6 +13734,7 @@
       <w:spacing w:after="0" w:line="240" w:lineRule="auto"/>
     </w:pPr>
     <w:rPr>
+      <w:rFonts w:eastAsia="黑体"/>
       <w:color w:themeColor="background1" w:val="FFFFFF"/>
     </w:rPr>
     <w:tblPr>
@@ -13182,6 +13753,7 @@
     </w:tcPr>
     <w:tblStylePr w:type="firstRow">
       <w:rPr>
+        <w:rFonts w:eastAsia="黑体"/>
         <w:b/>
         <w:bCs/>
       </w:rPr>
@@ -13278,6 +13850,7 @@
       <w:spacing w:after="0" w:line="240" w:lineRule="auto"/>
     </w:pPr>
     <w:rPr>
+      <w:rFonts w:eastAsia="黑体"/>
       <w:color w:themeColor="background1" w:val="FFFFFF"/>
     </w:rPr>
     <w:tblPr>
@@ -13296,6 +13869,7 @@
     </w:tcPr>
     <w:tblStylePr w:type="firstRow">
       <w:rPr>
+        <w:rFonts w:eastAsia="黑体"/>
         <w:b/>
         <w:bCs/>
       </w:rPr>
@@ -13392,6 +13966,7 @@
       <w:spacing w:after="0" w:line="240" w:lineRule="auto"/>
     </w:pPr>
     <w:rPr>
+      <w:rFonts w:eastAsia="黑体"/>
       <w:color w:themeColor="background1" w:val="FFFFFF"/>
     </w:rPr>
     <w:tblPr>
@@ -13410,6 +13985,7 @@
     </w:tcPr>
     <w:tblStylePr w:type="firstRow">
       <w:rPr>
+        <w:rFonts w:eastAsia="黑体"/>
         <w:b/>
         <w:bCs/>
       </w:rPr>
@@ -13506,6 +14082,7 @@
       <w:spacing w:after="0" w:line="240" w:lineRule="auto"/>
     </w:pPr>
     <w:rPr>
+      <w:rFonts w:eastAsia="黑体"/>
       <w:color w:themeColor="background1" w:val="FFFFFF"/>
     </w:rPr>
     <w:tblPr>
@@ -13524,6 +14101,7 @@
     </w:tcPr>
     <w:tblStylePr w:type="firstRow">
       <w:rPr>
+        <w:rFonts w:eastAsia="黑体"/>
         <w:b/>
         <w:bCs/>
       </w:rPr>
@@ -13620,6 +14198,7 @@
       <w:spacing w:after="0" w:line="240" w:lineRule="auto"/>
     </w:pPr>
     <w:rPr>
+      <w:rFonts w:eastAsia="黑体"/>
       <w:color w:themeColor="background1" w:val="FFFFFF"/>
     </w:rPr>
     <w:tblPr>
@@ -13638,6 +14217,7 @@
     </w:tcPr>
     <w:tblStylePr w:type="firstRow">
       <w:rPr>
+        <w:rFonts w:eastAsia="黑体"/>
         <w:b/>
         <w:bCs/>
       </w:rPr>
@@ -13734,6 +14314,7 @@
       <w:spacing w:after="0" w:line="240" w:lineRule="auto"/>
     </w:pPr>
     <w:rPr>
+      <w:rFonts w:eastAsia="黑体"/>
       <w:color w:themeColor="text1" w:val="000000"/>
     </w:rPr>
     <w:tblPr>
@@ -13760,6 +14341,7 @@
     </w:tcPr>
     <w:tblStylePr w:type="firstRow">
       <w:rPr>
+        <w:rFonts w:eastAsia="黑体"/>
         <w:b/>
         <w:bCs/>
       </w:rPr>
@@ -13778,6 +14360,7 @@
     </w:tblStylePr>
     <w:tblStylePr w:type="lastRow">
       <w:rPr>
+        <w:rFonts w:eastAsia="黑体"/>
         <w:b/>
         <w:bCs/>
         <w:color w:themeColor="background1" w:val="FFFFFF"/>
@@ -13792,6 +14375,7 @@
     </w:tblStylePr>
     <w:tblStylePr w:type="firstCol">
       <w:rPr>
+        <w:rFonts w:eastAsia="黑体"/>
         <w:color w:themeColor="background1" w:val="FFFFFF"/>
       </w:rPr>
       <w:tblPr/>
@@ -13809,6 +14393,7 @@
     </w:tblStylePr>
     <w:tblStylePr w:type="lastCol">
       <w:rPr>
+        <w:rFonts w:eastAsia="黑体"/>
         <w:color w:themeColor="background1" w:val="FFFFFF"/>
       </w:rPr>
       <w:tblPr/>
@@ -13838,11 +14423,13 @@
     </w:tblStylePr>
     <w:tblStylePr w:type="neCell">
       <w:rPr>
+        <w:rFonts w:eastAsia="黑体"/>
         <w:color w:themeColor="text1" w:val="000000"/>
       </w:rPr>
     </w:tblStylePr>
     <w:tblStylePr w:type="nwCell">
       <w:rPr>
+        <w:rFonts w:eastAsia="黑体"/>
         <w:color w:themeColor="text1" w:val="000000"/>
       </w:rPr>
     </w:tblStylePr>
@@ -13856,6 +14443,7 @@
       <w:spacing w:after="0" w:line="240" w:lineRule="auto"/>
     </w:pPr>
     <w:rPr>
+      <w:rFonts w:eastAsia="黑体"/>
       <w:color w:themeColor="text1" w:val="000000"/>
     </w:rPr>
     <w:tblPr>
@@ -13882,6 +14470,7 @@
     </w:tcPr>
     <w:tblStylePr w:type="firstRow">
       <w:rPr>
+        <w:rFonts w:eastAsia="黑体"/>
         <w:b/>
         <w:bCs/>
       </w:rPr>
@@ -13900,6 +14489,7 @@
     </w:tblStylePr>
     <w:tblStylePr w:type="lastRow">
       <w:rPr>
+        <w:rFonts w:eastAsia="黑体"/>
         <w:b/>
         <w:bCs/>
         <w:color w:themeColor="background1" w:val="FFFFFF"/>
@@ -13914,6 +14504,7 @@
     </w:tblStylePr>
     <w:tblStylePr w:type="firstCol">
       <w:rPr>
+        <w:rFonts w:eastAsia="黑体"/>
         <w:color w:themeColor="background1" w:val="FFFFFF"/>
       </w:rPr>
       <w:tblPr/>
@@ -13931,6 +14522,7 @@
     </w:tblStylePr>
     <w:tblStylePr w:type="lastCol">
       <w:rPr>
+        <w:rFonts w:eastAsia="黑体"/>
         <w:color w:themeColor="background1" w:val="FFFFFF"/>
       </w:rPr>
       <w:tblPr/>
@@ -13960,11 +14552,13 @@
     </w:tblStylePr>
     <w:tblStylePr w:type="neCell">
       <w:rPr>
+        <w:rFonts w:eastAsia="黑体"/>
         <w:color w:themeColor="text1" w:val="000000"/>
       </w:rPr>
     </w:tblStylePr>
     <w:tblStylePr w:type="nwCell">
       <w:rPr>
+        <w:rFonts w:eastAsia="黑体"/>
         <w:color w:themeColor="text1" w:val="000000"/>
       </w:rPr>
     </w:tblStylePr>
@@ -13978,6 +14572,7 @@
       <w:spacing w:after="0" w:line="240" w:lineRule="auto"/>
     </w:pPr>
     <w:rPr>
+      <w:rFonts w:eastAsia="黑体"/>
       <w:color w:themeColor="text1" w:val="000000"/>
     </w:rPr>
     <w:tblPr>
@@ -14004,6 +14599,7 @@
     </w:tcPr>
     <w:tblStylePr w:type="firstRow">
       <w:rPr>
+        <w:rFonts w:eastAsia="黑体"/>
         <w:b/>
         <w:bCs/>
       </w:rPr>
@@ -14022,6 +14618,7 @@
     </w:tblStylePr>
     <w:tblStylePr w:type="lastRow">
       <w:rPr>
+        <w:rFonts w:eastAsia="黑体"/>
         <w:b/>
         <w:bCs/>
         <w:color w:themeColor="background1" w:val="FFFFFF"/>
@@ -14036,6 +14633,7 @@
     </w:tblStylePr>
     <w:tblStylePr w:type="firstCol">
       <w:rPr>
+        <w:rFonts w:eastAsia="黑体"/>
         <w:color w:themeColor="background1" w:val="FFFFFF"/>
       </w:rPr>
       <w:tblPr/>
@@ -14053,6 +14651,7 @@
     </w:tblStylePr>
     <w:tblStylePr w:type="lastCol">
       <w:rPr>
+        <w:rFonts w:eastAsia="黑体"/>
         <w:color w:themeColor="background1" w:val="FFFFFF"/>
       </w:rPr>
       <w:tblPr/>
@@ -14082,11 +14681,13 @@
     </w:tblStylePr>
     <w:tblStylePr w:type="neCell">
       <w:rPr>
+        <w:rFonts w:eastAsia="黑体"/>
         <w:color w:themeColor="text1" w:val="000000"/>
       </w:rPr>
     </w:tblStylePr>
     <w:tblStylePr w:type="nwCell">
       <w:rPr>
+        <w:rFonts w:eastAsia="黑体"/>
         <w:color w:themeColor="text1" w:val="000000"/>
       </w:rPr>
     </w:tblStylePr>
@@ -14100,6 +14701,7 @@
       <w:spacing w:after="0" w:line="240" w:lineRule="auto"/>
     </w:pPr>
     <w:rPr>
+      <w:rFonts w:eastAsia="黑体"/>
       <w:color w:themeColor="text1" w:val="000000"/>
     </w:rPr>
     <w:tblPr>
@@ -14126,6 +14728,7 @@
     </w:tcPr>
     <w:tblStylePr w:type="firstRow">
       <w:rPr>
+        <w:rFonts w:eastAsia="黑体"/>
         <w:b/>
         <w:bCs/>
       </w:rPr>
@@ -14144,6 +14747,7 @@
     </w:tblStylePr>
     <w:tblStylePr w:type="lastRow">
       <w:rPr>
+        <w:rFonts w:eastAsia="黑体"/>
         <w:b/>
         <w:bCs/>
         <w:color w:themeColor="background1" w:val="FFFFFF"/>
@@ -14158,6 +14762,7 @@
     </w:tblStylePr>
     <w:tblStylePr w:type="firstCol">
       <w:rPr>
+        <w:rFonts w:eastAsia="黑体"/>
         <w:color w:themeColor="background1" w:val="FFFFFF"/>
       </w:rPr>
       <w:tblPr/>
@@ -14175,6 +14780,7 @@
     </w:tblStylePr>
     <w:tblStylePr w:type="lastCol">
       <w:rPr>
+        <w:rFonts w:eastAsia="黑体"/>
         <w:color w:themeColor="background1" w:val="FFFFFF"/>
       </w:rPr>
       <w:tblPr/>
@@ -14212,6 +14818,7 @@
       <w:spacing w:after="0" w:line="240" w:lineRule="auto"/>
     </w:pPr>
     <w:rPr>
+      <w:rFonts w:eastAsia="黑体"/>
       <w:color w:themeColor="text1" w:val="000000"/>
     </w:rPr>
     <w:tblPr>
@@ -14238,6 +14845,7 @@
     </w:tcPr>
     <w:tblStylePr w:type="firstRow">
       <w:rPr>
+        <w:rFonts w:eastAsia="黑体"/>
         <w:b/>
         <w:bCs/>
       </w:rPr>
@@ -14256,6 +14864,7 @@
     </w:tblStylePr>
     <w:tblStylePr w:type="lastRow">
       <w:rPr>
+        <w:rFonts w:eastAsia="黑体"/>
         <w:b/>
         <w:bCs/>
         <w:color w:themeColor="background1" w:val="FFFFFF"/>
@@ -14270,6 +14879,7 @@
     </w:tblStylePr>
     <w:tblStylePr w:type="firstCol">
       <w:rPr>
+        <w:rFonts w:eastAsia="黑体"/>
         <w:color w:themeColor="background1" w:val="FFFFFF"/>
       </w:rPr>
       <w:tblPr/>
@@ -14287,6 +14897,7 @@
     </w:tblStylePr>
     <w:tblStylePr w:type="lastCol">
       <w:rPr>
+        <w:rFonts w:eastAsia="黑体"/>
         <w:color w:themeColor="background1" w:val="FFFFFF"/>
       </w:rPr>
       <w:tblPr/>
@@ -14316,11 +14927,13 @@
     </w:tblStylePr>
     <w:tblStylePr w:type="neCell">
       <w:rPr>
+        <w:rFonts w:eastAsia="黑体"/>
         <w:color w:themeColor="text1" w:val="000000"/>
       </w:rPr>
     </w:tblStylePr>
     <w:tblStylePr w:type="nwCell">
       <w:rPr>
+        <w:rFonts w:eastAsia="黑体"/>
         <w:color w:themeColor="text1" w:val="000000"/>
       </w:rPr>
     </w:tblStylePr>
@@ -14334,6 +14947,7 @@
       <w:spacing w:after="0" w:line="240" w:lineRule="auto"/>
     </w:pPr>
     <w:rPr>
+      <w:rFonts w:eastAsia="黑体"/>
       <w:color w:themeColor="text1" w:val="000000"/>
     </w:rPr>
     <w:tblPr>
@@ -14360,6 +14974,7 @@
     </w:tcPr>
     <w:tblStylePr w:type="firstRow">
       <w:rPr>
+        <w:rFonts w:eastAsia="黑体"/>
         <w:b/>
         <w:bCs/>
       </w:rPr>
@@ -14378,6 +14993,7 @@
     </w:tblStylePr>
     <w:tblStylePr w:type="lastRow">
       <w:rPr>
+        <w:rFonts w:eastAsia="黑体"/>
         <w:b/>
         <w:bCs/>
         <w:color w:themeColor="background1" w:val="FFFFFF"/>
@@ -14392,6 +15008,7 @@
     </w:tblStylePr>
     <w:tblStylePr w:type="firstCol">
       <w:rPr>
+        <w:rFonts w:eastAsia="黑体"/>
         <w:color w:themeColor="background1" w:val="FFFFFF"/>
       </w:rPr>
       <w:tblPr/>
@@ -14409,6 +15026,7 @@
     </w:tblStylePr>
     <w:tblStylePr w:type="lastCol">
       <w:rPr>
+        <w:rFonts w:eastAsia="黑体"/>
         <w:color w:themeColor="background1" w:val="FFFFFF"/>
       </w:rPr>
       <w:tblPr/>
@@ -14438,11 +15056,13 @@
     </w:tblStylePr>
     <w:tblStylePr w:type="neCell">
       <w:rPr>
+        <w:rFonts w:eastAsia="黑体"/>
         <w:color w:themeColor="text1" w:val="000000"/>
       </w:rPr>
     </w:tblStylePr>
     <w:tblStylePr w:type="nwCell">
       <w:rPr>
+        <w:rFonts w:eastAsia="黑体"/>
         <w:color w:themeColor="text1" w:val="000000"/>
       </w:rPr>
     </w:tblStylePr>
@@ -14456,6 +15076,7 @@
       <w:spacing w:after="0" w:line="240" w:lineRule="auto"/>
     </w:pPr>
     <w:rPr>
+      <w:rFonts w:eastAsia="黑体"/>
       <w:color w:themeColor="text1" w:val="000000"/>
     </w:rPr>
     <w:tblPr>
@@ -14482,6 +15103,7 @@
     </w:tcPr>
     <w:tblStylePr w:type="firstRow">
       <w:rPr>
+        <w:rFonts w:eastAsia="黑体"/>
         <w:b/>
         <w:bCs/>
       </w:rPr>
@@ -14500,6 +15122,7 @@
     </w:tblStylePr>
     <w:tblStylePr w:type="lastRow">
       <w:rPr>
+        <w:rFonts w:eastAsia="黑体"/>
         <w:b/>
         <w:bCs/>
         <w:color w:themeColor="background1" w:val="FFFFFF"/>
@@ -14514,6 +15137,7 @@
     </w:tblStylePr>
     <w:tblStylePr w:type="firstCol">
       <w:rPr>
+        <w:rFonts w:eastAsia="黑体"/>
         <w:color w:themeColor="background1" w:val="FFFFFF"/>
       </w:rPr>
       <w:tblPr/>
@@ -14531,6 +15155,7 @@
     </w:tblStylePr>
     <w:tblStylePr w:type="lastCol">
       <w:rPr>
+        <w:rFonts w:eastAsia="黑体"/>
         <w:color w:themeColor="background1" w:val="FFFFFF"/>
       </w:rPr>
       <w:tblPr/>
@@ -14560,11 +15185,13 @@
     </w:tblStylePr>
     <w:tblStylePr w:type="neCell">
       <w:rPr>
+        <w:rFonts w:eastAsia="黑体"/>
         <w:color w:themeColor="text1" w:val="000000"/>
       </w:rPr>
     </w:tblStylePr>
     <w:tblStylePr w:type="nwCell">
       <w:rPr>
+        <w:rFonts w:eastAsia="黑体"/>
         <w:color w:themeColor="text1" w:val="000000"/>
       </w:rPr>
     </w:tblStylePr>
@@ -14578,6 +15205,7 @@
       <w:spacing w:after="0" w:line="240" w:lineRule="auto"/>
     </w:pPr>
     <w:rPr>
+      <w:rFonts w:eastAsia="黑体"/>
       <w:color w:themeColor="text1" w:val="000000"/>
     </w:rPr>
     <w:tblPr>
@@ -14596,6 +15224,7 @@
     </w:tcPr>
     <w:tblStylePr w:type="firstRow">
       <w:rPr>
+        <w:rFonts w:eastAsia="黑体"/>
         <w:b/>
         <w:bCs/>
         <w:color w:themeColor="background1" w:val="FFFFFF"/>
@@ -14610,6 +15239,7 @@
     </w:tblStylePr>
     <w:tblStylePr w:type="lastRow">
       <w:rPr>
+        <w:rFonts w:eastAsia="黑体"/>
         <w:b/>
         <w:bCs/>
         <w:color w:themeColor="accent2" w:themeShade="CC" w:val="9E3A38"/>
@@ -14624,12 +15254,14 @@
     </w:tblStylePr>
     <w:tblStylePr w:type="firstCol">
       <w:rPr>
+        <w:rFonts w:eastAsia="黑体"/>
         <w:b/>
         <w:bCs/>
       </w:rPr>
     </w:tblStylePr>
     <w:tblStylePr w:type="lastCol">
       <w:rPr>
+        <w:rFonts w:eastAsia="黑体"/>
         <w:b/>
         <w:bCs/>
       </w:rPr>
@@ -14664,6 +15296,7 @@
       <w:spacing w:after="0" w:line="240" w:lineRule="auto"/>
     </w:pPr>
     <w:rPr>
+      <w:rFonts w:eastAsia="黑体"/>
       <w:color w:themeColor="text1" w:val="000000"/>
     </w:rPr>
     <w:tblPr>
@@ -14682,6 +15315,7 @@
     </w:tcPr>
     <w:tblStylePr w:type="firstRow">
       <w:rPr>
+        <w:rFonts w:eastAsia="黑体"/>
         <w:b/>
         <w:bCs/>
         <w:color w:themeColor="background1" w:val="FFFFFF"/>
@@ -14696,6 +15330,7 @@
     </w:tblStylePr>
     <w:tblStylePr w:type="lastRow">
       <w:rPr>
+        <w:rFonts w:eastAsia="黑体"/>
         <w:b/>
         <w:bCs/>
         <w:color w:themeColor="accent2" w:themeShade="CC" w:val="9E3A38"/>
@@ -14710,12 +15345,14 @@
     </w:tblStylePr>
     <w:tblStylePr w:type="firstCol">
       <w:rPr>
+        <w:rFonts w:eastAsia="黑体"/>
         <w:b/>
         <w:bCs/>
       </w:rPr>
     </w:tblStylePr>
     <w:tblStylePr w:type="lastCol">
       <w:rPr>
+        <w:rFonts w:eastAsia="黑体"/>
         <w:b/>
         <w:bCs/>
       </w:rPr>
@@ -14750,6 +15387,7 @@
       <w:spacing w:after="0" w:line="240" w:lineRule="auto"/>
     </w:pPr>
     <w:rPr>
+      <w:rFonts w:eastAsia="黑体"/>
       <w:color w:themeColor="text1" w:val="000000"/>
     </w:rPr>
     <w:tblPr>
@@ -14768,6 +15406,7 @@
     </w:tcPr>
     <w:tblStylePr w:type="firstRow">
       <w:rPr>
+        <w:rFonts w:eastAsia="黑体"/>
         <w:b/>
         <w:bCs/>
         <w:color w:themeColor="background1" w:val="FFFFFF"/>
@@ -14782,6 +15421,7 @@
     </w:tblStylePr>
     <w:tblStylePr w:type="lastRow">
       <w:rPr>
+        <w:rFonts w:eastAsia="黑体"/>
         <w:b/>
         <w:bCs/>
         <w:color w:themeColor="accent2" w:themeShade="CC" w:val="9E3A38"/>
@@ -14796,12 +15436,14 @@
     </w:tblStylePr>
     <w:tblStylePr w:type="firstCol">
       <w:rPr>
+        <w:rFonts w:eastAsia="黑体"/>
         <w:b/>
         <w:bCs/>
       </w:rPr>
     </w:tblStylePr>
     <w:tblStylePr w:type="lastCol">
       <w:rPr>
+        <w:rFonts w:eastAsia="黑体"/>
         <w:b/>
         <w:bCs/>
       </w:rPr>
@@ -14836,6 +15478,7 @@
       <w:spacing w:after="0" w:line="240" w:lineRule="auto"/>
     </w:pPr>
     <w:rPr>
+      <w:rFonts w:eastAsia="黑体"/>
       <w:color w:themeColor="text1" w:val="000000"/>
     </w:rPr>
     <w:tblPr>
@@ -14854,6 +15497,7 @@
     </w:tcPr>
     <w:tblStylePr w:type="firstRow">
       <w:rPr>
+        <w:rFonts w:eastAsia="黑体"/>
         <w:b/>
         <w:bCs/>
         <w:color w:themeColor="background1" w:val="FFFFFF"/>
@@ -14868,6 +15512,7 @@
     </w:tblStylePr>
     <w:tblStylePr w:type="lastRow">
       <w:rPr>
+        <w:rFonts w:eastAsia="黑体"/>
         <w:b/>
         <w:bCs/>
         <w:color w:themeColor="accent4" w:themeShade="CC" w:val="664E82"/>
@@ -14882,12 +15527,14 @@
     </w:tblStylePr>
     <w:tblStylePr w:type="firstCol">
       <w:rPr>
+        <w:rFonts w:eastAsia="黑体"/>
         <w:b/>
         <w:bCs/>
       </w:rPr>
     </w:tblStylePr>
     <w:tblStylePr w:type="lastCol">
       <w:rPr>
+        <w:rFonts w:eastAsia="黑体"/>
         <w:b/>
         <w:bCs/>
       </w:rPr>
@@ -14922,6 +15569,7 @@
       <w:spacing w:after="0" w:line="240" w:lineRule="auto"/>
     </w:pPr>
     <w:rPr>
+      <w:rFonts w:eastAsia="黑体"/>
       <w:color w:themeColor="text1" w:val="000000"/>
     </w:rPr>
     <w:tblPr>
@@ -14940,6 +15588,7 @@
     </w:tcPr>
     <w:tblStylePr w:type="firstRow">
       <w:rPr>
+        <w:rFonts w:eastAsia="黑体"/>
         <w:b/>
         <w:bCs/>
         <w:color w:themeColor="background1" w:val="FFFFFF"/>
@@ -14954,6 +15603,7 @@
     </w:tblStylePr>
     <w:tblStylePr w:type="lastRow">
       <w:rPr>
+        <w:rFonts w:eastAsia="黑体"/>
         <w:b/>
         <w:bCs/>
         <w:color w:themeColor="accent3" w:themeShade="CC" w:val="7E9C40"/>
@@ -14968,12 +15618,14 @@
     </w:tblStylePr>
     <w:tblStylePr w:type="firstCol">
       <w:rPr>
+        <w:rFonts w:eastAsia="黑体"/>
         <w:b/>
         <w:bCs/>
       </w:rPr>
     </w:tblStylePr>
     <w:tblStylePr w:type="lastCol">
       <w:rPr>
+        <w:rFonts w:eastAsia="黑体"/>
         <w:b/>
         <w:bCs/>
       </w:rPr>
@@ -15008,6 +15660,7 @@
       <w:spacing w:after="0" w:line="240" w:lineRule="auto"/>
     </w:pPr>
     <w:rPr>
+      <w:rFonts w:eastAsia="黑体"/>
       <w:color w:themeColor="text1" w:val="000000"/>
     </w:rPr>
     <w:tblPr>
@@ -15026,6 +15679,7 @@
     </w:tcPr>
     <w:tblStylePr w:type="firstRow">
       <w:rPr>
+        <w:rFonts w:eastAsia="黑体"/>
         <w:b/>
         <w:bCs/>
         <w:color w:themeColor="background1" w:val="FFFFFF"/>
@@ -15040,6 +15694,7 @@
     </w:tblStylePr>
     <w:tblStylePr w:type="lastRow">
       <w:rPr>
+        <w:rFonts w:eastAsia="黑体"/>
         <w:b/>
         <w:bCs/>
         <w:color w:themeColor="accent6" w:themeShade="CC" w:val="F2730A"/>
@@ -15054,12 +15709,14 @@
     </w:tblStylePr>
     <w:tblStylePr w:type="firstCol">
       <w:rPr>
+        <w:rFonts w:eastAsia="黑体"/>
         <w:b/>
         <w:bCs/>
       </w:rPr>
     </w:tblStylePr>
     <w:tblStylePr w:type="lastCol">
       <w:rPr>
+        <w:rFonts w:eastAsia="黑体"/>
         <w:b/>
         <w:bCs/>
       </w:rPr>
@@ -15094,6 +15751,7 @@
       <w:spacing w:after="0" w:line="240" w:lineRule="auto"/>
     </w:pPr>
     <w:rPr>
+      <w:rFonts w:eastAsia="黑体"/>
       <w:color w:themeColor="text1" w:val="000000"/>
     </w:rPr>
     <w:tblPr>
@@ -15112,6 +15770,7 @@
     </w:tcPr>
     <w:tblStylePr w:type="firstRow">
       <w:rPr>
+        <w:rFonts w:eastAsia="黑体"/>
         <w:b/>
         <w:bCs/>
         <w:color w:themeColor="background1" w:val="FFFFFF"/>
@@ -15126,6 +15785,7 @@
     </w:tblStylePr>
     <w:tblStylePr w:type="lastRow">
       <w:rPr>
+        <w:rFonts w:eastAsia="黑体"/>
         <w:b/>
         <w:bCs/>
         <w:color w:themeColor="accent5" w:themeShade="CC" w:val="348DA5"/>
@@ -15140,12 +15800,14 @@
     </w:tblStylePr>
     <w:tblStylePr w:type="firstCol">
       <w:rPr>
+        <w:rFonts w:eastAsia="黑体"/>
         <w:b/>
         <w:bCs/>
       </w:rPr>
     </w:tblStylePr>
     <w:tblStylePr w:type="lastCol">
       <w:rPr>
+        <w:rFonts w:eastAsia="黑体"/>
         <w:b/>
         <w:bCs/>
       </w:rPr>
@@ -15180,6 +15842,7 @@
       <w:spacing w:after="0" w:line="240" w:lineRule="auto"/>
     </w:pPr>
     <w:rPr>
+      <w:rFonts w:eastAsia="黑体"/>
       <w:color w:themeColor="text1" w:val="000000"/>
     </w:rPr>
     <w:tblPr>
@@ -15201,6 +15864,7 @@
     </w:tcPr>
     <w:tblStylePr w:type="firstRow">
       <w:rPr>
+        <w:rFonts w:eastAsia="黑体"/>
         <w:b/>
         <w:bCs/>
       </w:rPr>
@@ -15211,6 +15875,7 @@
     </w:tblStylePr>
     <w:tblStylePr w:type="lastRow">
       <w:rPr>
+        <w:rFonts w:eastAsia="黑体"/>
         <w:b/>
         <w:bCs/>
         <w:color w:themeColor="text1" w:val="000000"/>
@@ -15222,6 +15887,7 @@
     </w:tblStylePr>
     <w:tblStylePr w:type="firstCol">
       <w:rPr>
+        <w:rFonts w:eastAsia="黑体"/>
         <w:color w:themeColor="background1" w:val="FFFFFF"/>
       </w:rPr>
       <w:tblPr/>
@@ -15231,6 +15897,7 @@
     </w:tblStylePr>
     <w:tblStylePr w:type="lastCol">
       <w:rPr>
+        <w:rFonts w:eastAsia="黑体"/>
         <w:color w:themeColor="background1" w:val="FFFFFF"/>
       </w:rPr>
       <w:tblPr/>
@@ -15260,6 +15927,7 @@
       <w:spacing w:after="0" w:line="240" w:lineRule="auto"/>
     </w:pPr>
     <w:rPr>
+      <w:rFonts w:eastAsia="黑体"/>
       <w:color w:themeColor="text1" w:val="000000"/>
     </w:rPr>
     <w:tblPr>
@@ -15281,6 +15949,7 @@
     </w:tcPr>
     <w:tblStylePr w:type="firstRow">
       <w:rPr>
+        <w:rFonts w:eastAsia="黑体"/>
         <w:b/>
         <w:bCs/>
       </w:rPr>
@@ -15291,6 +15960,7 @@
     </w:tblStylePr>
     <w:tblStylePr w:type="lastRow">
       <w:rPr>
+        <w:rFonts w:eastAsia="黑体"/>
         <w:b/>
         <w:bCs/>
         <w:color w:themeColor="text1" w:val="000000"/>
@@ -15302,6 +15972,7 @@
     </w:tblStylePr>
     <w:tblStylePr w:type="firstCol">
       <w:rPr>
+        <w:rFonts w:eastAsia="黑体"/>
         <w:color w:themeColor="background1" w:val="FFFFFF"/>
       </w:rPr>
       <w:tblPr/>
@@ -15311,6 +15982,7 @@
     </w:tblStylePr>
     <w:tblStylePr w:type="lastCol">
       <w:rPr>
+        <w:rFonts w:eastAsia="黑体"/>
         <w:color w:themeColor="background1" w:val="FFFFFF"/>
       </w:rPr>
       <w:tblPr/>
@@ -15340,6 +16012,7 @@
       <w:spacing w:after="0" w:line="240" w:lineRule="auto"/>
     </w:pPr>
     <w:rPr>
+      <w:rFonts w:eastAsia="黑体"/>
       <w:color w:themeColor="text1" w:val="000000"/>
     </w:rPr>
     <w:tblPr>
@@ -15361,6 +16034,7 @@
     </w:tcPr>
     <w:tblStylePr w:type="firstRow">
       <w:rPr>
+        <w:rFonts w:eastAsia="黑体"/>
         <w:b/>
         <w:bCs/>
       </w:rPr>
@@ -15371,6 +16045,7 @@
     </w:tblStylePr>
     <w:tblStylePr w:type="lastRow">
       <w:rPr>
+        <w:rFonts w:eastAsia="黑体"/>
         <w:b/>
         <w:bCs/>
         <w:color w:themeColor="text1" w:val="000000"/>
@@ -15382,6 +16057,7 @@
     </w:tblStylePr>
     <w:tblStylePr w:type="firstCol">
       <w:rPr>
+        <w:rFonts w:eastAsia="黑体"/>
         <w:color w:themeColor="background1" w:val="FFFFFF"/>
       </w:rPr>
       <w:tblPr/>
@@ -15391,6 +16067,7 @@
     </w:tblStylePr>
     <w:tblStylePr w:type="lastCol">
       <w:rPr>
+        <w:rFonts w:eastAsia="黑体"/>
         <w:color w:themeColor="background1" w:val="FFFFFF"/>
       </w:rPr>
       <w:tblPr/>
@@ -15420,6 +16097,7 @@
       <w:spacing w:after="0" w:line="240" w:lineRule="auto"/>
     </w:pPr>
     <w:rPr>
+      <w:rFonts w:eastAsia="黑体"/>
       <w:color w:themeColor="text1" w:val="000000"/>
     </w:rPr>
     <w:tblPr>
@@ -15441,6 +16119,7 @@
     </w:tcPr>
     <w:tblStylePr w:type="firstRow">
       <w:rPr>
+        <w:rFonts w:eastAsia="黑体"/>
         <w:b/>
         <w:bCs/>
       </w:rPr>
@@ -15451,6 +16130,7 @@
     </w:tblStylePr>
     <w:tblStylePr w:type="lastRow">
       <w:rPr>
+        <w:rFonts w:eastAsia="黑体"/>
         <w:b/>
         <w:bCs/>
         <w:color w:themeColor="text1" w:val="000000"/>
@@ -15462,6 +16142,7 @@
     </w:tblStylePr>
     <w:tblStylePr w:type="firstCol">
       <w:rPr>
+        <w:rFonts w:eastAsia="黑体"/>
         <w:color w:themeColor="background1" w:val="FFFFFF"/>
       </w:rPr>
       <w:tblPr/>
@@ -15471,6 +16152,7 @@
     </w:tblStylePr>
     <w:tblStylePr w:type="lastCol">
       <w:rPr>
+        <w:rFonts w:eastAsia="黑体"/>
         <w:color w:themeColor="background1" w:val="FFFFFF"/>
       </w:rPr>
       <w:tblPr/>
@@ -15500,6 +16182,7 @@
       <w:spacing w:after="0" w:line="240" w:lineRule="auto"/>
     </w:pPr>
     <w:rPr>
+      <w:rFonts w:eastAsia="黑体"/>
       <w:color w:themeColor="text1" w:val="000000"/>
     </w:rPr>
     <w:tblPr>
@@ -15521,6 +16204,7 @@
     </w:tcPr>
     <w:tblStylePr w:type="firstRow">
       <w:rPr>
+        <w:rFonts w:eastAsia="黑体"/>
         <w:b/>
         <w:bCs/>
       </w:rPr>
@@ -15531,6 +16215,7 @@
     </w:tblStylePr>
     <w:tblStylePr w:type="lastRow">
       <w:rPr>
+        <w:rFonts w:eastAsia="黑体"/>
         <w:b/>
         <w:bCs/>
         <w:color w:themeColor="text1" w:val="000000"/>
@@ -15542,6 +16227,7 @@
     </w:tblStylePr>
     <w:tblStylePr w:type="firstCol">
       <w:rPr>
+        <w:rFonts w:eastAsia="黑体"/>
         <w:color w:themeColor="background1" w:val="FFFFFF"/>
       </w:rPr>
       <w:tblPr/>
@@ -15551,6 +16237,7 @@
     </w:tblStylePr>
     <w:tblStylePr w:type="lastCol">
       <w:rPr>
+        <w:rFonts w:eastAsia="黑体"/>
         <w:color w:themeColor="background1" w:val="FFFFFF"/>
       </w:rPr>
       <w:tblPr/>
@@ -15580,6 +16267,7 @@
       <w:spacing w:after="0" w:line="240" w:lineRule="auto"/>
     </w:pPr>
     <w:rPr>
+      <w:rFonts w:eastAsia="黑体"/>
       <w:color w:themeColor="text1" w:val="000000"/>
     </w:rPr>
     <w:tblPr>
@@ -15601,6 +16289,7 @@
     </w:tcPr>
     <w:tblStylePr w:type="firstRow">
       <w:rPr>
+        <w:rFonts w:eastAsia="黑体"/>
         <w:b/>
         <w:bCs/>
       </w:rPr>
@@ -15611,6 +16300,7 @@
     </w:tblStylePr>
     <w:tblStylePr w:type="lastRow">
       <w:rPr>
+        <w:rFonts w:eastAsia="黑体"/>
         <w:b/>
         <w:bCs/>
         <w:color w:themeColor="text1" w:val="000000"/>
@@ -15622,6 +16312,7 @@
     </w:tblStylePr>
     <w:tblStylePr w:type="firstCol">
       <w:rPr>
+        <w:rFonts w:eastAsia="黑体"/>
         <w:color w:themeColor="background1" w:val="FFFFFF"/>
       </w:rPr>
       <w:tblPr/>
@@ -15631,6 +16322,7 @@
     </w:tblStylePr>
     <w:tblStylePr w:type="lastCol">
       <w:rPr>
+        <w:rFonts w:eastAsia="黑体"/>
         <w:color w:themeColor="background1" w:val="FFFFFF"/>
       </w:rPr>
       <w:tblPr/>
@@ -15660,6 +16352,7 @@
       <w:spacing w:after="0" w:line="240" w:lineRule="auto"/>
     </w:pPr>
     <w:rPr>
+      <w:rFonts w:eastAsia="黑体"/>
       <w:color w:themeColor="text1" w:val="000000"/>
     </w:rPr>
     <w:tblPr>
@@ -15681,6 +16374,7 @@
     </w:tcPr>
     <w:tblStylePr w:type="firstRow">
       <w:rPr>
+        <w:rFonts w:eastAsia="黑体"/>
         <w:b/>
         <w:bCs/>
       </w:rPr>
@@ -15691,6 +16385,7 @@
     </w:tblStylePr>
     <w:tblStylePr w:type="lastRow">
       <w:rPr>
+        <w:rFonts w:eastAsia="黑体"/>
         <w:b/>
         <w:bCs/>
         <w:color w:themeColor="text1" w:val="000000"/>
@@ -15702,6 +16397,7 @@
     </w:tblStylePr>
     <w:tblStylePr w:type="firstCol">
       <w:rPr>
+        <w:rFonts w:eastAsia="黑体"/>
         <w:color w:themeColor="background1" w:val="FFFFFF"/>
       </w:rPr>
       <w:tblPr/>
@@ -15711,6 +16407,7 @@
     </w:tblStylePr>
     <w:tblStylePr w:type="lastCol">
       <w:rPr>
+        <w:rFonts w:eastAsia="黑体"/>
         <w:color w:themeColor="background1" w:val="FFFFFF"/>
       </w:rPr>
       <w:tblPr/>
@@ -15743,6 +16440,7 @@
     <w:name w:val="KeywordTok"/>
     <w:basedOn w:val="VerbatimChar"/>
     <w:rPr>
+      <w:rFonts w:eastAsia="黑体"/>
       <w:b/>
       <w:color w:val="007020"/>
     </w:rPr>
@@ -15751,6 +16449,7 @@
     <w:name w:val="DataTypeTok"/>
     <w:basedOn w:val="VerbatimChar"/>
     <w:rPr>
+      <w:rFonts w:eastAsia="黑体"/>
       <w:color w:val="902000"/>
     </w:rPr>
   </w:style>
@@ -15758,6 +16457,7 @@
     <w:name w:val="DecValTok"/>
     <w:basedOn w:val="VerbatimChar"/>
     <w:rPr>
+      <w:rFonts w:eastAsia="黑体"/>
       <w:color w:val="40a070"/>
     </w:rPr>
   </w:style>
@@ -15765,6 +16465,7 @@
     <w:name w:val="BaseNTok"/>
     <w:basedOn w:val="VerbatimChar"/>
     <w:rPr>
+      <w:rFonts w:eastAsia="黑体"/>
       <w:color w:val="40a070"/>
     </w:rPr>
   </w:style>
@@ -15772,6 +16473,7 @@
     <w:name w:val="FloatTok"/>
     <w:basedOn w:val="VerbatimChar"/>
     <w:rPr>
+      <w:rFonts w:eastAsia="黑体"/>
       <w:color w:val="40a070"/>
     </w:rPr>
   </w:style>
@@ -15779,6 +16481,7 @@
     <w:name w:val="ConstantTok"/>
     <w:basedOn w:val="VerbatimChar"/>
     <w:rPr>
+      <w:rFonts w:eastAsia="黑体"/>
       <w:color w:val="880000"/>
     </w:rPr>
   </w:style>
@@ -15786,6 +16489,7 @@
     <w:name w:val="CharTok"/>
     <w:basedOn w:val="VerbatimChar"/>
     <w:rPr>
+      <w:rFonts w:eastAsia="黑体"/>
       <w:color w:val="4070a0"/>
     </w:rPr>
   </w:style>
@@ -15793,6 +16497,7 @@
     <w:name w:val="SpecialCharTok"/>
     <w:basedOn w:val="VerbatimChar"/>
     <w:rPr>
+      <w:rFonts w:eastAsia="黑体"/>
       <w:color w:val="4070a0"/>
     </w:rPr>
   </w:style>
@@ -15800,6 +16505,7 @@
     <w:name w:val="StringTok"/>
     <w:basedOn w:val="VerbatimChar"/>
     <w:rPr>
+      <w:rFonts w:eastAsia="黑体"/>
       <w:color w:val="4070a0"/>
     </w:rPr>
   </w:style>
@@ -15807,6 +16513,7 @@
     <w:name w:val="VerbatimStringTok"/>
     <w:basedOn w:val="VerbatimChar"/>
     <w:rPr>
+      <w:rFonts w:eastAsia="黑体"/>
       <w:color w:val="4070a0"/>
     </w:rPr>
   </w:style>
@@ -15814,6 +16521,7 @@
     <w:name w:val="SpecialStringTok"/>
     <w:basedOn w:val="VerbatimChar"/>
     <w:rPr>
+      <w:rFonts w:eastAsia="黑体"/>
       <w:color w:val="bb6688"/>
     </w:rPr>
   </w:style>
@@ -15821,6 +16529,7 @@
     <w:name w:val="ImportTok"/>
     <w:basedOn w:val="VerbatimChar"/>
     <w:rPr>
+      <w:rFonts w:eastAsia="黑体"/>
       <w:b/>
       <w:color w:val="008000"/>
     </w:rPr>
@@ -15829,6 +16538,7 @@
     <w:name w:val="CommentTok"/>
     <w:basedOn w:val="VerbatimChar"/>
     <w:rPr>
+      <w:rFonts w:eastAsia="黑体"/>
       <w:i/>
       <w:color w:val="60a0b0"/>
     </w:rPr>
@@ -15837,6 +16547,7 @@
     <w:name w:val="DocumentationTok"/>
     <w:basedOn w:val="VerbatimChar"/>
     <w:rPr>
+      <w:rFonts w:eastAsia="黑体"/>
       <w:i/>
       <w:color w:val="ba2121"/>
     </w:rPr>
@@ -15845,6 +16556,7 @@
     <w:name w:val="AnnotationTok"/>
     <w:basedOn w:val="VerbatimChar"/>
     <w:rPr>
+      <w:rFonts w:eastAsia="黑体"/>
       <w:b/>
       <w:i/>
       <w:color w:val="60a0b0"/>
@@ -15854,6 +16566,7 @@
     <w:name w:val="CommentVarTok"/>
     <w:basedOn w:val="VerbatimChar"/>
     <w:rPr>
+      <w:rFonts w:eastAsia="黑体"/>
       <w:b/>
       <w:i/>
       <w:color w:val="60a0b0"/>
@@ -15863,6 +16576,7 @@
     <w:name w:val="OtherTok"/>
     <w:basedOn w:val="VerbatimChar"/>
     <w:rPr>
+      <w:rFonts w:eastAsia="黑体"/>
       <w:color w:val="007020"/>
     </w:rPr>
   </w:style>
@@ -15870,6 +16584,7 @@
     <w:name w:val="FunctionTok"/>
     <w:basedOn w:val="VerbatimChar"/>
     <w:rPr>
+      <w:rFonts w:eastAsia="黑体"/>
       <w:color w:val="06287e"/>
     </w:rPr>
   </w:style>
@@ -15877,6 +16592,7 @@
     <w:name w:val="VariableTok"/>
     <w:basedOn w:val="VerbatimChar"/>
     <w:rPr>
+      <w:rFonts w:eastAsia="黑体"/>
       <w:color w:val="19177c"/>
     </w:rPr>
   </w:style>
@@ -15884,6 +16600,7 @@
     <w:name w:val="ControlFlowTok"/>
     <w:basedOn w:val="VerbatimChar"/>
     <w:rPr>
+      <w:rFonts w:eastAsia="黑体"/>
       <w:b/>
       <w:color w:val="007020"/>
     </w:rPr>
@@ -15892,6 +16609,7 @@
     <w:name w:val="OperatorTok"/>
     <w:basedOn w:val="VerbatimChar"/>
     <w:rPr>
+      <w:rFonts w:eastAsia="黑体"/>
       <w:color w:val="666666"/>
     </w:rPr>
   </w:style>
@@ -15899,18 +16617,22 @@
     <w:name w:val="BuiltInTok"/>
     <w:basedOn w:val="VerbatimChar"/>
     <w:rPr>
+      <w:rFonts w:eastAsia="黑体"/>
       <w:color w:val="008000"/>
     </w:rPr>
   </w:style>
   <w:style w:type="character" w:customStyle="1" w:styleId="ExtensionTok">
     <w:name w:val="ExtensionTok"/>
     <w:basedOn w:val="VerbatimChar"/>
-    <w:rPr/>
+    <w:rPr>
+      <w:rFonts w:eastAsia="黑体"/>
+    </w:rPr>
   </w:style>
   <w:style w:type="character" w:customStyle="1" w:styleId="PreprocessorTok">
     <w:name w:val="PreprocessorTok"/>
     <w:basedOn w:val="VerbatimChar"/>
     <w:rPr>
+      <w:rFonts w:eastAsia="黑体"/>
       <w:color w:val="bc7a00"/>
     </w:rPr>
   </w:style>
@@ -15918,18 +16640,22 @@
     <w:name w:val="AttributeTok"/>
     <w:basedOn w:val="VerbatimChar"/>
     <w:rPr>
+      <w:rFonts w:eastAsia="黑体"/>
       <w:color w:val="7d9029"/>
     </w:rPr>
   </w:style>
   <w:style w:type="character" w:customStyle="1" w:styleId="RegionMarkerTok">
     <w:name w:val="RegionMarkerTok"/>
     <w:basedOn w:val="VerbatimChar"/>
-    <w:rPr/>
+    <w:rPr>
+      <w:rFonts w:eastAsia="黑体"/>
+    </w:rPr>
   </w:style>
   <w:style w:type="character" w:customStyle="1" w:styleId="InformationTok">
     <w:name w:val="InformationTok"/>
     <w:basedOn w:val="VerbatimChar"/>
     <w:rPr>
+      <w:rFonts w:eastAsia="黑体"/>
       <w:b/>
       <w:i/>
       <w:color w:val="60a0b0"/>
@@ -15939,6 +16665,7 @@
     <w:name w:val="WarningTok"/>
     <w:basedOn w:val="VerbatimChar"/>
     <w:rPr>
+      <w:rFonts w:eastAsia="黑体"/>
       <w:b/>
       <w:i/>
       <w:color w:val="60a0b0"/>
@@ -15948,6 +16675,7 @@
     <w:name w:val="AlertTok"/>
     <w:basedOn w:val="VerbatimChar"/>
     <w:rPr>
+      <w:rFonts w:eastAsia="黑体"/>
       <w:b/>
       <w:color w:val="ff0000"/>
     </w:rPr>
@@ -15956,6 +16684,7 @@
     <w:name w:val="ErrorTok"/>
     <w:basedOn w:val="VerbatimChar"/>
     <w:rPr>
+      <w:rFonts w:eastAsia="黑体"/>
       <w:b/>
       <w:color w:val="ff0000"/>
     </w:rPr>
@@ -15963,7 +16692,9 @@
   <w:style w:type="character" w:customStyle="1" w:styleId="NormalTok">
     <w:name w:val="NormalTok"/>
     <w:basedOn w:val="VerbatimChar"/>
-    <w:rPr/>
+    <w:rPr>
+      <w:rFonts w:eastAsia="黑体"/>
+    </w:rPr>
   </w:style>
 </w:styles>
 </file>
@@ -16012,12 +16743,12 @@
     <a:fontScheme name="Office">
       <a:majorFont>
         <a:latin typeface="Calibri"/>
-        <a:ea typeface=""/>
+        <a:ea typeface="黑体"/>
         <a:cs typeface=""/>
         <a:font script="Jpan" typeface="ＭＳ ゴシック"/>
         <a:font script="Hang" typeface="맑은 고딕"/>
-        <a:font script="Hans" typeface="宋体"/>
-        <a:font script="Hant" typeface="新細明體"/>
+        <a:font script="Hans" typeface="黑体"/>
+        <a:font script="Hant" typeface="黑体"/>
         <a:font script="Arab" typeface="Times New Roman"/>
         <a:font script="Hebr" typeface="Times New Roman"/>
         <a:font script="Thai" typeface="Angsana New"/>
@@ -16047,12 +16778,12 @@
       </a:majorFont>
       <a:minorFont>
         <a:latin typeface="Cambria"/>
-        <a:ea typeface=""/>
+        <a:ea typeface="黑体"/>
         <a:cs typeface=""/>
         <a:font script="Jpan" typeface="ＭＳ 明朝"/>
         <a:font script="Hang" typeface="맑은 고딕"/>
-        <a:font script="Hans" typeface="宋体"/>
-        <a:font script="Hant" typeface="新細明體"/>
+        <a:font script="Hans" typeface="黑体"/>
+        <a:font script="Hant" typeface="黑体"/>
         <a:font script="Arab" typeface="Arial"/>
         <a:font script="Hebr" typeface="Arial"/>
         <a:font script="Thai" typeface="Cordia New"/>

--- a/01-电源电路/02-开关电源/全桥/全桥DC-DC电路/全桥DC-DC电路.docx
+++ b/01-电源电路/02-开关电源/全桥/全桥DC-DC电路/全桥DC-DC电路.docx
@@ -3672,7 +3672,7 @@
           <w:color w:val="555555"/>
           <w:sz w:val="21"/>
         </w:rPr>
-        <w:t>材料收集者：杜文杰，WX手机：19519196569，QQ:3478827729</w:t>
+        <w:t>材料收集者：杜文杰，微信/手机：19519196569，QQ:3478827729</w:t>
       </w:r>
     </w:p>
     <w:sectPr>
